--- a/docs/MarketStructure_Report.docx
+++ b/docs/MarketStructure_Report.docx
@@ -82,57 +82,7 @@
           <w:szCs w:val="19"/>
           <w:lang w:val="es-419"/>
         </w:rPr>
-        <w:t>Enrique Zambrano</w:t>
-      </w:r>
-      <w:r>
-        <w:rPr>
-          <w:rFonts w:ascii="Times New Roman" w:hAnsi="Times New Roman" w:cs="Times New Roman"/>
-          <w:color w:val="000000" w:themeColor="text1"/>
-          <w:sz w:val="19"/>
-          <w:szCs w:val="19"/>
-          <w:lang w:val="es-419"/>
-        </w:rPr>
-        <w:t xml:space="preserve">, </w:t>
-      </w:r>
-      <w:r>
-        <w:rPr>
-          <w:rFonts w:ascii="Times New Roman" w:hAnsi="Times New Roman" w:cs="Times New Roman"/>
-          <w:color w:val="000000" w:themeColor="text1"/>
-          <w:sz w:val="19"/>
-          <w:szCs w:val="19"/>
-          <w:lang w:val="es-419"/>
-        </w:rPr>
-        <w:t>Chirag Jha</w:t>
-      </w:r>
-      <w:r>
-        <w:rPr>
-          <w:rFonts w:ascii="Times New Roman" w:hAnsi="Times New Roman" w:cs="Times New Roman"/>
-          <w:color w:val="000000" w:themeColor="text1"/>
-          <w:sz w:val="19"/>
-          <w:szCs w:val="19"/>
-          <w:lang w:val="es-419"/>
-        </w:rPr>
-        <w:t>,</w:t>
-      </w:r>
-      <w:r>
-        <w:rPr>
-          <w:rFonts w:ascii="Times New Roman" w:hAnsi="Times New Roman" w:cs="Times New Roman"/>
-          <w:color w:val="000000" w:themeColor="text1"/>
-          <w:sz w:val="19"/>
-          <w:szCs w:val="19"/>
-          <w:lang w:val="es-419"/>
-        </w:rPr>
-        <w:t xml:space="preserve"> Anthony Mazy</w:t>
-      </w:r>
-      <w:r>
-        <w:rPr>
-          <w:rFonts w:ascii="Times New Roman" w:hAnsi="Times New Roman" w:cs="Times New Roman"/>
-          <w:color w:val="000000" w:themeColor="text1"/>
-          <w:sz w:val="19"/>
-          <w:szCs w:val="19"/>
-          <w:lang w:val="es-419"/>
-        </w:rPr>
-        <w:t xml:space="preserve">, Bangjie Xu </w:t>
+        <w:t xml:space="preserve">Enrique Zambrano, Chirag Jha, Anthony Mazy, Bangjie Xu </w:t>
       </w:r>
     </w:p>
     <w:p>
@@ -175,7 +125,7 @@
           <w:sz w:val="18"/>
           <w:szCs w:val="18"/>
         </w:rPr>
-        <w:t xml:space="preserve">We compare five portfolio construction methods — equal-weight, cap-weight, minimum-variance, equal-risk-contribution (ERC) and maximum-diversification — in terms of how many independent sources of risk each actually holds. Using a rolling principal-components decomposition of the top-500 U.S. stocks (2003–2025), we project each portfolio's weights onto the eigenspace and </w:t>
+        <w:t xml:space="preserve">We compare five portfolio construction methods in terms of how many independent sources of risk each actually holds: equal-weight, capitalization-weighted, minimum variance, equal-risk-contribution (ERC), and maximum diversification. Using a rolling principal-components decomposition of the top-500 U.S. stocks (2003–2025), we project each portfolio's weights onto the eigenspace and summarize the resulting variance shares with three diversification measures: an entropy-based effective number of bets (ENB), an HHI-based ENB, and the share of variance explained by the first 10 components. </w:t>
       </w:r>
       <w:r>
         <w:rPr>
@@ -184,44 +134,7 @@
           <w:sz w:val="18"/>
           <w:szCs w:val="18"/>
         </w:rPr>
-        <w:t>summarize</w:t>
-      </w:r>
-      <w:r>
-        <w:rPr>
-          <w:rFonts w:ascii="Times New Roman" w:hAnsi="Times New Roman" w:cs="Times New Roman"/>
-          <w:color w:val="000000" w:themeColor="text1"/>
-          <w:sz w:val="18"/>
-          <w:szCs w:val="18"/>
-        </w:rPr>
-        <w:t xml:space="preserve"> the resulting variance shares with three diversification measures: an entropy-based effective number of bets (ENB), an HHI-based ENB, and </w:t>
-      </w:r>
-      <w:r>
-        <w:rPr>
-          <w:rFonts w:ascii="Times New Roman" w:hAnsi="Times New Roman" w:cs="Times New Roman"/>
-          <w:color w:val="000000" w:themeColor="text1"/>
-          <w:sz w:val="18"/>
-          <w:szCs w:val="18"/>
-        </w:rPr>
-        <w:t>the share of variance explained by the first 10 components</w:t>
-      </w:r>
-      <w:r>
-        <w:rPr>
-          <w:rFonts w:ascii="Times New Roman" w:hAnsi="Times New Roman" w:cs="Times New Roman"/>
-          <w:color w:val="000000" w:themeColor="text1"/>
-          <w:sz w:val="18"/>
-          <w:szCs w:val="18"/>
-        </w:rPr>
-        <w:t xml:space="preserve">. </w:t>
-      </w:r>
-      <w:r>
-        <w:rPr>
-          <w:rFonts w:ascii="Times New Roman" w:hAnsi="Times New Roman" w:cs="Times New Roman"/>
-          <w:color w:val="000000" w:themeColor="text1"/>
-          <w:sz w:val="18"/>
-          <w:szCs w:val="18"/>
-          <w:highlight w:val="yellow"/>
-        </w:rPr>
-        <w:t>Across the full sample the optimized risk-based portfolios (min-variance, max-diversification) hold roughly 5–6 effective bets, while the naive schemes — including equal-weight — hold barely more than one, because they load almost entirely on the market factor. We then study how diversification behaves through five stress regimes, with a focused analysis of the 2025 “Liberation Day” tariff shock, which provides an unusually clean, fast-reversing natural experiment.</w:t>
+        <w:t>Across the full sample the optimized risk-based portfolios (minimum variance, maximum diversification) hold roughly 5–6 effective bets, while the naive schemes, including equal-weight, hold barely more than one, because they load almost entirely on the market factor. We then study how diversification behaves through five stress regimes, with a focused analysis of the 2025 “Liberation Day” tariff shock, which provides an unusually clean, fast-reversing natural experiment.</w:t>
       </w:r>
     </w:p>
     <w:p>
@@ -286,49 +199,7 @@
           <w:rFonts w:ascii="Times New Roman" w:hAnsi="Times New Roman" w:cs="Times New Roman"/>
           <w:color w:val="000000" w:themeColor="text1"/>
         </w:rPr>
-        <w:t>or using the covariance matrix in the optimization</w:t>
-      </w:r>
-      <w:r>
-        <w:rPr>
-          <w:rFonts w:ascii="Times New Roman" w:hAnsi="Times New Roman" w:cs="Times New Roman"/>
-          <w:color w:val="000000" w:themeColor="text1"/>
-        </w:rPr>
-        <w:t xml:space="preserve"> </w:t>
-      </w:r>
-      <w:r>
-        <w:rPr>
-          <w:rFonts w:ascii="Times New Roman" w:hAnsi="Times New Roman" w:cs="Times New Roman"/>
-          <w:color w:val="000000" w:themeColor="text1"/>
-        </w:rPr>
-        <w:t>does not necessarily mean that a portfolio is well diversified. If many holdings are exposed to the same underlying factor, they may respond to market movements in similar ways, meaning that the portfolio has more exposure to the same source of risk than the number of holdings would suggest. This suggests that diversification should be evaluated not only by the number of stocks a portfolio holds, but also by how its exposure is distributed across independent sources of risk.</w:t>
-      </w:r>
-      <w:r>
-        <w:rPr>
-          <w:rFonts w:ascii="Times New Roman" w:hAnsi="Times New Roman" w:cs="Times New Roman"/>
-          <w:color w:val="000000" w:themeColor="text1"/>
-        </w:rPr>
-        <w:t xml:space="preserve"> </w:t>
-      </w:r>
-      <w:r>
-        <w:rPr>
-          <w:rFonts w:ascii="Times New Roman" w:hAnsi="Times New Roman" w:cs="Times New Roman"/>
-          <w:color w:val="000000" w:themeColor="text1"/>
-        </w:rPr>
-        <w:t>With this in mind</w:t>
-      </w:r>
-      <w:r>
-        <w:rPr>
-          <w:rFonts w:ascii="Times New Roman" w:hAnsi="Times New Roman" w:cs="Times New Roman"/>
-          <w:color w:val="000000" w:themeColor="text1"/>
-        </w:rPr>
-        <w:t xml:space="preserve">, </w:t>
-      </w:r>
-      <w:r>
-        <w:rPr>
-          <w:rFonts w:ascii="Times New Roman" w:hAnsi="Times New Roman" w:cs="Times New Roman"/>
-          <w:color w:val="000000" w:themeColor="text1"/>
-        </w:rPr>
-        <w:t xml:space="preserve">this project asks: </w:t>
+        <w:t xml:space="preserve">or using the covariance matrix in the optimization does not necessarily mean that a portfolio is well diversified. If many holdings are exposed to the same underlying factor, they may respond to market movements in similar ways, meaning that the portfolio has more exposure to the same source of risk than the number of holdings would suggest. This suggests that diversification should be evaluated not only by the number of stocks a portfolio holds, but also by how its exposure is distributed across independent sources of risk. With this in mind, this project asks: </w:t>
       </w:r>
       <w:r>
         <w:rPr>
@@ -353,21 +224,7 @@
           <w:rFonts w:ascii="Times New Roman" w:hAnsi="Times New Roman" w:cs="Times New Roman"/>
           <w:color w:val="000000" w:themeColor="text1"/>
         </w:rPr>
-        <w:t>We answer this question through the lens of principal component analysis (PCA). PCA decomposes the cross-section of stock returns into a set of uncorrelated factors. A portfolio is well diversified when its risk is spread across many of these factors, and less diversified when a small number of factors account for most of its risk. This provides a measure of diversification that does not depend on the number of stocks held and can capture changes in the underlying structure of the market.</w:t>
-      </w:r>
-      <w:r>
-        <w:rPr>
-          <w:rFonts w:ascii="Times New Roman" w:hAnsi="Times New Roman" w:cs="Times New Roman"/>
-          <w:color w:val="000000" w:themeColor="text1"/>
-        </w:rPr>
-        <w:t xml:space="preserve"> For this purpose, w</w:t>
-      </w:r>
-      <w:r>
-        <w:rPr>
-          <w:rFonts w:ascii="Times New Roman" w:hAnsi="Times New Roman" w:cs="Times New Roman"/>
-          <w:color w:val="000000" w:themeColor="text1"/>
-        </w:rPr>
-        <w:t>e compare five portfolio construction methods that represent three different approaches: naive methods, including equal-weight and capitalization-weighted portfolios; a risk-based method, equal-risk contribution (ERC); and covariance-based methods, minimum variance and maximum diversification.</w:t>
+        <w:t xml:space="preserve">We answer this question through the lens of principal component analysis (PCA). PCA decomposes the cross-section of stock returns into a set of uncorrelated factors. A portfolio is well diversified when its risk is spread across many of these factors, and less diversified when a small number of factors account for most of its risk. This provides a measure of diversification that does not depend on the number of stocks held and can capture changes in the underlying structure of the market. For this purpose, we compare five portfolio construction methods that represent three different approaches: naive methods, including equal-weight and capitalization-weighted portfolios; a risk-based method, equal-risk contribution (ERC); and covariance-based methods, minimum variance and maximum diversification.</w:t>
       </w:r>
     </w:p>
     <w:p>
@@ -425,28 +282,7 @@
           <w:rFonts w:ascii="Times New Roman" w:hAnsi="Times New Roman" w:cs="Times New Roman"/>
           <w:color w:val="000000" w:themeColor="text1"/>
         </w:rPr>
-        <w:t>The sample consists of a daily</w:t>
-      </w:r>
-      <w:r>
-        <w:rPr>
-          <w:rFonts w:ascii="Times New Roman" w:hAnsi="Times New Roman" w:cs="Times New Roman"/>
-          <w:color w:val="000000" w:themeColor="text1"/>
-        </w:rPr>
-        <w:t xml:space="preserve"> stock</w:t>
-      </w:r>
-      <w:r>
-        <w:rPr>
-          <w:rFonts w:ascii="Times New Roman" w:hAnsi="Times New Roman" w:cs="Times New Roman"/>
-          <w:color w:val="000000" w:themeColor="text1"/>
-        </w:rPr>
-        <w:t xml:space="preserve"> panel covering 3,256 U.S. securities from February 2001 to December 2025, resulting in approximately 6.25 million security-day observations, with a median of about 999 securities per day. For each day, we construct the estimation universe by selecting the 500 largest securities by market capitalization among those with a complete 504-day return history. This approach consistently provides 500 securities on every date </w:t>
-      </w:r>
-      <w:r>
-        <w:rPr>
-          <w:rFonts w:ascii="Times New Roman" w:hAnsi="Times New Roman" w:cs="Times New Roman"/>
-          <w:color w:val="000000" w:themeColor="text1"/>
-        </w:rPr>
-        <w:t>for the estimation of the covariance matrix.</w:t>
+        <w:t xml:space="preserve">The sample consists of a daily stock panel covering 3,256 U.S. securities from February 2001 to December 2025, resulting in approximately 6.25 million security-day observations, with a median of about 999 securities per day. For each day, we construct the estimation universe by selecting the 500 largest securities by market capitalization among those with a complete 504-day return history. This approach consistently provides 500 securities on every date for the estimation of the covariance matrix.</w:t>
       </w:r>
     </w:p>
     <w:p>
@@ -546,14 +382,7 @@
           <w:rFonts w:ascii="Times New Roman" w:hAnsi="Times New Roman" w:cs="Times New Roman"/>
           <w:color w:val="000000" w:themeColor="text1"/>
         </w:rPr>
-        <w:t xml:space="preserve"> </w:t>
-      </w:r>
-      <w:r>
-        <w:rPr>
-          <w:rFonts w:ascii="Times New Roman" w:hAnsi="Times New Roman" w:cs="Times New Roman"/>
-          <w:color w:val="000000" w:themeColor="text1"/>
-        </w:rPr>
-        <w:t>Each day, we construct an exponentially weighted covariance matrix using a 504-day window and a 252-day half-life. We use EWMA to allow the covariance estimates to adapt to changing market conditions by giving more weight to recent observations. We use a 504-day window to focus the estimation on the most recent two years, while the 252-day half-life prevents the estimates from being overly sensitive to short-term changes. These choices follow Kritzman et al. (2011). Before estimating the covariance matrix, we standardize returns using exponentially weighted means and volatilities.</w:t>
+        <w:t xml:space="preserve"> Each day, we construct an exponentially weighted covariance matrix using a 504-day window and a 252-day half-life. We use EWMA to allow the covariance estimates to adapt to changing market conditions by giving more weight to recent observations. We use a 504-day window to focus the estimation on the most recent two years, while the 252-day half-life prevents the estimates from being overly sensitive to short-term changes. These choices follow Kritzman et al. (2011). Before estimating the covariance matrix, we standardize returns using exponentially weighted means and volatilities.</w:t>
       </w:r>
     </w:p>
     <w:p>
@@ -584,14 +413,7 @@
           <w:rFonts w:ascii="Times New Roman" w:hAnsi="Times New Roman" w:cs="Times New Roman"/>
           <w:color w:val="000000" w:themeColor="text1"/>
         </w:rPr>
-        <w:t xml:space="preserve"> </w:t>
-      </w:r>
-      <w:r>
-        <w:rPr>
-          <w:rFonts w:ascii="Times New Roman" w:hAnsi="Times New Roman" w:cs="Times New Roman"/>
-          <w:color w:val="000000" w:themeColor="text1"/>
-        </w:rPr>
-        <w:t>Because the estimation period is short relative to the number of stocks, the sample covariance matrix can contain substantial estimation error (Ledoit &amp; Wolf, 2003), which can carry over to the PCA results. To address this, we shrink the covariance matrix toward a constant-correlation target using a shrinkage factor based on Ledoit-Wolf and adapted to the EWMA covariance matrix. We then smooth the estimated shrinkage parameter using a 60-day rolling average to reduce noise in the parameter estimate.</w:t>
+        <w:t xml:space="preserve"> Because the estimation period is short relative to the number of stocks, the sample covariance matrix can contain substantial estimation error (Ledoit &amp; Wolf, 2003), which can carry over to the PCA results. To address this, we shrink the covariance matrix toward a constant-correlation target using a shrinkage factor based on Ledoit-Wolf and adapted to the EWMA covariance matrix. We then smooth the estimated shrinkage parameter using a 60-day rolling average to reduce noise in the parameter estimate.</w:t>
       </w:r>
     </w:p>
     <w:p>
@@ -669,28 +491,7 @@
           <w:rFonts w:ascii="Times New Roman" w:hAnsi="Times New Roman" w:cs="Times New Roman"/>
           <w:color w:val="000000" w:themeColor="text1"/>
         </w:rPr>
-        <w:t xml:space="preserve">Intuitively, the concept of diversification is closely related to the fraction of portfolio variance explained by each component. A highly diversified portfolio should have a similar fraction of variance explained by each component, while a portfolio with low diversification should have a large portion of the variance explained by a few components. We can try to measure diversification by assessing how concentrated </w:t>
-      </w:r>
-      <w:r>
-        <w:rPr>
-          <w:rFonts w:ascii="Times New Roman" w:hAnsi="Times New Roman" w:cs="Times New Roman"/>
-          <w:color w:val="000000" w:themeColor="text1"/>
-        </w:rPr>
-        <w:t xml:space="preserve">is </w:t>
-      </w:r>
-      <w:r>
-        <w:rPr>
-          <w:rFonts w:ascii="Times New Roman" w:hAnsi="Times New Roman" w:cs="Times New Roman"/>
-          <w:color w:val="000000" w:themeColor="text1"/>
-        </w:rPr>
-        <w:t>the variance</w:t>
-      </w:r>
-      <w:r>
-        <w:rPr>
-          <w:rFonts w:ascii="Times New Roman" w:hAnsi="Times New Roman" w:cs="Times New Roman"/>
-          <w:color w:val="000000" w:themeColor="text1"/>
-        </w:rPr>
-        <w:t xml:space="preserve"> explained by the components.</w:t>
+        <w:t xml:space="preserve">Intuitively, the concept of diversification is closely related to the fraction of portfolio variance explained by each component. A highly diversified portfolio should have a similar fraction of variance explained by each component, while a portfolio with low diversification should have a large portion of the variance explained by a few components. We can try to measure diversification by assessing how concentrated is the variance explained by the components.</w:t>
       </w:r>
     </w:p>
     <w:p>
@@ -709,71 +510,49 @@
         </w:rPr>
         <w:t>To estimate the different diversification measures, we project the portfolio’s weights (re-expressed in standardized-return units) onto the eigenvectors and calculate the share of portfolio variance carried by each component (</w:t>
       </w:r>
-      <m:oMath>
-        <m:sSub>
-          <m:sSubPr>
-            <m:ctrlPr>
-              <w:rPr>
-                <w:rFonts w:ascii="Cambria Math" w:hAnsi="Cambria Math" w:cs="Times New Roman"/>
-                <w:i/>
-                <w:color w:val="000000" w:themeColor="text1"/>
-              </w:rPr>
-            </m:ctrlPr>
-          </m:sSubPr>
-          <m:e>
-            <m:r>
-              <w:rPr>
-                <w:rFonts w:ascii="Cambria Math" w:hAnsi="Cambria Math" w:cs="Times New Roman"/>
-                <w:color w:val="000000" w:themeColor="text1"/>
-              </w:rPr>
-              <m:t>p</m:t>
-            </m:r>
-          </m:e>
-          <m:sub>
-            <m:r>
-              <w:rPr>
-                <w:rFonts w:ascii="Cambria Math" w:hAnsi="Cambria Math" w:cs="Times New Roman"/>
-                <w:color w:val="000000" w:themeColor="text1"/>
-              </w:rPr>
-              <m:t>k</m:t>
-            </m:r>
-          </m:sub>
-        </m:sSub>
-      </m:oMath>
-      <w:r>
-        <w:rPr>
-          <w:rFonts w:ascii="Times New Roman" w:hAnsi="Times New Roman" w:cs="Times New Roman"/>
-          <w:color w:val="000000" w:themeColor="text1"/>
-        </w:rPr>
-        <w:t xml:space="preserve">). </w:t>
-      </w:r>
-      <w:r>
-        <w:rPr>
-          <w:rFonts w:ascii="Times New Roman" w:hAnsi="Times New Roman" w:cs="Times New Roman"/>
-          <w:color w:val="000000" w:themeColor="text1"/>
-        </w:rPr>
-        <w:t>A more</w:t>
-      </w:r>
-      <w:r>
-        <w:rPr>
-          <w:rFonts w:ascii="Times New Roman" w:hAnsi="Times New Roman" w:cs="Times New Roman"/>
-          <w:color w:val="000000" w:themeColor="text1"/>
-        </w:rPr>
-        <w:t xml:space="preserve"> detailed</w:t>
-      </w:r>
-      <w:r>
-        <w:rPr>
-          <w:rFonts w:ascii="Times New Roman" w:hAnsi="Times New Roman" w:cs="Times New Roman"/>
-          <w:color w:val="000000" w:themeColor="text1"/>
-        </w:rPr>
-        <w:t xml:space="preserve"> explanation and</w:t>
-      </w:r>
-      <w:r>
-        <w:rPr>
-          <w:rFonts w:ascii="Times New Roman" w:hAnsi="Times New Roman" w:cs="Times New Roman"/>
-          <w:color w:val="000000" w:themeColor="text1"/>
-        </w:rPr>
-        <w:t xml:space="preserve"> mathematical derivation is shown on appendix B.</w:t>
+      <w:r>
+        <w:drawing>
+          <wp:inline distT="0" distB="0" distL="0" distR="0" wp14:anchorId="00000000" wp14:editId="00000000">
+            <wp:extent cx="144792" cy="143174"/>
+            <wp:effectExtent l="0" t="0" r="0" b="0"/>
+            <wp:docPr id="800000000" name="Eq800000000"/>
+            <wp:cNvGraphicFramePr>
+              <a:graphicFrameLocks xmlns:a="http://schemas.openxmlformats.org/drawingml/2006/main" noChangeAspect="1"/>
+            </wp:cNvGraphicFramePr>
+            <a:graphic xmlns:a="http://schemas.openxmlformats.org/drawingml/2006/main">
+              <a:graphicData uri="http://schemas.openxmlformats.org/drawingml/2006/picture">
+                <pic:pic xmlns:pic="http://schemas.openxmlformats.org/drawingml/2006/picture">
+                  <pic:nvPicPr>
+                    <pic:cNvPr id="800000000" name=""/>
+                    <pic:cNvPicPr/>
+                  </pic:nvPicPr>
+                  <pic:blipFill>
+                    <a:blip r:embed="rId15"/>
+                    <a:stretch>
+                      <a:fillRect/>
+                    </a:stretch>
+                  </pic:blipFill>
+                  <pic:spPr>
+                    <a:xfrm>
+                      <a:off x="0" y="0"/>
+                      <a:ext cx="144792" cy="143174"/>
+                    </a:xfrm>
+                    <a:prstGeom prst="rect">
+                      <a:avLst/>
+                    </a:prstGeom>
+                  </pic:spPr>
+                </pic:pic>
+              </a:graphicData>
+            </a:graphic>
+          </wp:inline>
+        </w:drawing>
+      </w:r>
+      <w:r>
+        <w:rPr>
+          <w:rFonts w:ascii="Times New Roman" w:hAnsi="Times New Roman" w:cs="Times New Roman"/>
+          <w:color w:val="000000" w:themeColor="text1"/>
+        </w:rPr>
+        <w:t xml:space="preserve">). A more detailed explanation and mathematical derivation is shown on appendix B.</w:t>
       </w:r>
     </w:p>
     <w:p>
@@ -790,14 +569,7 @@
           <w:rFonts w:ascii="Times New Roman" w:hAnsi="Times New Roman" w:cs="Times New Roman"/>
           <w:color w:val="000000" w:themeColor="text1"/>
         </w:rPr>
-        <w:t>Using these component-level variance contributions</w:t>
-      </w:r>
-      <w:r>
-        <w:rPr>
-          <w:rFonts w:ascii="Times New Roman" w:hAnsi="Times New Roman" w:cs="Times New Roman"/>
-          <w:color w:val="000000" w:themeColor="text1"/>
-        </w:rPr>
-        <w:t>, we propose the following measures of diversification:</w:t>
+        <w:t>Using these component-level variance contributions, we propose the following measures of diversification:</w:t>
       </w:r>
     </w:p>
     <w:p>
@@ -830,157 +602,43 @@
           <w:rFonts w:ascii="Times New Roman" w:hAnsi="Times New Roman" w:cs="Times New Roman"/>
         </w:rPr>
       </w:pPr>
-      <m:oMathPara>
-        <m:oMath>
-          <m:sSub>
-            <m:sSubPr>
-              <m:ctrlPr>
-                <w:rPr>
-                  <w:rFonts w:ascii="Cambria Math" w:hAnsi="Cambria Math" w:cs="Times New Roman"/>
-                </w:rPr>
-              </m:ctrlPr>
-            </m:sSubPr>
-            <m:e>
-              <m:r>
-                <w:rPr>
-                  <w:rFonts w:ascii="Cambria Math" w:hAnsi="Cambria Math" w:cs="Times New Roman"/>
-                </w:rPr>
-                <m:t>N</m:t>
-              </m:r>
-            </m:e>
-            <m:sub>
-              <m:r>
-                <w:rPr>
-                  <w:rFonts w:ascii="Cambria Math" w:hAnsi="Cambria Math" w:cs="Times New Roman"/>
-                </w:rPr>
-                <m:t>ent</m:t>
-              </m:r>
-            </m:sub>
-          </m:sSub>
-          <m:r>
-            <w:rPr>
-              <w:rFonts w:ascii="Cambria Math" w:hAnsi="Cambria Math" w:cs="Times New Roman"/>
-            </w:rPr>
-            <m:t xml:space="preserve"> = </m:t>
-          </m:r>
-          <m:func>
-            <m:funcPr>
-              <m:ctrlPr>
-                <w:rPr>
-                  <w:rFonts w:ascii="Cambria Math" w:hAnsi="Cambria Math" w:cs="Times New Roman"/>
-                </w:rPr>
-              </m:ctrlPr>
-            </m:funcPr>
-            <m:fName>
-              <m:r>
-                <w:rPr>
-                  <w:rFonts w:ascii="Cambria Math" w:hAnsi="Cambria Math" w:cs="Times New Roman"/>
-                </w:rPr>
-                <m:t>exp</m:t>
-              </m:r>
-            </m:fName>
-            <m:e>
-              <m:d>
-                <m:dPr>
-                  <m:ctrlPr>
-                    <w:rPr>
-                      <w:rFonts w:ascii="Cambria Math" w:hAnsi="Cambria Math" w:cs="Times New Roman"/>
-                    </w:rPr>
-                  </m:ctrlPr>
-                </m:dPr>
-                <m:e>
-                  <m:r>
-                    <w:rPr>
-                      <w:rFonts w:ascii="Cambria Math" w:hAnsi="Cambria Math" w:cs="Times New Roman"/>
-                    </w:rPr>
-                    <m:t>-</m:t>
-                  </m:r>
-                  <m:nary>
-                    <m:naryPr>
-                      <m:chr m:val="∑"/>
-                      <m:limLoc m:val="undOvr"/>
-                      <m:supHide m:val="1"/>
-                      <m:ctrlPr>
-                        <w:rPr>
-                          <w:rFonts w:ascii="Cambria Math" w:hAnsi="Cambria Math" w:cs="Times New Roman"/>
-                          <w:i/>
-                        </w:rPr>
-                      </m:ctrlPr>
-                    </m:naryPr>
-                    <m:sub>
-                      <m:r>
-                        <w:rPr>
-                          <w:rFonts w:ascii="Cambria Math" w:hAnsi="Cambria Math" w:cs="Times New Roman"/>
-                        </w:rPr>
-                        <m:t>k</m:t>
-                      </m:r>
-                    </m:sub>
-                    <m:sup/>
-                    <m:e>
-                      <m:sSub>
-                        <m:sSubPr>
-                          <m:ctrlPr>
-                            <w:rPr>
-                              <w:rFonts w:ascii="Cambria Math" w:hAnsi="Cambria Math" w:cs="Times New Roman"/>
-                            </w:rPr>
-                          </m:ctrlPr>
-                        </m:sSubPr>
-                        <m:e>
-                          <m:r>
-                            <w:rPr>
-                              <w:rFonts w:ascii="Cambria Math" w:hAnsi="Cambria Math" w:cs="Times New Roman"/>
-                            </w:rPr>
-                            <m:t>p</m:t>
-                          </m:r>
-                        </m:e>
-                        <m:sub>
-                          <m:r>
-                            <w:rPr>
-                              <w:rFonts w:ascii="Cambria Math" w:hAnsi="Cambria Math" w:cs="Times New Roman"/>
-                            </w:rPr>
-                            <m:t>k</m:t>
-                          </m:r>
-                        </m:sub>
-                      </m:sSub>
-                      <m:r>
-                        <w:rPr>
-                          <w:rFonts w:ascii="Cambria Math" w:hAnsi="Cambria Math" w:cs="Times New Roman"/>
-                        </w:rPr>
-                        <m:t xml:space="preserve"> ln </m:t>
-                      </m:r>
-                      <m:sSub>
-                        <m:sSubPr>
-                          <m:ctrlPr>
-                            <w:rPr>
-                              <w:rFonts w:ascii="Cambria Math" w:hAnsi="Cambria Math" w:cs="Times New Roman"/>
-                            </w:rPr>
-                          </m:ctrlPr>
-                        </m:sSubPr>
-                        <m:e>
-                          <m:r>
-                            <w:rPr>
-                              <w:rFonts w:ascii="Cambria Math" w:hAnsi="Cambria Math" w:cs="Times New Roman"/>
-                            </w:rPr>
-                            <m:t>p</m:t>
-                          </m:r>
-                        </m:e>
-                        <m:sub>
-                          <m:r>
-                            <w:rPr>
-                              <w:rFonts w:ascii="Cambria Math" w:hAnsi="Cambria Math" w:cs="Times New Roman"/>
-                            </w:rPr>
-                            <m:t>k</m:t>
-                          </m:r>
-                        </m:sub>
-                      </m:sSub>
-                    </m:e>
-                  </m:nary>
-                </m:e>
-              </m:d>
-            </m:e>
-          </m:func>
-        </m:oMath>
-      </m:oMathPara>
+      <w:r>
+        <w:drawing>
+          <wp:inline distT="0" distB="0" distL="0" distR="0" wp14:anchorId="00000001" wp14:editId="00000001">
+            <wp:extent cx="1941540" cy="360596"/>
+            <wp:effectExtent l="0" t="0" r="0" b="0"/>
+            <wp:docPr id="800000001" name="Eq800000001"/>
+            <wp:cNvGraphicFramePr>
+              <a:graphicFrameLocks xmlns:a="http://schemas.openxmlformats.org/drawingml/2006/main" noChangeAspect="1"/>
+            </wp:cNvGraphicFramePr>
+            <a:graphic xmlns:a="http://schemas.openxmlformats.org/drawingml/2006/main">
+              <a:graphicData uri="http://schemas.openxmlformats.org/drawingml/2006/picture">
+                <pic:pic xmlns:pic="http://schemas.openxmlformats.org/drawingml/2006/picture">
+                  <pic:nvPicPr>
+                    <pic:cNvPr id="800000001" name=""/>
+                    <pic:cNvPicPr/>
+                  </pic:nvPicPr>
+                  <pic:blipFill>
+                    <a:blip r:embed="rId16"/>
+                    <a:stretch>
+                      <a:fillRect/>
+                    </a:stretch>
+                  </pic:blipFill>
+                  <pic:spPr>
+                    <a:xfrm>
+                      <a:off x="0" y="0"/>
+                      <a:ext cx="1941540" cy="360596"/>
+                    </a:xfrm>
+                    <a:prstGeom prst="rect">
+                      <a:avLst/>
+                    </a:prstGeom>
+                  </pic:spPr>
+                </pic:pic>
+              </a:graphicData>
+            </a:graphic>
+          </wp:inline>
+        </w:drawing>
+      </w:r>
     </w:p>
     <w:p>
       <w:pPr>
@@ -997,157 +655,172 @@
         </w:rPr>
         <w:t xml:space="preserve">This formula measures the dispersion of the distribution of </w:t>
       </w:r>
-      <m:oMath>
-        <m:d>
-          <m:dPr>
-            <m:begChr m:val="{"/>
-            <m:endChr m:val="}"/>
-            <m:ctrlPr>
-              <w:rPr>
-                <w:rFonts w:ascii="Cambria Math" w:hAnsi="Cambria Math" w:cs="Times New Roman"/>
-              </w:rPr>
-            </m:ctrlPr>
-          </m:dPr>
-          <m:e>
-            <m:sSub>
-              <m:sSubPr>
-                <m:ctrlPr>
-                  <w:rPr>
-                    <w:rFonts w:ascii="Cambria Math" w:hAnsi="Cambria Math" w:cs="Times New Roman"/>
-                  </w:rPr>
-                </m:ctrlPr>
-              </m:sSubPr>
-              <m:e>
-                <m:r>
-                  <w:rPr>
-                    <w:rFonts w:ascii="Cambria Math" w:hAnsi="Cambria Math" w:cs="Times New Roman"/>
-                  </w:rPr>
-                  <m:t>p</m:t>
-                </m:r>
-              </m:e>
-              <m:sub>
-                <m:r>
-                  <w:rPr>
-                    <w:rFonts w:ascii="Cambria Math" w:hAnsi="Cambria Math" w:cs="Times New Roman"/>
-                  </w:rPr>
-                  <m:t>k</m:t>
-                </m:r>
-              </m:sub>
-            </m:sSub>
-          </m:e>
-        </m:d>
-      </m:oMath>
+      <w:r>
+        <w:drawing>
+          <wp:inline distT="0" distB="0" distL="0" distR="0" wp14:anchorId="00000002" wp14:editId="00000002">
+            <wp:extent cx="144792" cy="143174"/>
+            <wp:effectExtent l="0" t="0" r="0" b="0"/>
+            <wp:docPr id="800000002" name="Eq800000002"/>
+            <wp:cNvGraphicFramePr>
+              <a:graphicFrameLocks xmlns:a="http://schemas.openxmlformats.org/drawingml/2006/main" noChangeAspect="1"/>
+            </wp:cNvGraphicFramePr>
+            <a:graphic xmlns:a="http://schemas.openxmlformats.org/drawingml/2006/main">
+              <a:graphicData uri="http://schemas.openxmlformats.org/drawingml/2006/picture">
+                <pic:pic xmlns:pic="http://schemas.openxmlformats.org/drawingml/2006/picture">
+                  <pic:nvPicPr>
+                    <pic:cNvPr id="800000002" name=""/>
+                    <pic:cNvPicPr/>
+                  </pic:nvPicPr>
+                  <pic:blipFill>
+                    <a:blip r:embed="rId17"/>
+                    <a:stretch>
+                      <a:fillRect/>
+                    </a:stretch>
+                  </pic:blipFill>
+                  <pic:spPr>
+                    <a:xfrm>
+                      <a:off x="0" y="0"/>
+                      <a:ext cx="144792" cy="143174"/>
+                    </a:xfrm>
+                    <a:prstGeom prst="rect">
+                      <a:avLst/>
+                    </a:prstGeom>
+                  </pic:spPr>
+                </pic:pic>
+              </a:graphicData>
+            </a:graphic>
+          </wp:inline>
+        </w:drawing>
+      </w:r>
       <w:r>
         <w:rPr>
           <w:rFonts w:ascii="Times New Roman" w:hAnsi="Times New Roman" w:cs="Times New Roman"/>
         </w:rPr>
         <w:t xml:space="preserve">. For a completely concentrated portfolio, </w:t>
       </w:r>
-      <m:oMath>
-        <m:sSub>
-          <m:sSubPr>
-            <m:ctrlPr>
-              <w:rPr>
-                <w:rFonts w:ascii="Cambria Math" w:hAnsi="Cambria Math" w:cs="Times New Roman"/>
-              </w:rPr>
-            </m:ctrlPr>
-          </m:sSubPr>
-          <m:e>
-            <m:r>
-              <w:rPr>
-                <w:rFonts w:ascii="Cambria Math" w:hAnsi="Cambria Math" w:cs="Times New Roman"/>
-              </w:rPr>
-              <m:t>N</m:t>
-            </m:r>
-          </m:e>
-          <m:sub>
-            <m:r>
-              <w:rPr>
-                <w:rFonts w:ascii="Cambria Math" w:hAnsi="Cambria Math" w:cs="Times New Roman"/>
-              </w:rPr>
-              <m:t>ent</m:t>
-            </m:r>
-          </m:sub>
-        </m:sSub>
-        <m:r>
-          <w:rPr>
-            <w:rFonts w:ascii="Cambria Math" w:hAnsi="Cambria Math" w:cs="Times New Roman"/>
-          </w:rPr>
-          <m:t xml:space="preserve"> = 0</m:t>
-        </m:r>
-      </m:oMath>
+      <w:r>
+        <w:drawing>
+          <wp:inline distT="0" distB="0" distL="0" distR="0" wp14:anchorId="00000003" wp14:editId="00000003">
+            <wp:extent cx="457024" cy="143174"/>
+            <wp:effectExtent l="0" t="0" r="0" b="0"/>
+            <wp:docPr id="800000003" name="Eq800000003"/>
+            <wp:cNvGraphicFramePr>
+              <a:graphicFrameLocks xmlns:a="http://schemas.openxmlformats.org/drawingml/2006/main" noChangeAspect="1"/>
+            </wp:cNvGraphicFramePr>
+            <a:graphic xmlns:a="http://schemas.openxmlformats.org/drawingml/2006/main">
+              <a:graphicData uri="http://schemas.openxmlformats.org/drawingml/2006/picture">
+                <pic:pic xmlns:pic="http://schemas.openxmlformats.org/drawingml/2006/picture">
+                  <pic:nvPicPr>
+                    <pic:cNvPr id="800000003" name=""/>
+                    <pic:cNvPicPr/>
+                  </pic:nvPicPr>
+                  <pic:blipFill>
+                    <a:blip r:embed="rId18"/>
+                    <a:stretch>
+                      <a:fillRect/>
+                    </a:stretch>
+                  </pic:blipFill>
+                  <pic:spPr>
+                    <a:xfrm>
+                      <a:off x="0" y="0"/>
+                      <a:ext cx="457024" cy="143174"/>
+                    </a:xfrm>
+                    <a:prstGeom prst="rect">
+                      <a:avLst/>
+                    </a:prstGeom>
+                  </pic:spPr>
+                </pic:pic>
+              </a:graphicData>
+            </a:graphic>
+          </wp:inline>
+        </w:drawing>
+      </w:r>
       <w:r>
         <w:rPr>
           <w:rFonts w:ascii="Times New Roman" w:hAnsi="Times New Roman" w:cs="Times New Roman"/>
         </w:rPr>
         <w:t xml:space="preserve">. For a completely diversified portfolio, </w:t>
       </w:r>
-      <m:oMath>
-        <m:sSub>
-          <m:sSubPr>
-            <m:ctrlPr>
-              <w:rPr>
-                <w:rFonts w:ascii="Cambria Math" w:hAnsi="Cambria Math" w:cs="Times New Roman"/>
-              </w:rPr>
-            </m:ctrlPr>
-          </m:sSubPr>
-          <m:e>
-            <m:r>
-              <w:rPr>
-                <w:rFonts w:ascii="Cambria Math" w:hAnsi="Cambria Math" w:cs="Times New Roman"/>
-              </w:rPr>
-              <m:t>N</m:t>
-            </m:r>
-          </m:e>
-          <m:sub>
-            <m:r>
-              <w:rPr>
-                <w:rFonts w:ascii="Cambria Math" w:hAnsi="Cambria Math" w:cs="Times New Roman"/>
-              </w:rPr>
-              <m:t>ent</m:t>
-            </m:r>
-          </m:sub>
-        </m:sSub>
-        <m:r>
-          <w:rPr>
-            <w:rFonts w:ascii="Cambria Math" w:hAnsi="Cambria Math" w:cs="Times New Roman"/>
-          </w:rPr>
-          <m:t xml:space="preserve"> = K</m:t>
-        </m:r>
-      </m:oMath>
+      <w:r>
+        <w:drawing>
+          <wp:inline distT="0" distB="0" distL="0" distR="0" wp14:anchorId="00000004" wp14:editId="00000004">
+            <wp:extent cx="492615" cy="143174"/>
+            <wp:effectExtent l="0" t="0" r="0" b="0"/>
+            <wp:docPr id="800000004" name="Eq800000004"/>
+            <wp:cNvGraphicFramePr>
+              <a:graphicFrameLocks xmlns:a="http://schemas.openxmlformats.org/drawingml/2006/main" noChangeAspect="1"/>
+            </wp:cNvGraphicFramePr>
+            <a:graphic xmlns:a="http://schemas.openxmlformats.org/drawingml/2006/main">
+              <a:graphicData uri="http://schemas.openxmlformats.org/drawingml/2006/picture">
+                <pic:pic xmlns:pic="http://schemas.openxmlformats.org/drawingml/2006/picture">
+                  <pic:nvPicPr>
+                    <pic:cNvPr id="800000004" name=""/>
+                    <pic:cNvPicPr/>
+                  </pic:nvPicPr>
+                  <pic:blipFill>
+                    <a:blip r:embed="rId19"/>
+                    <a:stretch>
+                      <a:fillRect/>
+                    </a:stretch>
+                  </pic:blipFill>
+                  <pic:spPr>
+                    <a:xfrm>
+                      <a:off x="0" y="0"/>
+                      <a:ext cx="492615" cy="143174"/>
+                    </a:xfrm>
+                    <a:prstGeom prst="rect">
+                      <a:avLst/>
+                    </a:prstGeom>
+                  </pic:spPr>
+                </pic:pic>
+              </a:graphicData>
+            </a:graphic>
+          </wp:inline>
+        </w:drawing>
+      </w:r>
       <w:r>
         <w:rPr>
           <w:rFonts w:ascii="Times New Roman" w:hAnsi="Times New Roman" w:cs="Times New Roman"/>
         </w:rPr>
         <w:t xml:space="preserve">. In essence, </w:t>
       </w:r>
-      <m:oMath>
-        <m:sSub>
-          <m:sSubPr>
-            <m:ctrlPr>
-              <w:rPr>
-                <w:rFonts w:ascii="Cambria Math" w:hAnsi="Cambria Math" w:cs="Times New Roman"/>
-              </w:rPr>
-            </m:ctrlPr>
-          </m:sSubPr>
-          <m:e>
-            <m:r>
-              <w:rPr>
-                <w:rFonts w:ascii="Cambria Math" w:hAnsi="Cambria Math" w:cs="Times New Roman"/>
-              </w:rPr>
-              <m:t>N</m:t>
-            </m:r>
-          </m:e>
-          <m:sub>
-            <m:r>
-              <w:rPr>
-                <w:rFonts w:ascii="Cambria Math" w:hAnsi="Cambria Math" w:cs="Times New Roman"/>
-              </w:rPr>
-              <m:t>ent</m:t>
-            </m:r>
-          </m:sub>
-        </m:sSub>
-      </m:oMath>
+      <w:r>
+        <w:drawing>
+          <wp:inline distT="0" distB="0" distL="0" distR="0" wp14:anchorId="00000005" wp14:editId="00000005">
+            <wp:extent cx="240241" cy="143174"/>
+            <wp:effectExtent l="0" t="0" r="0" b="0"/>
+            <wp:docPr id="800000005" name="Eq800000005"/>
+            <wp:cNvGraphicFramePr>
+              <a:graphicFrameLocks xmlns:a="http://schemas.openxmlformats.org/drawingml/2006/main" noChangeAspect="1"/>
+            </wp:cNvGraphicFramePr>
+            <a:graphic xmlns:a="http://schemas.openxmlformats.org/drawingml/2006/main">
+              <a:graphicData uri="http://schemas.openxmlformats.org/drawingml/2006/picture">
+                <pic:pic xmlns:pic="http://schemas.openxmlformats.org/drawingml/2006/picture">
+                  <pic:nvPicPr>
+                    <pic:cNvPr id="800000005" name=""/>
+                    <pic:cNvPicPr/>
+                  </pic:nvPicPr>
+                  <pic:blipFill>
+                    <a:blip r:embed="rId20"/>
+                    <a:stretch>
+                      <a:fillRect/>
+                    </a:stretch>
+                  </pic:blipFill>
+                  <pic:spPr>
+                    <a:xfrm>
+                      <a:off x="0" y="0"/>
+                      <a:ext cx="240241" cy="143174"/>
+                    </a:xfrm>
+                    <a:prstGeom prst="rect">
+                      <a:avLst/>
+                    </a:prstGeom>
+                  </pic:spPr>
+                </pic:pic>
+              </a:graphicData>
+            </a:graphic>
+          </wp:inline>
+        </w:drawing>
+      </w:r>
       <w:r>
         <w:rPr>
           <w:rFonts w:ascii="Times New Roman" w:hAnsi="Times New Roman" w:cs="Times New Roman"/>
@@ -1174,15 +847,7 @@
           <w:b/>
           <w:bCs/>
         </w:rPr>
-        <w:t>Herfindahl–Hirschman index measure of diversification</w:t>
-      </w:r>
-      <w:r>
-        <w:rPr>
-          <w:rFonts w:ascii="Times New Roman" w:hAnsi="Times New Roman" w:cs="Times New Roman"/>
-          <w:b/>
-          <w:bCs/>
-        </w:rPr>
-        <w:t>:</w:t>
+        <w:t>Herfindahl–Hirschman index measure of diversification:</w:t>
       </w:r>
     </w:p>
     <w:p>
@@ -1194,117 +859,43 @@
           <w:rFonts w:ascii="Times New Roman" w:hAnsi="Times New Roman" w:cs="Times New Roman"/>
         </w:rPr>
       </w:pPr>
-      <m:oMathPara>
-        <m:oMath>
-          <m:sSub>
-            <m:sSubPr>
-              <m:ctrlPr>
-                <w:rPr>
-                  <w:rFonts w:ascii="Cambria Math" w:hAnsi="Cambria Math" w:cs="Times New Roman"/>
-                </w:rPr>
-              </m:ctrlPr>
-            </m:sSubPr>
-            <m:e>
-              <m:r>
-                <w:rPr>
-                  <w:rFonts w:ascii="Cambria Math" w:hAnsi="Cambria Math" w:cs="Times New Roman"/>
-                </w:rPr>
-                <m:t>N</m:t>
-              </m:r>
-            </m:e>
-            <m:sub>
-              <m:r>
-                <w:rPr>
-                  <w:rFonts w:ascii="Cambria Math" w:hAnsi="Cambria Math" w:cs="Times New Roman"/>
-                </w:rPr>
-                <m:t>HHI</m:t>
-              </m:r>
-            </m:sub>
-          </m:sSub>
-          <m:r>
-            <w:rPr>
-              <w:rFonts w:ascii="Cambria Math" w:hAnsi="Cambria Math" w:cs="Times New Roman"/>
-            </w:rPr>
-            <m:t xml:space="preserve"> = </m:t>
-          </m:r>
-          <m:f>
-            <m:fPr>
-              <m:ctrlPr>
-                <w:rPr>
-                  <w:rFonts w:ascii="Cambria Math" w:hAnsi="Cambria Math" w:cs="Times New Roman"/>
-                </w:rPr>
-              </m:ctrlPr>
-            </m:fPr>
-            <m:num>
-              <m:r>
-                <w:rPr>
-                  <w:rFonts w:ascii="Cambria Math" w:hAnsi="Cambria Math" w:cs="Times New Roman"/>
-                </w:rPr>
-                <m:t>1</m:t>
-              </m:r>
-            </m:num>
-            <m:den>
-              <m:nary>
-                <m:naryPr>
-                  <m:chr m:val="∑"/>
-                  <m:limLoc m:val="undOvr"/>
-                  <m:supHide m:val="1"/>
-                  <m:ctrlPr>
-                    <w:rPr>
-                      <w:rFonts w:ascii="Cambria Math" w:hAnsi="Cambria Math" w:cs="Times New Roman"/>
-                      <w:i/>
-                    </w:rPr>
-                  </m:ctrlPr>
-                </m:naryPr>
-                <m:sub>
-                  <m:r>
-                    <w:rPr>
-                      <w:rFonts w:ascii="Cambria Math" w:hAnsi="Cambria Math" w:cs="Times New Roman"/>
-                    </w:rPr>
-                    <m:t>k</m:t>
-                  </m:r>
-                </m:sub>
-                <m:sup/>
-                <m:e>
-                  <m:sSubSup>
-                    <m:sSubSupPr>
-                      <m:ctrlPr>
-                        <w:rPr>
-                          <w:rFonts w:ascii="Cambria Math" w:hAnsi="Cambria Math" w:cs="Times New Roman"/>
-                        </w:rPr>
-                      </m:ctrlPr>
-                    </m:sSubSupPr>
-                    <m:e>
-                      <m:r>
-                        <w:rPr>
-                          <w:rFonts w:ascii="Cambria Math" w:hAnsi="Cambria Math" w:cs="Times New Roman"/>
-                        </w:rPr>
-                        <m:t>p</m:t>
-                      </m:r>
-                    </m:e>
-                    <m:sub>
-                      <m:r>
-                        <w:rPr>
-                          <w:rFonts w:ascii="Cambria Math" w:hAnsi="Cambria Math" w:cs="Times New Roman"/>
-                        </w:rPr>
-                        <m:t>k</m:t>
-                      </m:r>
-                    </m:sub>
-                    <m:sup>
-                      <m:r>
-                        <w:rPr>
-                          <w:rFonts w:ascii="Cambria Math" w:hAnsi="Cambria Math" w:cs="Times New Roman"/>
-                        </w:rPr>
-                        <m:t>2</m:t>
-                      </m:r>
-                    </m:sup>
-                  </m:sSubSup>
-                </m:e>
-              </m:nary>
-            </m:den>
-          </m:f>
-        </m:oMath>
-      </m:oMathPara>
+      <w:r>
+        <w:drawing>
+          <wp:inline distT="0" distB="0" distL="0" distR="0" wp14:anchorId="00000006" wp14:editId="00000006">
+            <wp:extent cx="1052528" cy="574889"/>
+            <wp:effectExtent l="0" t="0" r="0" b="0"/>
+            <wp:docPr id="800000006" name="Eq800000006"/>
+            <wp:cNvGraphicFramePr>
+              <a:graphicFrameLocks xmlns:a="http://schemas.openxmlformats.org/drawingml/2006/main" noChangeAspect="1"/>
+            </wp:cNvGraphicFramePr>
+            <a:graphic xmlns:a="http://schemas.openxmlformats.org/drawingml/2006/main">
+              <a:graphicData uri="http://schemas.openxmlformats.org/drawingml/2006/picture">
+                <pic:pic xmlns:pic="http://schemas.openxmlformats.org/drawingml/2006/picture">
+                  <pic:nvPicPr>
+                    <pic:cNvPr id="800000006" name=""/>
+                    <pic:cNvPicPr/>
+                  </pic:nvPicPr>
+                  <pic:blipFill>
+                    <a:blip r:embed="rId21"/>
+                    <a:stretch>
+                      <a:fillRect/>
+                    </a:stretch>
+                  </pic:blipFill>
+                  <pic:spPr>
+                    <a:xfrm>
+                      <a:off x="0" y="0"/>
+                      <a:ext cx="1052528" cy="574889"/>
+                    </a:xfrm>
+                    <a:prstGeom prst="rect">
+                      <a:avLst/>
+                    </a:prstGeom>
+                  </pic:spPr>
+                </pic:pic>
+              </a:graphicData>
+            </a:graphic>
+          </wp:inline>
+        </w:drawing>
+      </w:r>
     </w:p>
     <w:p>
       <w:pPr>
@@ -1321,131 +912,129 @@
         </w:rPr>
         <w:t>We use the inverse instead of the raw HHI (</w:t>
       </w:r>
-      <m:oMath>
-        <m:nary>
-          <m:naryPr>
-            <m:chr m:val="∑"/>
-            <m:limLoc m:val="undOvr"/>
-            <m:supHide m:val="1"/>
-            <m:ctrlPr>
-              <w:rPr>
-                <w:rFonts w:ascii="Cambria Math" w:hAnsi="Cambria Math" w:cs="Times New Roman"/>
-                <w:i/>
-              </w:rPr>
-            </m:ctrlPr>
-          </m:naryPr>
-          <m:sub>
-            <m:r>
-              <w:rPr>
-                <w:rFonts w:ascii="Cambria Math" w:hAnsi="Cambria Math" w:cs="Times New Roman"/>
-              </w:rPr>
-              <m:t>k</m:t>
-            </m:r>
-          </m:sub>
-          <m:sup/>
-          <m:e>
-            <m:sSubSup>
-              <m:sSubSupPr>
-                <m:ctrlPr>
-                  <w:rPr>
-                    <w:rFonts w:ascii="Cambria Math" w:hAnsi="Cambria Math" w:cs="Times New Roman"/>
-                  </w:rPr>
-                </m:ctrlPr>
-              </m:sSubSupPr>
-              <m:e>
-                <m:r>
-                  <w:rPr>
-                    <w:rFonts w:ascii="Cambria Math" w:hAnsi="Cambria Math" w:cs="Times New Roman"/>
-                  </w:rPr>
-                  <m:t>p</m:t>
-                </m:r>
-              </m:e>
-              <m:sub>
-                <m:r>
-                  <w:rPr>
-                    <w:rFonts w:ascii="Cambria Math" w:hAnsi="Cambria Math" w:cs="Times New Roman"/>
-                  </w:rPr>
-                  <m:t>k</m:t>
-                </m:r>
-              </m:sub>
-              <m:sup>
-                <m:r>
-                  <w:rPr>
-                    <w:rFonts w:ascii="Cambria Math" w:hAnsi="Cambria Math" w:cs="Times New Roman"/>
-                  </w:rPr>
-                  <m:t>2</m:t>
-                </m:r>
-              </m:sup>
-            </m:sSubSup>
-          </m:e>
-        </m:nary>
-      </m:oMath>
+      <w:r>
+        <w:drawing>
+          <wp:inline distT="0" distB="0" distL="0" distR="0" wp14:anchorId="00000007" wp14:editId="00000007">
+            <wp:extent cx="261272" cy="271788"/>
+            <wp:effectExtent l="0" t="0" r="0" b="0"/>
+            <wp:docPr id="800000007" name="Eq800000007"/>
+            <wp:cNvGraphicFramePr>
+              <a:graphicFrameLocks xmlns:a="http://schemas.openxmlformats.org/drawingml/2006/main" noChangeAspect="1"/>
+            </wp:cNvGraphicFramePr>
+            <a:graphic xmlns:a="http://schemas.openxmlformats.org/drawingml/2006/main">
+              <a:graphicData uri="http://schemas.openxmlformats.org/drawingml/2006/picture">
+                <pic:pic xmlns:pic="http://schemas.openxmlformats.org/drawingml/2006/picture">
+                  <pic:nvPicPr>
+                    <pic:cNvPr id="800000007" name=""/>
+                    <pic:cNvPicPr/>
+                  </pic:nvPicPr>
+                  <pic:blipFill>
+                    <a:blip r:embed="rId22"/>
+                    <a:stretch>
+                      <a:fillRect/>
+                    </a:stretch>
+                  </pic:blipFill>
+                  <pic:spPr>
+                    <a:xfrm>
+                      <a:off x="0" y="0"/>
+                      <a:ext cx="261272" cy="271788"/>
+                    </a:xfrm>
+                    <a:prstGeom prst="rect">
+                      <a:avLst/>
+                    </a:prstGeom>
+                  </pic:spPr>
+                </pic:pic>
+              </a:graphicData>
+            </a:graphic>
+          </wp:inline>
+        </w:drawing>
+      </w:r>
       <w:r>
         <w:rPr>
           <w:rFonts w:ascii="Times New Roman" w:hAnsi="Times New Roman" w:cs="Times New Roman"/>
         </w:rPr>
         <w:t xml:space="preserve">) to be consistent with the </w:t>
       </w:r>
-      <m:oMath>
-        <m:sSub>
-          <m:sSubPr>
-            <m:ctrlPr>
-              <w:rPr>
-                <w:rFonts w:ascii="Cambria Math" w:hAnsi="Cambria Math" w:cs="Times New Roman"/>
-              </w:rPr>
-            </m:ctrlPr>
-          </m:sSubPr>
-          <m:e>
-            <m:r>
-              <w:rPr>
-                <w:rFonts w:ascii="Cambria Math" w:hAnsi="Cambria Math" w:cs="Times New Roman"/>
-              </w:rPr>
-              <m:t>N</m:t>
-            </m:r>
-          </m:e>
-          <m:sub>
-            <m:r>
-              <w:rPr>
-                <w:rFonts w:ascii="Cambria Math" w:hAnsi="Cambria Math" w:cs="Times New Roman"/>
-              </w:rPr>
-              <m:t>ent</m:t>
-            </m:r>
-          </m:sub>
-        </m:sSub>
-      </m:oMath>
+      <w:r>
+        <w:drawing>
+          <wp:inline distT="0" distB="0" distL="0" distR="0" wp14:anchorId="00000008" wp14:editId="00000008">
+            <wp:extent cx="240241" cy="143174"/>
+            <wp:effectExtent l="0" t="0" r="0" b="0"/>
+            <wp:docPr id="800000008" name="Eq800000008"/>
+            <wp:cNvGraphicFramePr>
+              <a:graphicFrameLocks xmlns:a="http://schemas.openxmlformats.org/drawingml/2006/main" noChangeAspect="1"/>
+            </wp:cNvGraphicFramePr>
+            <a:graphic xmlns:a="http://schemas.openxmlformats.org/drawingml/2006/main">
+              <a:graphicData uri="http://schemas.openxmlformats.org/drawingml/2006/picture">
+                <pic:pic xmlns:pic="http://schemas.openxmlformats.org/drawingml/2006/picture">
+                  <pic:nvPicPr>
+                    <pic:cNvPr id="800000008" name=""/>
+                    <pic:cNvPicPr/>
+                  </pic:nvPicPr>
+                  <pic:blipFill>
+                    <a:blip r:embed="rId23"/>
+                    <a:stretch>
+                      <a:fillRect/>
+                    </a:stretch>
+                  </pic:blipFill>
+                  <pic:spPr>
+                    <a:xfrm>
+                      <a:off x="0" y="0"/>
+                      <a:ext cx="240241" cy="143174"/>
+                    </a:xfrm>
+                    <a:prstGeom prst="rect">
+                      <a:avLst/>
+                    </a:prstGeom>
+                  </pic:spPr>
+                </pic:pic>
+              </a:graphicData>
+            </a:graphic>
+          </wp:inline>
+        </w:drawing>
+      </w:r>
       <w:r>
         <w:rPr>
           <w:rFonts w:ascii="Times New Roman" w:hAnsi="Times New Roman" w:cs="Times New Roman"/>
         </w:rPr>
         <w:t xml:space="preserve"> measure. Higher </w:t>
       </w:r>
-      <m:oMath>
-        <m:sSub>
-          <m:sSubPr>
-            <m:ctrlPr>
-              <w:rPr>
-                <w:rFonts w:ascii="Cambria Math" w:hAnsi="Cambria Math" w:cs="Times New Roman"/>
-              </w:rPr>
-            </m:ctrlPr>
-          </m:sSubPr>
-          <m:e>
-            <m:r>
-              <w:rPr>
-                <w:rFonts w:ascii="Cambria Math" w:hAnsi="Cambria Math" w:cs="Times New Roman"/>
-              </w:rPr>
-              <m:t>N</m:t>
-            </m:r>
-          </m:e>
-          <m:sub>
-            <m:r>
-              <w:rPr>
-                <w:rFonts w:ascii="Cambria Math" w:hAnsi="Cambria Math" w:cs="Times New Roman"/>
-              </w:rPr>
-              <m:t>HHI</m:t>
-            </m:r>
-          </m:sub>
-        </m:sSub>
-      </m:oMath>
+      <w:r>
+        <w:drawing>
+          <wp:inline distT="0" distB="0" distL="0" distR="0" wp14:anchorId="00000009" wp14:editId="00000009">
+            <wp:extent cx="300099" cy="143174"/>
+            <wp:effectExtent l="0" t="0" r="0" b="0"/>
+            <wp:docPr id="800000009" name="Eq800000009"/>
+            <wp:cNvGraphicFramePr>
+              <a:graphicFrameLocks xmlns:a="http://schemas.openxmlformats.org/drawingml/2006/main" noChangeAspect="1"/>
+            </wp:cNvGraphicFramePr>
+            <a:graphic xmlns:a="http://schemas.openxmlformats.org/drawingml/2006/main">
+              <a:graphicData uri="http://schemas.openxmlformats.org/drawingml/2006/picture">
+                <pic:pic xmlns:pic="http://schemas.openxmlformats.org/drawingml/2006/picture">
+                  <pic:nvPicPr>
+                    <pic:cNvPr id="800000009" name=""/>
+                    <pic:cNvPicPr/>
+                  </pic:nvPicPr>
+                  <pic:blipFill>
+                    <a:blip r:embed="rId24"/>
+                    <a:stretch>
+                      <a:fillRect/>
+                    </a:stretch>
+                  </pic:blipFill>
+                  <pic:spPr>
+                    <a:xfrm>
+                      <a:off x="0" y="0"/>
+                      <a:ext cx="300099" cy="143174"/>
+                    </a:xfrm>
+                    <a:prstGeom prst="rect">
+                      <a:avLst/>
+                    </a:prstGeom>
+                  </pic:spPr>
+                </pic:pic>
+              </a:graphicData>
+            </a:graphic>
+          </wp:inline>
+        </w:drawing>
+      </w:r>
       <w:r>
         <w:rPr>
           <w:rFonts w:ascii="Times New Roman" w:hAnsi="Times New Roman" w:cs="Times New Roman"/>
@@ -1471,23 +1060,7 @@
           <w:b/>
           <w:bCs/>
         </w:rPr>
-        <w:t xml:space="preserve">Fraction of variance explained by top </w:t>
-      </w:r>
-      <w:r>
-        <w:rPr>
-          <w:rFonts w:ascii="Times New Roman" w:hAnsi="Times New Roman" w:cs="Times New Roman"/>
-          <w:b/>
-          <w:bCs/>
-        </w:rPr>
-        <w:t>10</w:t>
-      </w:r>
-      <w:r>
-        <w:rPr>
-          <w:rFonts w:ascii="Times New Roman" w:hAnsi="Times New Roman" w:cs="Times New Roman"/>
-          <w:b/>
-          <w:bCs/>
-        </w:rPr>
-        <w:t xml:space="preserve"> components</w:t>
+        <w:t xml:space="preserve">Fraction of variance explained by top 10 components</w:t>
       </w:r>
     </w:p>
     <w:p>
@@ -1499,101 +1072,43 @@
           <w:rFonts w:ascii="Times New Roman" w:hAnsi="Times New Roman" w:cs="Times New Roman"/>
         </w:rPr>
       </w:pPr>
-      <m:oMathPara>
-        <m:oMath>
-          <m:sSub>
-            <m:sSubPr>
-              <m:ctrlPr>
-                <w:rPr>
-                  <w:rFonts w:ascii="Cambria Math" w:hAnsi="Cambria Math" w:cs="Times New Roman"/>
-                </w:rPr>
-              </m:ctrlPr>
-            </m:sSubPr>
-            <m:e>
-              <m:r>
-                <w:rPr>
-                  <w:rFonts w:ascii="Cambria Math" w:hAnsi="Cambria Math" w:cs="Times New Roman"/>
-                </w:rPr>
-                <m:t>Var</m:t>
-              </m:r>
-            </m:e>
-            <m:sub>
-              <m:r>
-                <w:rPr>
-                  <w:rFonts w:ascii="Cambria Math" w:hAnsi="Cambria Math" w:cs="Times New Roman"/>
-                </w:rPr>
-                <m:t>top</m:t>
-              </m:r>
-              <m:r>
-                <w:rPr>
-                  <w:rFonts w:ascii="Cambria Math" w:hAnsi="Cambria Math" w:cs="Times New Roman"/>
-                </w:rPr>
-                <m:t>10</m:t>
-              </m:r>
-            </m:sub>
-          </m:sSub>
-          <m:r>
-            <w:rPr>
-              <w:rFonts w:ascii="Cambria Math" w:hAnsi="Cambria Math" w:cs="Times New Roman"/>
-            </w:rPr>
-            <m:t xml:space="preserve"> = </m:t>
-          </m:r>
-          <m:nary>
-            <m:naryPr>
-              <m:chr m:val="∑"/>
-              <m:limLoc m:val="undOvr"/>
-              <m:ctrlPr>
-                <w:rPr>
-                  <w:rFonts w:ascii="Cambria Math" w:hAnsi="Cambria Math" w:cs="Times New Roman"/>
-                </w:rPr>
-              </m:ctrlPr>
-            </m:naryPr>
-            <m:sub>
-              <m:r>
-                <w:rPr>
-                  <w:rFonts w:ascii="Cambria Math" w:hAnsi="Cambria Math" w:cs="Times New Roman"/>
-                </w:rPr>
-                <m:t>k = 1</m:t>
-              </m:r>
-            </m:sub>
-            <m:sup>
-              <m:r>
-                <w:rPr>
-                  <w:rFonts w:ascii="Cambria Math" w:hAnsi="Cambria Math" w:cs="Times New Roman"/>
-                </w:rPr>
-                <m:t>10</m:t>
-              </m:r>
-            </m:sup>
-            <m:e>
-              <m:sSub>
-                <m:sSubPr>
-                  <m:ctrlPr>
-                    <w:rPr>
-                      <w:rFonts w:ascii="Cambria Math" w:hAnsi="Cambria Math" w:cs="Times New Roman"/>
-                    </w:rPr>
-                  </m:ctrlPr>
-                </m:sSubPr>
-                <m:e>
-                  <m:r>
-                    <w:rPr>
-                      <w:rFonts w:ascii="Cambria Math" w:hAnsi="Cambria Math" w:cs="Times New Roman"/>
-                    </w:rPr>
-                    <m:t>p</m:t>
-                  </m:r>
-                </m:e>
-                <m:sub>
-                  <m:r>
-                    <w:rPr>
-                      <w:rFonts w:ascii="Cambria Math" w:hAnsi="Cambria Math" w:cs="Times New Roman"/>
-                    </w:rPr>
-                    <m:t>k</m:t>
-                  </m:r>
-                </m:sub>
-              </m:sSub>
-            </m:e>
-          </m:nary>
-        </m:oMath>
-      </m:oMathPara>
+      <w:r>
+        <w:drawing>
+          <wp:inline distT="0" distB="0" distL="0" distR="0" wp14:anchorId="0000000A" wp14:editId="0000000A">
+            <wp:extent cx="1376118" cy="496573"/>
+            <wp:effectExtent l="0" t="0" r="0" b="0"/>
+            <wp:docPr id="800000010" name="Eq800000010"/>
+            <wp:cNvGraphicFramePr>
+              <a:graphicFrameLocks xmlns:a="http://schemas.openxmlformats.org/drawingml/2006/main" noChangeAspect="1"/>
+            </wp:cNvGraphicFramePr>
+            <a:graphic xmlns:a="http://schemas.openxmlformats.org/drawingml/2006/main">
+              <a:graphicData uri="http://schemas.openxmlformats.org/drawingml/2006/picture">
+                <pic:pic xmlns:pic="http://schemas.openxmlformats.org/drawingml/2006/picture">
+                  <pic:nvPicPr>
+                    <pic:cNvPr id="800000010" name=""/>
+                    <pic:cNvPicPr/>
+                  </pic:nvPicPr>
+                  <pic:blipFill>
+                    <a:blip r:embed="rId25"/>
+                    <a:stretch>
+                      <a:fillRect/>
+                    </a:stretch>
+                  </pic:blipFill>
+                  <pic:spPr>
+                    <a:xfrm>
+                      <a:off x="0" y="0"/>
+                      <a:ext cx="1376118" cy="496573"/>
+                    </a:xfrm>
+                    <a:prstGeom prst="rect">
+                      <a:avLst/>
+                    </a:prstGeom>
+                  </pic:spPr>
+                </pic:pic>
+              </a:graphicData>
+            </a:graphic>
+          </wp:inline>
+        </w:drawing>
+      </w:r>
     </w:p>
     <w:p>
       <w:pPr>
@@ -1608,43 +1123,7 @@
           <w:rFonts w:ascii="Times New Roman" w:hAnsi="Times New Roman" w:cs="Times New Roman"/>
         </w:rPr>
         <w:lastRenderedPageBreak/>
-        <w:t xml:space="preserve">This is an </w:t>
-      </w:r>
-      <w:r>
-        <w:rPr>
-          <w:rFonts w:ascii="Times New Roman" w:hAnsi="Times New Roman" w:cs="Times New Roman"/>
-        </w:rPr>
-        <w:t xml:space="preserve">analogous </w:t>
-      </w:r>
-      <w:r>
-        <w:rPr>
-          <w:rFonts w:ascii="Times New Roman" w:hAnsi="Times New Roman" w:cs="Times New Roman"/>
-        </w:rPr>
-        <w:t>measure to the Absorption Ratio in Kritzman</w:t>
-      </w:r>
-      <w:r>
-        <w:rPr>
-          <w:rFonts w:ascii="Times New Roman" w:hAnsi="Times New Roman" w:cs="Times New Roman"/>
-        </w:rPr>
-        <w:t xml:space="preserve"> et al. (</w:t>
-      </w:r>
-      <w:r>
-        <w:rPr>
-          <w:rFonts w:ascii="Times New Roman" w:hAnsi="Times New Roman" w:cs="Times New Roman"/>
-        </w:rPr>
-        <w:t>201</w:t>
-      </w:r>
-      <w:r>
-        <w:rPr>
-          <w:rFonts w:ascii="Times New Roman" w:hAnsi="Times New Roman" w:cs="Times New Roman"/>
-        </w:rPr>
-        <w:t>1</w:t>
-      </w:r>
-      <w:r>
-        <w:rPr>
-          <w:rFonts w:ascii="Times New Roman" w:hAnsi="Times New Roman" w:cs="Times New Roman"/>
-        </w:rPr>
-        <w:t>).</w:t>
+        <w:t xml:space="preserve">This is an analogous measure to the Absorption Ratio in Kritzman et al. (2011).</w:t>
       </w:r>
     </w:p>
     <w:p>
@@ -1682,49 +1161,7 @@
           <w:rFonts w:ascii="Times New Roman" w:hAnsi="Times New Roman" w:cs="Times New Roman"/>
           <w:color w:val="000000" w:themeColor="text1"/>
         </w:rPr>
-        <w:t>We form five different portfolios each day using the following methods: equal-weight, capitalization-weighted, equal risk contribution, minimum variance, and maximum diversification.</w:t>
-      </w:r>
-      <w:r>
-        <w:rPr>
-          <w:rFonts w:ascii="Times New Roman" w:hAnsi="Times New Roman" w:cs="Times New Roman"/>
-          <w:color w:val="000000" w:themeColor="text1"/>
-        </w:rPr>
-        <w:t xml:space="preserve"> All methods are forced to construct long-only portfolios.</w:t>
-      </w:r>
-      <w:r>
-        <w:rPr>
-          <w:rFonts w:ascii="Times New Roman" w:hAnsi="Times New Roman" w:cs="Times New Roman"/>
-          <w:color w:val="000000" w:themeColor="text1"/>
-        </w:rPr>
-        <w:t xml:space="preserve"> These are traditional portfolio construction methods that claim to be diversified. For the last three methods, w</w:t>
-      </w:r>
-      <w:r>
-        <w:rPr>
-          <w:rFonts w:ascii="Times New Roman" w:hAnsi="Times New Roman" w:cs="Times New Roman"/>
-          <w:color w:val="000000" w:themeColor="text1"/>
-        </w:rPr>
-        <w:t>eights are computed from the shrunk covariance</w:t>
-      </w:r>
-      <w:r>
-        <w:rPr>
-          <w:rFonts w:ascii="Times New Roman" w:hAnsi="Times New Roman" w:cs="Times New Roman"/>
-          <w:color w:val="000000" w:themeColor="text1"/>
-        </w:rPr>
-        <w:t xml:space="preserve"> matrix</w:t>
-      </w:r>
-      <w:r>
-        <w:rPr>
-          <w:rFonts w:ascii="Times New Roman" w:hAnsi="Times New Roman" w:cs="Times New Roman"/>
-          <w:color w:val="000000" w:themeColor="text1"/>
-        </w:rPr>
-        <w:t>.</w:t>
-      </w:r>
-      <w:r>
-        <w:rPr>
-          <w:rFonts w:ascii="Times New Roman" w:hAnsi="Times New Roman" w:cs="Times New Roman"/>
-          <w:color w:val="000000" w:themeColor="text1"/>
-        </w:rPr>
-        <w:t xml:space="preserve"> A summary explanation of each portfolio construction method is shown in appendix C.</w:t>
+        <w:t xml:space="preserve">We form five different portfolios each day using the following methods: equal-weight, capitalization-weighted, equal risk contribution, minimum variance, and maximum diversification. All methods are forced to construct long-only portfolios. These are traditional portfolio construction methods that claim to be diversified. For the last three methods, weights are computed from the shrunk covariance matrix. A summary explanation of each portfolio construction method is shown in appendix C.</w:t>
       </w:r>
     </w:p>
     <w:p>
@@ -1733,33 +1170,18 @@
         <w:spacing w:before="260" w:after="120"/>
         <w:rPr>
           <w:rFonts w:ascii="Times New Roman" w:hAnsi="Times New Roman" w:cs="Times New Roman"/>
+          <w:color w:val="000000" w:themeColor="text1"/>
+        </w:rPr>
+      </w:pPr>
+      <w:r>
+        <w:rPr>
+          <w:rFonts w:ascii="Times New Roman" w:hAnsi="Times New Roman" w:cs="Times New Roman"/>
           <w:b/>
           <w:bCs/>
           <w:color w:val="000000" w:themeColor="text1"/>
           <w:sz w:val="27"/>
           <w:szCs w:val="27"/>
         </w:rPr>
-      </w:pPr>
-    </w:p>
-    <w:p>
-      <w:pPr>
-        <w:pStyle w:val="Heading1"/>
-        <w:spacing w:before="260" w:after="120"/>
-        <w:rPr>
-          <w:rFonts w:ascii="Times New Roman" w:hAnsi="Times New Roman" w:cs="Times New Roman"/>
-          <w:color w:val="000000" w:themeColor="text1"/>
-        </w:rPr>
-      </w:pPr>
-      <w:r>
-        <w:rPr>
-          <w:rFonts w:ascii="Times New Roman" w:hAnsi="Times New Roman" w:cs="Times New Roman"/>
-          <w:b/>
-          <w:bCs/>
-          <w:color w:val="000000" w:themeColor="text1"/>
-          <w:sz w:val="27"/>
-          <w:szCs w:val="27"/>
-          <w:highlight w:val="yellow"/>
-        </w:rPr>
         <w:t>3. Market structure over time</w:t>
       </w:r>
     </w:p>
@@ -1771,17 +1193,6 @@
           <w:color w:val="000000" w:themeColor="text1"/>
         </w:rPr>
       </w:pPr>
-      <w:r>
-        <w:rPr>
-          <w:rFonts w:ascii="Times New Roman" w:hAnsi="Times New Roman" w:cs="Times New Roman"/>
-          <w:i/>
-          <w:iCs/>
-          <w:color w:val="000000" w:themeColor="text1"/>
-          <w:sz w:val="18"/>
-          <w:szCs w:val="18"/>
-        </w:rPr>
-        <w:t xml:space="preserve">[Section owner: Chirag — draft below for integration.] </w:t>
-      </w:r>
       <w:r>
         <w:rPr>
           <w:rFonts w:ascii="Times New Roman" w:hAnsi="Times New Roman" w:cs="Times New Roman"/>
@@ -1879,7 +1290,7 @@
           <w:rFonts w:ascii="Times New Roman" w:hAnsi="Times New Roman" w:cs="Times New Roman"/>
           <w:color w:val="000000" w:themeColor="text1"/>
         </w:rPr>
-        <w:t>The PCA tells the same story in factor space (Figure 2). The share of variance explained by the first principal component — a market-synchronisation gauge — ranges from ~20% in calm markets to ~55% in the GFC, and the number of components needed to explain 75% of variance collapses from ~150 to ~50 during crises. Both series move sharply at the 2025 tariff marker.</w:t>
+        <w:t>The PCA tells the same story in factor space (Figure 2). The share of variance explained by the first principal component (a market-synchronisation gauge) ranges from ~20% in calm markets to ~55% in the GFC, and the number of components needed to explain 75% of variance collapses from ~150 to ~50 during crises. Both series move sharply at the 2025 tariff marker.</w:t>
       </w:r>
     </w:p>
     <w:p>
@@ -2009,13 +1420,7 @@
         <w:rPr>
           <w:rFonts w:ascii="Times New Roman" w:hAnsi="Times New Roman" w:cs="Times New Roman"/>
         </w:rPr>
-        <w:t>In th</w:t>
-      </w:r>
-      <w:r>
-        <w:rPr>
-          <w:rFonts w:ascii="Times New Roman" w:hAnsi="Times New Roman" w:cs="Times New Roman"/>
-        </w:rPr>
-        <w:t>e following plots we show the evolution of each portfolio’s diversification measure through time, as well as the full sample distribution and the values for the full sample median.</w:t>
+        <w:t>In the following plots we show the evolution of each portfolio’s diversification measure through time, as well as the full sample distribution and the values for the full sample median.</w:t>
       </w:r>
     </w:p>
     <w:p>
@@ -2095,51 +1500,7 @@
           <w:sz w:val="17"/>
           <w:szCs w:val="17"/>
         </w:rPr>
-        <w:t xml:space="preserve">Figure </w:t>
-      </w:r>
-      <w:r>
-        <w:rPr>
-          <w:rFonts w:ascii="Times New Roman" w:hAnsi="Times New Roman" w:cs="Times New Roman"/>
-          <w:i/>
-          <w:iCs/>
-          <w:color w:val="000000" w:themeColor="text1"/>
-          <w:sz w:val="17"/>
-          <w:szCs w:val="17"/>
-        </w:rPr>
-        <w:t>3</w:t>
-      </w:r>
-      <w:r>
-        <w:rPr>
-          <w:rFonts w:ascii="Times New Roman" w:hAnsi="Times New Roman" w:cs="Times New Roman"/>
-          <w:i/>
-          <w:iCs/>
-          <w:color w:val="000000" w:themeColor="text1"/>
-          <w:sz w:val="17"/>
-          <w:szCs w:val="17"/>
-        </w:rPr>
-        <w:t xml:space="preserve">. </w:t>
-      </w:r>
-      <w:r>
-        <w:rPr>
-          <w:rFonts w:ascii="Times New Roman" w:hAnsi="Times New Roman" w:cs="Times New Roman"/>
-          <w:i/>
-          <w:iCs/>
-          <w:color w:val="000000" w:themeColor="text1"/>
-          <w:sz w:val="17"/>
-          <w:szCs w:val="17"/>
-        </w:rPr>
-        <w:t>Diversification measures through time</w:t>
-      </w:r>
-      <w:r>
-        <w:rPr>
-          <w:rFonts w:ascii="Times New Roman" w:hAnsi="Times New Roman" w:cs="Times New Roman"/>
-          <w:i/>
-          <w:iCs/>
-          <w:color w:val="000000" w:themeColor="text1"/>
-          <w:sz w:val="17"/>
-          <w:szCs w:val="17"/>
-        </w:rPr>
-        <w:t xml:space="preserve">. </w:t>
+        <w:t xml:space="preserve">Figure 3. Diversification measures through time. </w:t>
       </w:r>
     </w:p>
     <w:p>
@@ -2217,51 +1578,7 @@
           <w:sz w:val="17"/>
           <w:szCs w:val="17"/>
         </w:rPr>
-        <w:t xml:space="preserve">Figure </w:t>
-      </w:r>
-      <w:r>
-        <w:rPr>
-          <w:rFonts w:ascii="Times New Roman" w:hAnsi="Times New Roman" w:cs="Times New Roman"/>
-          <w:i/>
-          <w:iCs/>
-          <w:color w:val="000000" w:themeColor="text1"/>
-          <w:sz w:val="17"/>
-          <w:szCs w:val="17"/>
-        </w:rPr>
-        <w:t>4</w:t>
-      </w:r>
-      <w:r>
-        <w:rPr>
-          <w:rFonts w:ascii="Times New Roman" w:hAnsi="Times New Roman" w:cs="Times New Roman"/>
-          <w:i/>
-          <w:iCs/>
-          <w:color w:val="000000" w:themeColor="text1"/>
-          <w:sz w:val="17"/>
-          <w:szCs w:val="17"/>
-        </w:rPr>
-        <w:t xml:space="preserve">. </w:t>
-      </w:r>
-      <w:r>
-        <w:rPr>
-          <w:rFonts w:ascii="Times New Roman" w:hAnsi="Times New Roman" w:cs="Times New Roman"/>
-          <w:i/>
-          <w:iCs/>
-          <w:color w:val="000000" w:themeColor="text1"/>
-          <w:sz w:val="17"/>
-          <w:szCs w:val="17"/>
-        </w:rPr>
-        <w:t>Full-sample distribution of the diversification measures</w:t>
-      </w:r>
-      <w:r>
-        <w:rPr>
-          <w:rFonts w:ascii="Times New Roman" w:hAnsi="Times New Roman" w:cs="Times New Roman"/>
-          <w:i/>
-          <w:iCs/>
-          <w:color w:val="000000" w:themeColor="text1"/>
-          <w:sz w:val="17"/>
-          <w:szCs w:val="17"/>
-        </w:rPr>
-        <w:t xml:space="preserve"> </w:t>
+        <w:t xml:space="preserve">Figure 4. Full-sample distribution of the diversification measures </w:t>
       </w:r>
     </w:p>
     <w:p>
@@ -3298,9 +2615,12 @@
           <w:sz w:val="17"/>
           <w:szCs w:val="17"/>
         </w:rPr>
-        <w:t>Table 1. Full-sample m</w:t>
-      </w:r>
-      <w:r>
+        <w:t xml:space="preserve">Table 1. Full-sample median diversification by portfolio. Higher ENB = more diversified; lower top-10 = more diversified. The rank is a simple average the individual measure rank.</w:t>
+      </w:r>
+    </w:p>
+    <w:p>
+      <w:pPr>
+        <w:spacing w:before="40" w:after="160"/>
         <w:rPr>
           <w:rFonts w:ascii="Times New Roman" w:hAnsi="Times New Roman" w:cs="Times New Roman"/>
           <w:i/>
@@ -3309,42 +2629,6 @@
           <w:sz w:val="17"/>
           <w:szCs w:val="17"/>
         </w:rPr>
-        <w:t>edian</w:t>
-      </w:r>
-      <w:r>
-        <w:rPr>
-          <w:rFonts w:ascii="Times New Roman" w:hAnsi="Times New Roman" w:cs="Times New Roman"/>
-          <w:i/>
-          <w:iCs/>
-          <w:color w:val="000000" w:themeColor="text1"/>
-          <w:sz w:val="17"/>
-          <w:szCs w:val="17"/>
-        </w:rPr>
-        <w:t xml:space="preserve"> diversification by portfolio. Higher ENB = more diversified; lower top-10 = more diversified.</w:t>
-      </w:r>
-      <w:r>
-        <w:rPr>
-          <w:rFonts w:ascii="Times New Roman" w:hAnsi="Times New Roman" w:cs="Times New Roman"/>
-          <w:i/>
-          <w:iCs/>
-          <w:color w:val="000000" w:themeColor="text1"/>
-          <w:sz w:val="17"/>
-          <w:szCs w:val="17"/>
-        </w:rPr>
-        <w:t xml:space="preserve"> The rank is a simple average the individual measure rank.</w:t>
-      </w:r>
-    </w:p>
-    <w:p>
-      <w:pPr>
-        <w:spacing w:before="40" w:after="160"/>
-        <w:rPr>
-          <w:rFonts w:ascii="Times New Roman" w:hAnsi="Times New Roman" w:cs="Times New Roman"/>
-          <w:i/>
-          <w:iCs/>
-          <w:color w:val="000000" w:themeColor="text1"/>
-          <w:sz w:val="17"/>
-          <w:szCs w:val="17"/>
-        </w:rPr>
       </w:pPr>
     </w:p>
     <w:p>
@@ -3378,21 +2662,7 @@
           <w:rFonts w:ascii="Times New Roman" w:hAnsi="Times New Roman" w:cs="Times New Roman"/>
           <w:color w:val="000000" w:themeColor="text1"/>
         </w:rPr>
-        <w:t>The two groups also differ in the number of stocks they hold. As shown in Appendix D, minimum variance and maximum diversification portfolios are allowed to hold fewer than 500 stocks, while the other three methods always hold 500 stocks. Interestingly, allowing greater concentration in the number of stocks may actually result in greater diversification across risk factors. By not requiring the portfolio to hold 500 stocks, the optimization methods can choose a smaller set of stocks whose exposures are more balanced across independent sources of risk.</w:t>
-      </w:r>
-      <w:r>
-        <w:rPr>
-          <w:rFonts w:ascii="Times New Roman" w:hAnsi="Times New Roman" w:cs="Times New Roman"/>
-          <w:color w:val="000000" w:themeColor="text1"/>
-        </w:rPr>
-        <w:t xml:space="preserve"> </w:t>
-      </w:r>
-      <w:r>
-        <w:rPr>
-          <w:rFonts w:ascii="Times New Roman" w:hAnsi="Times New Roman" w:cs="Times New Roman"/>
-          <w:color w:val="000000" w:themeColor="text1"/>
-        </w:rPr>
-        <w:t>These results provide evidence in favor of the idea that holding more stocks does not necessarily lead to greater diversification. What matters is not only how many stocks a portfolio holds, but how its exposure is distributed across independent sources of risk.</w:t>
+        <w:t xml:space="preserve">The two groups also differ in the number of stocks they hold. As shown in Appendix D, minimum variance and maximum diversification portfolios are allowed to hold fewer than 500 stocks, while the other three methods always hold 500 stocks. Interestingly, allowing greater concentration in the number of stocks may actually result in greater diversification across risk factors. By not requiring the portfolio to hold 500 stocks, the optimization methods can choose a smaller set of stocks whose exposures are more balanced across independent sources of risk. These results provide evidence in favor of the idea that holding more stocks does not necessarily lead to greater diversification. What matters is not only how many stocks a portfolio holds, but how its exposure is distributed across independent sources of risk.</w:t>
       </w:r>
     </w:p>
     <w:p>
@@ -3409,21 +2679,7 @@
           <w:rFonts w:ascii="Times New Roman" w:hAnsi="Times New Roman" w:cs="Times New Roman"/>
           <w:color w:val="000000" w:themeColor="text1"/>
         </w:rPr>
-        <w:t>As mentioned above, equal-weight, capitalization-weighted, and equal-risk-contribution portfolios show very limited diversification throughout the sample, as their risk is largely concentrated in a single factor. For the two naive methods, this result is somewhat expected. For equal-risk contribution, however, we might expect a more diversified outcome. The results suggest that making each stock contribute the same amount of risk does not necessarily lead to diversification across independent risk factors.</w:t>
-      </w:r>
-      <w:r>
-        <w:rPr>
-          <w:rFonts w:ascii="Times New Roman" w:hAnsi="Times New Roman" w:cs="Times New Roman"/>
-          <w:color w:val="000000" w:themeColor="text1"/>
-        </w:rPr>
-        <w:t xml:space="preserve"> </w:t>
-      </w:r>
-      <w:r>
-        <w:rPr>
-          <w:rFonts w:ascii="Times New Roman" w:hAnsi="Times New Roman" w:cs="Times New Roman"/>
-          <w:color w:val="000000" w:themeColor="text1"/>
-        </w:rPr>
-        <w:t>It is also interesting to note that the capitalization-weighted portfolio has become increasingly diversified over the past few years, despite becoming more concentrated in its largest holdings. This may seem counterintuitive, but the results suggest that the increased concentration in the largest stocks has introduced exposure to a new source of risk rather than simply increasing exposure to the first principal component. In particular, the growing concentration in AI-related and semiconductor stocks appears to have shifted part of the portfolio's risk exposure away from the broad market factor toward a second, more specialized source of risk.</w:t>
+        <w:t xml:space="preserve">As mentioned above, equal-weight, capitalization-weighted, and equal-risk-contribution portfolios show very limited diversification throughout the sample, as their risk is largely concentrated in a single factor. For the two naive methods, this result is somewhat expected. For equal-risk contribution, however, we might expect a more diversified outcome. The results suggest that making each stock contribute the same amount of risk does not necessarily lead to diversification across independent risk factors. It is also interesting to note that the capitalization-weighted portfolio has become increasingly diversified over the past few years, despite becoming more concentrated in its largest holdings. This may seem counterintuitive, but the results suggest that the increased concentration in the largest stocks has introduced exposure to a new source of risk rather than simply increasing exposure to the first principal component. In particular, the growing concentration in AI-related and semiconductor stocks appears to have shifted part of the portfolio's risk exposure away from the broad market factor toward a second, more specialized source of risk.</w:t>
       </w:r>
     </w:p>
     <w:p>
@@ -3441,42 +2697,7 @@
           <w:color w:val="000000" w:themeColor="text1"/>
         </w:rPr>
         <w:lastRenderedPageBreak/>
-        <w:t>The two more diversified methods show broadly similar levels of diversification. Minimum variance ranks better according to the ENB measures, while maximum diversification performs best based on the share of variance explained by the top 10 components. However, the relative ranking changes over time, with each method being more diversified than the other during different periods.</w:t>
-      </w:r>
-      <w:r>
-        <w:rPr>
-          <w:rFonts w:ascii="Times New Roman" w:hAnsi="Times New Roman" w:cs="Times New Roman"/>
-          <w:color w:val="000000" w:themeColor="text1"/>
-        </w:rPr>
-        <w:t xml:space="preserve"> </w:t>
-      </w:r>
-      <w:r>
-        <w:rPr>
-          <w:rFonts w:ascii="Times New Roman" w:hAnsi="Times New Roman" w:cs="Times New Roman"/>
-          <w:color w:val="000000" w:themeColor="text1"/>
-        </w:rPr>
-        <w:t xml:space="preserve">The distributions in Figure </w:t>
-      </w:r>
-      <w:r>
-        <w:rPr>
-          <w:rFonts w:ascii="Times New Roman" w:hAnsi="Times New Roman" w:cs="Times New Roman"/>
-          <w:color w:val="000000" w:themeColor="text1"/>
-        </w:rPr>
-        <w:t>4</w:t>
-      </w:r>
-      <w:r>
-        <w:rPr>
-          <w:rFonts w:ascii="Times New Roman" w:hAnsi="Times New Roman" w:cs="Times New Roman"/>
-          <w:color w:val="000000" w:themeColor="text1"/>
-        </w:rPr>
-        <w:t xml:space="preserve"> provide further insight. Minimum variance tends to show greater dispersion over the sample, while the distribution for maximum diversification is narrower. Thus, although minimum variance ranks better on average, maximum diversification appears to provide more consistent diversification over time.</w:t>
-      </w:r>
-      <w:r>
-        <w:rPr>
-          <w:rFonts w:ascii="Times New Roman" w:hAnsi="Times New Roman" w:cs="Times New Roman"/>
-          <w:color w:val="000000" w:themeColor="text1"/>
-        </w:rPr>
-        <w:t xml:space="preserve"> </w:t>
+        <w:t xml:space="preserve">The two more diversified methods show broadly similar levels of diversification. Minimum variance ranks better according to the ENB measures, while maximum diversification performs best based on the share of variance explained by the top 10 components. However, the relative ranking changes over time, with each method being more diversified than the other during different periods. The distributions in Figure 4 provide further insight. Minimum variance tends to show greater dispersion over the sample, while the distribution for maximum diversification is narrower. Thus, although minimum variance ranks better on average, maximum diversification appears to provide more consistent diversification over time. </w:t>
       </w:r>
     </w:p>
     <w:p>
@@ -3540,7 +2761,7 @@
           <w:rFonts w:ascii="Times New Roman" w:hAnsi="Times New Roman" w:cs="Times New Roman"/>
           <w:color w:val="000000" w:themeColor="text1"/>
         </w:rPr>
-        <w:t>We now compare the measures within five stress windows. Table 2 gives the mean entropy-ENB per portfolio in each window; the question is whether any method's ranking changes across regimes. (Cells to fill from notebook §5.3.)</w:t>
+        <w:t>We now compare the measures within five stress windows. Table 2 gives the mean entropy-ENB per portfolio in each window. The ranking is stable across regimes: minimum variance and maximum diversification are always the two most diversified methods, and equal-weight and ERC always the least. The tariff window stands out, however: every portfolio’s mean ENB during 2025 is the highest of the five periods studied, and the capitalization-weighted portfolio’s (3.05) is more than double its level in any other regime.</w:t>
       </w:r>
     </w:p>
     <w:tbl>
@@ -3575,7 +2796,7 @@
         <w:tc>
           <w:tcPr>
             <w:tcW w:w="2700" w:type="dxa"/>
-            <w:shd w:val="clear" w:color="auto" w:fill="1F3864"/>
+            <w:shd w:val="clear" w:color="auto" w:fill="CAEDFB"/>
             <w:tcMar>
               <w:top w:w="40" w:type="dxa"/>
               <w:left w:w="80" w:type="dxa"/>
@@ -3606,7 +2827,7 @@
         <w:tc>
           <w:tcPr>
             <w:tcW w:w="1332" w:type="dxa"/>
-            <w:shd w:val="clear" w:color="auto" w:fill="1F3864"/>
+            <w:shd w:val="clear" w:color="auto" w:fill="CAEDFB"/>
             <w:tcMar>
               <w:top w:w="40" w:type="dxa"/>
               <w:left w:w="80" w:type="dxa"/>
@@ -3638,7 +2859,7 @@
         <w:tc>
           <w:tcPr>
             <w:tcW w:w="1332" w:type="dxa"/>
-            <w:shd w:val="clear" w:color="auto" w:fill="1F3864"/>
+            <w:shd w:val="clear" w:color="auto" w:fill="CAEDFB"/>
             <w:tcMar>
               <w:top w:w="40" w:type="dxa"/>
               <w:left w:w="80" w:type="dxa"/>
@@ -3670,7 +2891,7 @@
         <w:tc>
           <w:tcPr>
             <w:tcW w:w="1332" w:type="dxa"/>
-            <w:shd w:val="clear" w:color="auto" w:fill="1F3864"/>
+            <w:shd w:val="clear" w:color="auto" w:fill="CAEDFB"/>
             <w:tcMar>
               <w:top w:w="40" w:type="dxa"/>
               <w:left w:w="80" w:type="dxa"/>
@@ -3702,7 +2923,7 @@
         <w:tc>
           <w:tcPr>
             <w:tcW w:w="1332" w:type="dxa"/>
-            <w:shd w:val="clear" w:color="auto" w:fill="1F3864"/>
+            <w:shd w:val="clear" w:color="auto" w:fill="CAEDFB"/>
             <w:tcMar>
               <w:top w:w="40" w:type="dxa"/>
               <w:left w:w="80" w:type="dxa"/>
@@ -3734,7 +2955,7 @@
         <w:tc>
           <w:tcPr>
             <w:tcW w:w="1332" w:type="dxa"/>
-            <w:shd w:val="clear" w:color="auto" w:fill="1F3864"/>
+            <w:shd w:val="clear" w:color="auto" w:fill="CAEDFB"/>
             <w:tcMar>
               <w:top w:w="40" w:type="dxa"/>
               <w:left w:w="80" w:type="dxa"/>
@@ -3820,7 +3041,7 @@
                 <w:sz w:val="17"/>
                 <w:szCs w:val="17"/>
               </w:rPr>
-              <w:t>[ ]</w:t>
+              <w:t>7.06</w:t>
             </w:r>
           </w:p>
         </w:tc>
@@ -3850,7 +3071,7 @@
                 <w:sz w:val="17"/>
                 <w:szCs w:val="17"/>
               </w:rPr>
-              <w:t>[ ]</w:t>
+              <w:t>4.02</w:t>
             </w:r>
           </w:p>
         </w:tc>
@@ -3880,7 +3101,7 @@
                 <w:sz w:val="17"/>
                 <w:szCs w:val="17"/>
               </w:rPr>
-              <w:t>[ ]</w:t>
+              <w:t>5.40</w:t>
             </w:r>
           </w:p>
         </w:tc>
@@ -3910,7 +3131,7 @@
                 <w:sz w:val="17"/>
                 <w:szCs w:val="17"/>
               </w:rPr>
-              <w:t>[ ]</w:t>
+              <w:t>6.34</w:t>
             </w:r>
           </w:p>
         </w:tc>
@@ -3940,7 +3161,7 @@
                 <w:sz w:val="17"/>
                 <w:szCs w:val="17"/>
               </w:rPr>
-              <w:t>[ ]</w:t>
+              <w:t>10.62</w:t>
             </w:r>
           </w:p>
         </w:tc>
@@ -4001,7 +3222,7 @@
                 <w:sz w:val="17"/>
                 <w:szCs w:val="17"/>
               </w:rPr>
-              <w:t>[ ]</w:t>
+              <w:t>4.29</w:t>
             </w:r>
           </w:p>
         </w:tc>
@@ -4031,7 +3252,7 @@
                 <w:sz w:val="17"/>
                 <w:szCs w:val="17"/>
               </w:rPr>
-              <w:t>[ ]</w:t>
+              <w:t>4.03</w:t>
             </w:r>
           </w:p>
         </w:tc>
@@ -4061,7 +3282,7 @@
                 <w:sz w:val="17"/>
                 <w:szCs w:val="17"/>
               </w:rPr>
-              <w:t>[ ]</w:t>
+              <w:t>6.05</w:t>
             </w:r>
           </w:p>
         </w:tc>
@@ -4091,7 +3312,7 @@
                 <w:sz w:val="17"/>
                 <w:szCs w:val="17"/>
               </w:rPr>
-              <w:t>[ ]</w:t>
+              <w:t>4.37</w:t>
             </w:r>
           </w:p>
         </w:tc>
@@ -4121,7 +3342,7 @@
                 <w:sz w:val="17"/>
                 <w:szCs w:val="17"/>
               </w:rPr>
-              <w:t>[ ]</w:t>
+              <w:t>7.87</w:t>
             </w:r>
           </w:p>
         </w:tc>
@@ -4182,7 +3403,7 @@
                 <w:sz w:val="17"/>
                 <w:szCs w:val="17"/>
               </w:rPr>
-              <w:t>[ ]</w:t>
+              <w:t>1.15</w:t>
             </w:r>
           </w:p>
         </w:tc>
@@ -4212,7 +3433,7 @@
                 <w:sz w:val="17"/>
                 <w:szCs w:val="17"/>
               </w:rPr>
-              <w:t>[ ]</w:t>
+              <w:t>1.12</w:t>
             </w:r>
           </w:p>
         </w:tc>
@@ -4242,7 +3463,7 @@
                 <w:sz w:val="17"/>
                 <w:szCs w:val="17"/>
               </w:rPr>
-              <w:t>[ ]</w:t>
+              <w:t>1.37</w:t>
             </w:r>
           </w:p>
         </w:tc>
@@ -4272,7 +3493,7 @@
                 <w:sz w:val="17"/>
                 <w:szCs w:val="17"/>
               </w:rPr>
-              <w:t>[ ]</w:t>
+              <w:t>1.29</w:t>
             </w:r>
           </w:p>
         </w:tc>
@@ -4302,7 +3523,7 @@
                 <w:sz w:val="17"/>
                 <w:szCs w:val="17"/>
               </w:rPr>
-              <w:t>[ ]</w:t>
+              <w:t>3.05</w:t>
             </w:r>
           </w:p>
         </w:tc>
@@ -4363,7 +3584,7 @@
                 <w:sz w:val="17"/>
                 <w:szCs w:val="17"/>
               </w:rPr>
-              <w:t>[ ]</w:t>
+              <w:t>1.03</w:t>
             </w:r>
           </w:p>
         </w:tc>
@@ -4393,7 +3614,7 @@
                 <w:sz w:val="17"/>
                 <w:szCs w:val="17"/>
               </w:rPr>
-              <w:t>[ ]</w:t>
+              <w:t>1.01</w:t>
             </w:r>
           </w:p>
         </w:tc>
@@ -4423,7 +3644,7 @@
                 <w:sz w:val="17"/>
                 <w:szCs w:val="17"/>
               </w:rPr>
-              <w:t>[ ]</w:t>
+              <w:t>1.14</w:t>
             </w:r>
           </w:p>
         </w:tc>
@@ -4453,7 +3674,7 @@
                 <w:sz w:val="17"/>
                 <w:szCs w:val="17"/>
               </w:rPr>
-              <w:t>[ ]</w:t>
+              <w:t>1.04</w:t>
             </w:r>
           </w:p>
         </w:tc>
@@ -4483,7 +3704,7 @@
                 <w:sz w:val="17"/>
                 <w:szCs w:val="17"/>
               </w:rPr>
-              <w:t>[ ]</w:t>
+              <w:t>1.19</w:t>
             </w:r>
           </w:p>
         </w:tc>
@@ -4544,7 +3765,7 @@
                 <w:sz w:val="17"/>
                 <w:szCs w:val="17"/>
               </w:rPr>
-              <w:t>[ ]</w:t>
+              <w:t>1.04</w:t>
             </w:r>
           </w:p>
         </w:tc>
@@ -4574,7 +3795,7 @@
                 <w:sz w:val="17"/>
                 <w:szCs w:val="17"/>
               </w:rPr>
-              <w:t>[ ]</w:t>
+              <w:t>1.03</w:t>
             </w:r>
           </w:p>
         </w:tc>
@@ -4604,7 +3825,7 @@
                 <w:sz w:val="17"/>
                 <w:szCs w:val="17"/>
               </w:rPr>
-              <w:t>[ ]</w:t>
+              <w:t>1.07</w:t>
             </w:r>
           </w:p>
         </w:tc>
@@ -4634,7 +3855,7 @@
                 <w:sz w:val="17"/>
                 <w:szCs w:val="17"/>
               </w:rPr>
-              <w:t>[ ]</w:t>
+              <w:t>1.02</w:t>
             </w:r>
           </w:p>
         </w:tc>
@@ -4664,7 +3885,7 @@
                 <w:sz w:val="17"/>
                 <w:szCs w:val="17"/>
               </w:rPr>
-              <w:t>[ ]</w:t>
+              <w:t>1.08</w:t>
             </w:r>
           </w:p>
         </w:tc>
@@ -4687,7 +3908,7 @@
           <w:sz w:val="17"/>
           <w:szCs w:val="17"/>
         </w:rPr>
-        <w:t>Table 2. Mean entropy-ENB by portfolio and regime. Populate from period_functions.compare_windows_table(panel, PERIODS, "enb_entropy").</w:t>
+        <w:t>Table 2. Mean entropy-ENB by portfolio and regime, full study window per period.</w:t>
       </w:r>
     </w:p>
     <w:p>
@@ -4707,9 +3928,8 @@
           <w:color w:val="000000" w:themeColor="text1"/>
           <w:sz w:val="23"/>
           <w:szCs w:val="23"/>
-          <w:highlight w:val="yellow"/>
-        </w:rPr>
-        <w:t>5.1 GFC (2007–2009)</w:t>
+        </w:rPr>
+        <w:t>5.1 The 2025 tariff shock: a focused analysis</w:t>
       </w:r>
     </w:p>
     <w:p>
@@ -4721,6 +3941,118 @@
         </w:rPr>
       </w:pPr>
       <w:r>
+        <w:rPr>
+          <w:rFonts w:ascii="Times New Roman" w:hAnsi="Times New Roman" w:cs="Times New Roman"/>
+          <w:b/>
+          <w:bCs/>
+          <w:color w:val="000000" w:themeColor="text1"/>
+        </w:rPr>
+        <w:lastRenderedPageBreak/>
+        <w:t xml:space="preserve">Why this episode is informative. </w:t>
+      </w:r>
+      <w:r>
+        <w:rPr>
+          <w:rFonts w:ascii="Times New Roman" w:hAnsi="Times New Roman" w:cs="Times New Roman"/>
+          <w:color w:val="000000" w:themeColor="text1"/>
+        </w:rPr>
+        <w:t>On 2 April 2025 (“Liberation Day”) the U.S. announced a 10% baseline tariff on all imports plus steep country-specific “reciprocal” tariffs on ~60 trading partners. Equities sold off violently: the S&amp;P 500 fell about 12% over the four sessions of 3–8 April, its steepest such move since 1950, and the VIX closed near 52 on 8 April. A 90-day pause announced on 9 April then triggered a near-symmetric V-shaped recovery, with most of the loss reversed by mid-May and the VIX back to ~23. Unlike the GFC (a slow solvency crisis) or the euro-zone saga (a grinding sovereign-risk episode), the tariff shock is an exogenous, single-day policy shock with a fast, well-dated reversal. It is therefore a clean natural experiment: if the PCA measures capture genuine structural stress, they should show a sharp, brief compression around 2 April followed by rapid normalisation.</w:t>
+      </w:r>
+    </w:p>
+    <w:p>
+      <w:pPr>
+        <w:spacing w:after="120" w:line="276" w:lineRule="auto"/>
+        <w:rPr>
+          <w:rFonts w:ascii="Times New Roman" w:hAnsi="Times New Roman" w:cs="Times New Roman"/>
+          <w:color w:val="000000" w:themeColor="text1"/>
+        </w:rPr>
+      </w:pPr>
+      <w:r>
+        <w:rPr>
+          <w:rFonts w:ascii="Times New Roman" w:hAnsi="Times New Roman" w:cs="Times New Roman"/>
+          <w:b/>
+          <w:bCs/>
+          <w:color w:val="000000" w:themeColor="text1"/>
+        </w:rPr>
+        <w:t xml:space="preserve">Market structure moved sharply but briefly. </w:t>
+      </w:r>
+      <w:r>
+        <w:rPr>
+          <w:rFonts w:ascii="Times New Roman" w:hAnsi="Times New Roman" w:cs="Times New Roman"/>
+          <w:color w:val="000000" w:themeColor="text1"/>
+        </w:rPr>
+        <w:t>Both Figures 1 and 2 confirm the setup. Average pairwise correlation entered 2025 near a multi-year low (~0.17) and jumped to ~0.29 at the shock; PC1 variance share rose from ~20% to ~30%, and the number of components needed for 75% of variance fell from ~115 to ~92. Both series began normalising within weeks: the compression is far shorter-lived than in 2008 or 2020.</w:t>
+      </w:r>
+    </w:p>
+    <w:p>
+      <w:pPr>
+        <w:spacing w:after="120" w:line="276" w:lineRule="auto"/>
+        <w:rPr>
+          <w:rFonts w:ascii="Times New Roman" w:hAnsi="Times New Roman" w:cs="Times New Roman"/>
+          <w:color w:val="000000" w:themeColor="text1"/>
+        </w:rPr>
+      </w:pPr>
+      <w:r>
+        <w:rPr>
+          <w:rFonts w:ascii="Times New Roman" w:hAnsi="Times New Roman" w:cs="Times New Roman"/>
+          <w:b/>
+          <w:bCs/>
+          <w:color w:val="000000" w:themeColor="text1"/>
+        </w:rPr>
+        <w:t xml:space="preserve">Who loses diversification. </w:t>
+      </w:r>
+      <w:r>
+        <w:rPr>
+          <w:rFonts w:ascii="Times New Roman" w:hAnsi="Times New Roman" w:cs="Times New Roman"/>
+          <w:color w:val="000000" w:themeColor="text1"/>
+        </w:rPr>
+        <w:t>The portfolio-level compression is concentrated in minimum variance and maximum diversification (Figures 3–4). Their entropy-ENB falls from roughly 10.9 and 9.0 to a trough of roughly 6.0 and 4.9, a peak-to-trough drop of about 45% for both (Table 3), around 9–10 April. Equal-weight and ERC barely move (drops of 5.8% and 9.3%): their effective bet count is already ≈1, so there is little diversification left to lose. The capitalization-weighted portfolio, however, does not belong in that group: its baseline ENB is higher (≈3, not ≈1), and it falls by about 40%, a magnitude comparable to the optimized portfolios rather than to the naive ones. The ordering of the two optimized methods matches the full-sample result, confirming it is not an artefact of a calm regime.</w:t>
+      </w:r>
+    </w:p>
+    <w:p>
+      <w:pPr>
+        <w:jc w:val="center"/>
+      </w:pPr>
+      <w:r>
+        <w:drawing>
+          <wp:inline distT="0" distB="0" distL="0" distR="0" wp14:anchorId="0211C7AA" wp14:editId="6D200EAA">
+            <wp:extent cx="6400800" cy="2877424"/>
+            <wp:effectExtent l="0" t="0" r="0" b="5080"/>
+            <wp:docPr id="999888777" name="Picture 5"/>
+            <wp:cNvGraphicFramePr>
+              <a:graphicFrameLocks xmlns:a="http://schemas.openxmlformats.org/drawingml/2006/main" noChangeAspect="1"/>
+            </wp:cNvGraphicFramePr>
+            <a:graphic xmlns:a="http://schemas.openxmlformats.org/drawingml/2006/main">
+              <a:graphicData uri="http://schemas.openxmlformats.org/drawingml/2006/picture">
+                <pic:pic xmlns:pic="http://schemas.openxmlformats.org/drawingml/2006/picture">
+                  <pic:nvPicPr>
+                    <pic:cNvPr id="999888777" name=""/>
+                    <pic:cNvPicPr/>
+                  </pic:nvPicPr>
+                  <pic:blipFill>
+                    <a:blip r:embed="rId14"/>
+                    <a:stretch>
+                      <a:fillRect/>
+                    </a:stretch>
+                  </pic:blipFill>
+                  <pic:spPr>
+                    <a:xfrm>
+                      <a:off x="0" y="0"/>
+                      <a:ext cx="6400800" cy="2877424"/>
+                    </a:xfrm>
+                    <a:prstGeom prst="rect">
+                      <a:avLst/>
+                    </a:prstGeom>
+                  </pic:spPr>
+                </pic:pic>
+              </a:graphicData>
+            </a:graphic>
+          </wp:inline>
+        </w:drawing>
+      </w:r>
+    </w:p>
+    <w:p>
+      <w:pPr>
+        <w:spacing w:after="160"/>
         <w:rPr>
           <w:rFonts w:ascii="Times New Roman" w:hAnsi="Times New Roman" w:cs="Times New Roman"/>
           <w:i/>
@@ -4729,20 +4061,31 @@
           <w:sz w:val="18"/>
           <w:szCs w:val="18"/>
         </w:rPr>
-        <w:t xml:space="preserve">[Owner: Chirag/Anthony — stub.] </w:t>
-      </w:r>
-      <w:r>
-        <w:rPr>
-          <w:rFonts w:ascii="Times New Roman" w:hAnsi="Times New Roman" w:cs="Times New Roman"/>
-          <w:color w:val="000000" w:themeColor="text1"/>
-        </w:rPr>
-        <w:t>The GFC is the deepest and most prolonged compression in the sample: PC1 share peaks near 55% and min-variance ENB approaches its sample minimum. Analysis to be completed from notebook §5 with the GFC window.</w:t>
-      </w:r>
-    </w:p>
-    <w:p>
-      <w:pPr>
-        <w:pStyle w:val="Heading2"/>
-        <w:spacing w:before="200" w:after="90"/>
+      </w:pPr>
+      <w:r>
+        <w:rPr>
+          <w:rFonts w:ascii="Times New Roman" w:hAnsi="Times New Roman" w:cs="Times New Roman"/>
+          <w:i/>
+          <w:iCs/>
+          <w:color w:val="000000" w:themeColor="text1"/>
+          <w:sz w:val="18"/>
+          <w:szCs w:val="18"/>
+        </w:rPr>
+        <w:t xml:space="preserve">Figure 5. Event study of entropy-based ENB around Liberation Day (2 April 2025), indexed to 100 at t = 0. Minimum variance troughs at ≈57 within 5 trading days and is back above its pre-shock level (≈102) within 21 days, later overshooting to ~110–115. Maximum diversification troughs similarly (≈55) but recovers more slowly, still only ≈87% of its pre-shock level at t = 63. Naive methods (equal-weight, ERC) stay flat near 95–100 throughout; the capitalization-weighted portfolio, despite a higher baseline, falls the furthest of the non-optimized methods and does not recover within the window.</w:t>
+      </w:r>
+    </w:p>
+    <w:p>
+      <w:pPr>
+        <w:spacing w:after="160"/>
+        <w:rPr>
+          <w:rFonts w:ascii="Times New Roman" w:hAnsi="Times New Roman" w:cs="Times New Roman"/>
+          <w:color w:val="000000" w:themeColor="text1"/>
+        </w:rPr>
+      </w:pPr>
+    </w:p>
+    <w:p>
+      <w:pPr>
+        <w:spacing w:after="120" w:line="276" w:lineRule="auto"/>
         <w:rPr>
           <w:rFonts w:ascii="Times New Roman" w:hAnsi="Times New Roman" w:cs="Times New Roman"/>
           <w:color w:val="000000" w:themeColor="text1"/>
@@ -4754,334 +4097,6 @@
           <w:b/>
           <w:bCs/>
           <w:color w:val="000000" w:themeColor="text1"/>
-          <w:sz w:val="23"/>
-          <w:szCs w:val="23"/>
-          <w:highlight w:val="yellow"/>
-        </w:rPr>
-        <w:t>5.2 Euro-zone crisis (2010–2012)</w:t>
-      </w:r>
-    </w:p>
-    <w:p>
-      <w:pPr>
-        <w:spacing w:after="120" w:line="276" w:lineRule="auto"/>
-        <w:rPr>
-          <w:rFonts w:ascii="Times New Roman" w:hAnsi="Times New Roman" w:cs="Times New Roman"/>
-          <w:color w:val="000000" w:themeColor="text1"/>
-        </w:rPr>
-      </w:pPr>
-      <w:r>
-        <w:rPr>
-          <w:rFonts w:ascii="Times New Roman" w:hAnsi="Times New Roman" w:cs="Times New Roman"/>
-          <w:i/>
-          <w:iCs/>
-          <w:color w:val="000000" w:themeColor="text1"/>
-          <w:sz w:val="18"/>
-          <w:szCs w:val="18"/>
-        </w:rPr>
-        <w:t xml:space="preserve">[Owner: teammate — stub.] </w:t>
-      </w:r>
-      <w:r>
-        <w:rPr>
-          <w:rFonts w:ascii="Times New Roman" w:hAnsi="Times New Roman" w:cs="Times New Roman"/>
-          <w:color w:val="000000" w:themeColor="text1"/>
-        </w:rPr>
-        <w:t>Notable for the extreme optimizer concentration (min-variance held ~12 names in Oct 2011). To be written.</w:t>
-      </w:r>
-    </w:p>
-    <w:p>
-      <w:pPr>
-        <w:pStyle w:val="Heading2"/>
-        <w:spacing w:before="200" w:after="90"/>
-        <w:rPr>
-          <w:rFonts w:ascii="Times New Roman" w:hAnsi="Times New Roman" w:cs="Times New Roman"/>
-          <w:color w:val="000000" w:themeColor="text1"/>
-        </w:rPr>
-      </w:pPr>
-      <w:r>
-        <w:rPr>
-          <w:rFonts w:ascii="Times New Roman" w:hAnsi="Times New Roman" w:cs="Times New Roman"/>
-          <w:b/>
-          <w:bCs/>
-          <w:color w:val="000000" w:themeColor="text1"/>
-          <w:sz w:val="23"/>
-          <w:szCs w:val="23"/>
-          <w:highlight w:val="yellow"/>
-        </w:rPr>
-        <w:t>5.3 2017–2018</w:t>
-      </w:r>
-    </w:p>
-    <w:p>
-      <w:pPr>
-        <w:spacing w:after="120" w:line="276" w:lineRule="auto"/>
-        <w:rPr>
-          <w:rFonts w:ascii="Times New Roman" w:hAnsi="Times New Roman" w:cs="Times New Roman"/>
-          <w:color w:val="000000" w:themeColor="text1"/>
-        </w:rPr>
-      </w:pPr>
-      <w:r>
-        <w:rPr>
-          <w:rFonts w:ascii="Times New Roman" w:hAnsi="Times New Roman" w:cs="Times New Roman"/>
-          <w:i/>
-          <w:iCs/>
-          <w:color w:val="000000" w:themeColor="text1"/>
-          <w:sz w:val="18"/>
-          <w:szCs w:val="18"/>
-        </w:rPr>
-        <w:t xml:space="preserve">[Owner: teammate — stub.] </w:t>
-      </w:r>
-      <w:r>
-        <w:rPr>
-          <w:rFonts w:ascii="Times New Roman" w:hAnsi="Times New Roman" w:cs="Times New Roman"/>
-          <w:color w:val="000000" w:themeColor="text1"/>
-        </w:rPr>
-        <w:t>A low-correlation regime punctuated by the Feb-2018 volatility spike; useful contrast to the crisis windows. To be written.</w:t>
-      </w:r>
-    </w:p>
-    <w:p>
-      <w:pPr>
-        <w:pStyle w:val="Heading2"/>
-        <w:spacing w:before="200" w:after="90"/>
-        <w:rPr>
-          <w:rFonts w:ascii="Times New Roman" w:hAnsi="Times New Roman" w:cs="Times New Roman"/>
-          <w:color w:val="000000" w:themeColor="text1"/>
-        </w:rPr>
-      </w:pPr>
-      <w:r>
-        <w:rPr>
-          <w:rFonts w:ascii="Times New Roman" w:hAnsi="Times New Roman" w:cs="Times New Roman"/>
-          <w:b/>
-          <w:bCs/>
-          <w:color w:val="000000" w:themeColor="text1"/>
-          <w:sz w:val="23"/>
-          <w:szCs w:val="23"/>
-          <w:highlight w:val="yellow"/>
-        </w:rPr>
-        <w:t>5.4 COVID-19 (2020)</w:t>
-      </w:r>
-    </w:p>
-    <w:p>
-      <w:pPr>
-        <w:spacing w:after="120" w:line="276" w:lineRule="auto"/>
-        <w:rPr>
-          <w:rFonts w:ascii="Times New Roman" w:hAnsi="Times New Roman" w:cs="Times New Roman"/>
-          <w:color w:val="000000" w:themeColor="text1"/>
-        </w:rPr>
-      </w:pPr>
-      <w:r>
-        <w:rPr>
-          <w:rFonts w:ascii="Times New Roman" w:hAnsi="Times New Roman" w:cs="Times New Roman"/>
-          <w:i/>
-          <w:iCs/>
-          <w:color w:val="000000" w:themeColor="text1"/>
-          <w:sz w:val="18"/>
-          <w:szCs w:val="18"/>
-        </w:rPr>
-        <w:t xml:space="preserve">[Owner: teammate — stub.] </w:t>
-      </w:r>
-      <w:r>
-        <w:rPr>
-          <w:rFonts w:ascii="Times New Roman" w:hAnsi="Times New Roman" w:cs="Times New Roman"/>
-          <w:color w:val="000000" w:themeColor="text1"/>
-        </w:rPr>
-        <w:t>The fastest crash in the sample; PC1 share spikes above 53% within weeks. To be written.</w:t>
-      </w:r>
-    </w:p>
-    <w:p>
-      <w:pPr>
-        <w:pStyle w:val="Heading2"/>
-        <w:spacing w:before="200" w:after="90"/>
-        <w:rPr>
-          <w:rFonts w:ascii="Times New Roman" w:hAnsi="Times New Roman" w:cs="Times New Roman"/>
-          <w:color w:val="000000" w:themeColor="text1"/>
-        </w:rPr>
-      </w:pPr>
-      <w:r>
-        <w:rPr>
-          <w:rFonts w:ascii="Times New Roman" w:hAnsi="Times New Roman" w:cs="Times New Roman"/>
-          <w:b/>
-          <w:bCs/>
-          <w:color w:val="000000" w:themeColor="text1"/>
-          <w:sz w:val="23"/>
-          <w:szCs w:val="23"/>
-          <w:highlight w:val="yellow"/>
-        </w:rPr>
-        <w:t>5.5 The 2025 tariff shock — focused analysis</w:t>
-      </w:r>
-    </w:p>
-    <w:p>
-      <w:pPr>
-        <w:spacing w:after="120" w:line="276" w:lineRule="auto"/>
-        <w:rPr>
-          <w:rFonts w:ascii="Times New Roman" w:hAnsi="Times New Roman" w:cs="Times New Roman"/>
-          <w:color w:val="000000" w:themeColor="text1"/>
-        </w:rPr>
-      </w:pPr>
-      <w:r>
-        <w:rPr>
-          <w:rFonts w:ascii="Times New Roman" w:hAnsi="Times New Roman" w:cs="Times New Roman"/>
-          <w:i/>
-          <w:iCs/>
-          <w:color w:val="000000" w:themeColor="text1"/>
-          <w:sz w:val="18"/>
-          <w:szCs w:val="18"/>
-        </w:rPr>
-        <w:t>[Section owner: Bangjie — complete.]</w:t>
-      </w:r>
-    </w:p>
-    <w:p>
-      <w:pPr>
-        <w:spacing w:after="120" w:line="276" w:lineRule="auto"/>
-        <w:rPr>
-          <w:rFonts w:ascii="Times New Roman" w:hAnsi="Times New Roman" w:cs="Times New Roman"/>
-          <w:color w:val="000000" w:themeColor="text1"/>
-        </w:rPr>
-      </w:pPr>
-      <w:r>
-        <w:rPr>
-          <w:rFonts w:ascii="Times New Roman" w:hAnsi="Times New Roman" w:cs="Times New Roman"/>
-          <w:b/>
-          <w:bCs/>
-          <w:color w:val="000000" w:themeColor="text1"/>
-        </w:rPr>
-        <w:lastRenderedPageBreak/>
-        <w:t xml:space="preserve">Why this episode is informative. </w:t>
-      </w:r>
-      <w:r>
-        <w:rPr>
-          <w:rFonts w:ascii="Times New Roman" w:hAnsi="Times New Roman" w:cs="Times New Roman"/>
-          <w:color w:val="000000" w:themeColor="text1"/>
-        </w:rPr>
-        <w:t>On 2 April 2025 (“Liberation Day”) the U.S. announced a 10% baseline tariff on all imports plus steep country-specific “reciprocal” tariffs on ~60 trading partners. Equities sold off violently: the S&amp;P 500 fell about 12% over the four sessions of 3–8 April — its steepest such move since 1950 — and the VIX closed near 52 on 8 April. A 90-day pause announced on 9 April then triggered a near-symmetric V-shaped recovery, with most of the loss reversed by mid-May and the VIX back to ~23. Unlike the GFC (a slow solvency crisis) or the euro-zone saga (a grinding sovereign-risk episode), the tariff shock is an exogenous, single-day policy shock with a fast, well-dated reversal. It is therefore a clean natural experiment: if the PCA measures capture genuine structural stress, they should show a sharp, brief compression around 2 April followed by rapid normalisation.</w:t>
-      </w:r>
-    </w:p>
-    <w:p>
-      <w:pPr>
-        <w:spacing w:after="120" w:line="276" w:lineRule="auto"/>
-        <w:rPr>
-          <w:rFonts w:ascii="Times New Roman" w:hAnsi="Times New Roman" w:cs="Times New Roman"/>
-          <w:color w:val="000000" w:themeColor="text1"/>
-        </w:rPr>
-      </w:pPr>
-      <w:r>
-        <w:rPr>
-          <w:rFonts w:ascii="Times New Roman" w:hAnsi="Times New Roman" w:cs="Times New Roman"/>
-          <w:b/>
-          <w:bCs/>
-          <w:color w:val="000000" w:themeColor="text1"/>
-        </w:rPr>
-        <w:t xml:space="preserve">Market structure moved sharply but briefly. </w:t>
-      </w:r>
-      <w:r>
-        <w:rPr>
-          <w:rFonts w:ascii="Times New Roman" w:hAnsi="Times New Roman" w:cs="Times New Roman"/>
-          <w:color w:val="000000" w:themeColor="text1"/>
-        </w:rPr>
-        <w:t>Both Figures 1 and 2 confirm the setup. Average pairwise correlation entered 2025 near a multi-year low (~0.17) and jumped to ~0.29 at the shock; PC1 variance share rose from ~20% to ~30%, and the number of components needed for 75% of variance fell from ~115 to ~92. Crucially, both series began normalising within weeks — the compression is far shorter-lived than in 2008 or 2020.</w:t>
-      </w:r>
-    </w:p>
-    <w:p>
-      <w:pPr>
-        <w:spacing w:after="120" w:line="276" w:lineRule="auto"/>
-        <w:rPr>
-          <w:rFonts w:ascii="Times New Roman" w:hAnsi="Times New Roman" w:cs="Times New Roman"/>
-          <w:color w:val="000000" w:themeColor="text1"/>
-        </w:rPr>
-      </w:pPr>
-      <w:r>
-        <w:rPr>
-          <w:rFonts w:ascii="Times New Roman" w:hAnsi="Times New Roman" w:cs="Times New Roman"/>
-          <w:b/>
-          <w:bCs/>
-          <w:color w:val="000000" w:themeColor="text1"/>
-        </w:rPr>
-        <w:t xml:space="preserve">Who loses diversification. </w:t>
-      </w:r>
-      <w:r>
-        <w:rPr>
-          <w:rFonts w:ascii="Times New Roman" w:hAnsi="Times New Roman" w:cs="Times New Roman"/>
-          <w:color w:val="000000" w:themeColor="text1"/>
-        </w:rPr>
-        <w:t>The portfolio-level compression is concentrated in minimum-variance and maximum-diversification (Figures 3–4). Their entropy-ENB falls from roughly [pre-shock level ≈] to a trough of [≈] around 8–9 April, a peak-to-trough drop of about [X]% (Table 3), while equal-weight, cap-weight and ERC barely move — their effective bet count is already ≈1, so there is little diversification left to lose. The ordering therefore matches the full-sample result, confirming it is not an artefact of a calm regime.</w:t>
-      </w:r>
-    </w:p>
-    <w:tbl>
-      <w:tblPr>
-        <w:tblW w:w="9360" w:type="dxa"/>
-        <w:tblBorders>
-          <w:top w:val="single" w:sz="4" w:space="0" w:color="auto"/>
-          <w:left w:val="single" w:sz="4" w:space="0" w:color="auto"/>
-          <w:bottom w:val="single" w:sz="4" w:space="0" w:color="auto"/>
-          <w:right w:val="single" w:sz="4" w:space="0" w:color="auto"/>
-          <w:insideH w:val="single" w:sz="4" w:space="0" w:color="auto"/>
-          <w:insideV w:val="single" w:sz="4" w:space="0" w:color="auto"/>
-        </w:tblBorders>
-        <w:tblCellMar>
-          <w:left w:w="10" w:type="dxa"/>
-          <w:right w:w="10" w:type="dxa"/>
-        </w:tblCellMar>
-        <w:tblLook w:val="04A0" w:firstRow="1" w:lastRow="0" w:firstColumn="1" w:lastColumn="0" w:noHBand="0" w:noVBand="1"/>
-      </w:tblPr>
-      <w:tblGrid>
-        <w:gridCol w:w="9360"/>
-      </w:tblGrid>
-      <w:tr>
-        <w:tc>
-          <w:tcPr>
-            <w:tcW w:w="9360" w:type="dxa"/>
-            <w:shd w:val="clear" w:color="auto" w:fill="F2F2F2"/>
-            <w:tcMar>
-              <w:top w:w="220" w:type="dxa"/>
-              <w:left w:w="160" w:type="dxa"/>
-              <w:bottom w:w="220" w:type="dxa"/>
-              <w:right w:w="160" w:type="dxa"/>
-            </w:tcMar>
-          </w:tcPr>
-          <w:p>
-            <w:pPr>
-              <w:jc w:val="center"/>
-              <w:rPr>
-                <w:rFonts w:ascii="Times New Roman" w:hAnsi="Times New Roman" w:cs="Times New Roman"/>
-                <w:color w:val="000000" w:themeColor="text1"/>
-              </w:rPr>
-            </w:pPr>
-            <w:r>
-              <w:rPr>
-                <w:rFonts w:ascii="Times New Roman" w:hAnsi="Times New Roman" w:cs="Times New Roman"/>
-                <w:i/>
-                <w:iCs/>
-                <w:color w:val="000000" w:themeColor="text1"/>
-                <w:sz w:val="18"/>
-                <w:szCs w:val="18"/>
-              </w:rPr>
-              <w:t>Figure 4 (insert from notebook §5.2). Event study of entropy-ENB around 2 April 2025 (t = 0 → 100). Expected: a sharp V — min-variance and max-diversification dip ~[X]% and recover to ~100 within ~[M] trading days; naive methods flat near 100.</w:t>
-            </w:r>
-          </w:p>
-        </w:tc>
-      </w:tr>
-    </w:tbl>
-    <w:p>
-      <w:pPr>
-        <w:spacing w:after="160"/>
-        <w:rPr>
-          <w:rFonts w:ascii="Times New Roman" w:hAnsi="Times New Roman" w:cs="Times New Roman"/>
-          <w:color w:val="000000" w:themeColor="text1"/>
-        </w:rPr>
-      </w:pPr>
-    </w:p>
-    <w:p>
-      <w:pPr>
-        <w:spacing w:after="120" w:line="276" w:lineRule="auto"/>
-        <w:rPr>
-          <w:rFonts w:ascii="Times New Roman" w:hAnsi="Times New Roman" w:cs="Times New Roman"/>
-          <w:color w:val="000000" w:themeColor="text1"/>
-        </w:rPr>
-      </w:pPr>
-      <w:r>
-        <w:rPr>
-          <w:rFonts w:ascii="Times New Roman" w:hAnsi="Times New Roman" w:cs="Times New Roman"/>
-          <w:b/>
-          <w:bCs/>
-          <w:color w:val="000000" w:themeColor="text1"/>
         </w:rPr>
         <w:t xml:space="preserve">Shape: a fast V. </w:t>
       </w:r>
@@ -5090,7 +4105,7 @@
           <w:rFonts w:ascii="Times New Roman" w:hAnsi="Times New Roman" w:cs="Times New Roman"/>
           <w:color w:val="000000" w:themeColor="text1"/>
         </w:rPr>
-        <w:t>The event study (Figure 4) is the centrepiece. Aligning each measure to trading days from Liberation Day and indexing to 100, we expect the optimized portfolios to trough within ~[N] trading days and return to ~100 within ~[M] days — much faster than the GFC (months) and consistent with the equity market's own V-shaped price path after the 9 April pause. Table 3 quantifies the depth and timing per portfolio.</w:t>
+        <w:t>The event study (Figure 5) is the centrepiece. Aligning each measure to trading days from Liberation Day and indexing to 100, both optimized portfolios trough within ~5–6 trading days. Minimum variance recovers fastest, crossing back above its pre-shock level within ~21 days and later overshooting to ~110–115; maximum diversification's recovery is slower and only partial, still ~13% below its pre-shock level after 63 trading days. Both are far faster than the GFC (months), and the initial trough matches the equity market's own V-shaped price path after the 9 April pause, though given the divergent recovery speeds, “V-shaped” describes the shock's onset better than its full resolution. Table 3 quantifies the depth and timing per portfolio.</w:t>
       </w:r>
     </w:p>
     <w:tbl>
@@ -5125,7 +4140,7 @@
         <w:tc>
           <w:tcPr>
             <w:tcW w:w="2340" w:type="dxa"/>
-            <w:shd w:val="clear" w:color="auto" w:fill="1F3864"/>
+            <w:shd w:val="clear" w:color="auto" w:fill="CAEDFB"/>
             <w:tcMar>
               <w:top w:w="40" w:type="dxa"/>
               <w:left w:w="80" w:type="dxa"/>
@@ -5156,7 +4171,7 @@
         <w:tc>
           <w:tcPr>
             <w:tcW w:w="1404" w:type="dxa"/>
-            <w:shd w:val="clear" w:color="auto" w:fill="1F3864"/>
+            <w:shd w:val="clear" w:color="auto" w:fill="CAEDFB"/>
             <w:tcMar>
               <w:top w:w="40" w:type="dxa"/>
               <w:left w:w="80" w:type="dxa"/>
@@ -5188,7 +4203,7 @@
         <w:tc>
           <w:tcPr>
             <w:tcW w:w="1260" w:type="dxa"/>
-            <w:shd w:val="clear" w:color="auto" w:fill="1F3864"/>
+            <w:shd w:val="clear" w:color="auto" w:fill="CAEDFB"/>
             <w:tcMar>
               <w:top w:w="40" w:type="dxa"/>
               <w:left w:w="80" w:type="dxa"/>
@@ -5220,7 +4235,7 @@
         <w:tc>
           <w:tcPr>
             <w:tcW w:w="1512" w:type="dxa"/>
-            <w:shd w:val="clear" w:color="auto" w:fill="1F3864"/>
+            <w:shd w:val="clear" w:color="auto" w:fill="CAEDFB"/>
             <w:tcMar>
               <w:top w:w="40" w:type="dxa"/>
               <w:left w:w="80" w:type="dxa"/>
@@ -5252,7 +4267,7 @@
         <w:tc>
           <w:tcPr>
             <w:tcW w:w="1260" w:type="dxa"/>
-            <w:shd w:val="clear" w:color="auto" w:fill="1F3864"/>
+            <w:shd w:val="clear" w:color="auto" w:fill="CAEDFB"/>
             <w:tcMar>
               <w:top w:w="40" w:type="dxa"/>
               <w:left w:w="80" w:type="dxa"/>
@@ -5284,7 +4299,7 @@
         <w:tc>
           <w:tcPr>
             <w:tcW w:w="1584" w:type="dxa"/>
-            <w:shd w:val="clear" w:color="auto" w:fill="1F3864"/>
+            <w:shd w:val="clear" w:color="auto" w:fill="CAEDFB"/>
             <w:tcMar>
               <w:top w:w="40" w:type="dxa"/>
               <w:left w:w="80" w:type="dxa"/>
@@ -5370,7 +4385,7 @@
                 <w:sz w:val="17"/>
                 <w:szCs w:val="17"/>
               </w:rPr>
-              <w:t>[ ]</w:t>
+              <w:t>10.86</w:t>
             </w:r>
           </w:p>
         </w:tc>
@@ -5400,7 +4415,7 @@
                 <w:sz w:val="17"/>
                 <w:szCs w:val="17"/>
               </w:rPr>
-              <w:t>[ ]</w:t>
+              <w:t>5.95</w:t>
             </w:r>
           </w:p>
         </w:tc>
@@ -5430,7 +4445,7 @@
                 <w:sz w:val="17"/>
                 <w:szCs w:val="17"/>
               </w:rPr>
-              <w:t>[ ]</w:t>
+              <w:t>10 Apr 2025</w:t>
             </w:r>
           </w:p>
         </w:tc>
@@ -5460,7 +4475,7 @@
                 <w:sz w:val="17"/>
                 <w:szCs w:val="17"/>
               </w:rPr>
-              <w:t>[ ]%</w:t>
+              <w:t>45.2%</w:t>
             </w:r>
           </w:p>
         </w:tc>
@@ -5490,7 +4505,7 @@
                 <w:sz w:val="17"/>
                 <w:szCs w:val="17"/>
               </w:rPr>
-              <w:t>[ ]</w:t>
+              <w:t>≤21</w:t>
             </w:r>
           </w:p>
         </w:tc>
@@ -5551,7 +4566,7 @@
                 <w:sz w:val="17"/>
                 <w:szCs w:val="17"/>
               </w:rPr>
-              <w:t>[ ]</w:t>
+              <w:t>9.00</w:t>
             </w:r>
           </w:p>
         </w:tc>
@@ -5581,7 +4596,7 @@
                 <w:sz w:val="17"/>
                 <w:szCs w:val="17"/>
               </w:rPr>
-              <w:t>[ ]</w:t>
+              <w:t>4.91</w:t>
             </w:r>
           </w:p>
         </w:tc>
@@ -5611,7 +4626,7 @@
                 <w:sz w:val="17"/>
                 <w:szCs w:val="17"/>
               </w:rPr>
-              <w:t>[ ]</w:t>
+              <w:t>9 Apr 2025</w:t>
             </w:r>
           </w:p>
         </w:tc>
@@ -5641,7 +4656,7 @@
                 <w:sz w:val="17"/>
                 <w:szCs w:val="17"/>
               </w:rPr>
-              <w:t>[ ]%</w:t>
+              <w:t>45.5%</w:t>
             </w:r>
           </w:p>
         </w:tc>
@@ -5671,7 +4686,7 @@
                 <w:sz w:val="17"/>
                 <w:szCs w:val="17"/>
               </w:rPr>
-              <w:t>[ ]</w:t>
+              <w:t>&gt;63 (~87%)</w:t>
             </w:r>
           </w:p>
         </w:tc>
@@ -5732,7 +4747,7 @@
                 <w:sz w:val="17"/>
                 <w:szCs w:val="17"/>
               </w:rPr>
-              <w:t>[ ]</w:t>
+              <w:t>3.74</w:t>
             </w:r>
           </w:p>
         </w:tc>
@@ -5762,7 +4777,7 @@
                 <w:sz w:val="17"/>
                 <w:szCs w:val="17"/>
               </w:rPr>
-              <w:t>[ ]</w:t>
+              <w:t>2.23</w:t>
             </w:r>
           </w:p>
         </w:tc>
@@ -5792,7 +4807,7 @@
                 <w:sz w:val="17"/>
                 <w:szCs w:val="17"/>
               </w:rPr>
-              <w:t>[ ]</w:t>
+              <w:t>22 Apr 2025</w:t>
             </w:r>
           </w:p>
         </w:tc>
@@ -5822,7 +4837,7 @@
                 <w:sz w:val="17"/>
                 <w:szCs w:val="17"/>
               </w:rPr>
-              <w:t>[ ]%</w:t>
+              <w:t>40.2%</w:t>
             </w:r>
           </w:p>
         </w:tc>
@@ -5852,7 +4867,7 @@
                 <w:sz w:val="17"/>
                 <w:szCs w:val="17"/>
               </w:rPr>
-              <w:t>[ ]</w:t>
+              <w:t>&gt;63 (~66%)</w:t>
             </w:r>
           </w:p>
         </w:tc>
@@ -5913,7 +4928,7 @@
                 <w:sz w:val="17"/>
                 <w:szCs w:val="17"/>
               </w:rPr>
-              <w:t>[ ]</w:t>
+              <w:t>1.26</w:t>
             </w:r>
           </w:p>
         </w:tc>
@@ -5943,7 +4958,7 @@
                 <w:sz w:val="17"/>
                 <w:szCs w:val="17"/>
               </w:rPr>
-              <w:t>[ ]</w:t>
+              <w:t>1.14</w:t>
             </w:r>
           </w:p>
         </w:tc>
@@ -5973,7 +4988,7 @@
                 <w:sz w:val="17"/>
                 <w:szCs w:val="17"/>
               </w:rPr>
-              <w:t>[ ]</w:t>
+              <w:t>10 Apr 2025</w:t>
             </w:r>
           </w:p>
         </w:tc>
@@ -6003,7 +5018,7 @@
                 <w:sz w:val="17"/>
                 <w:szCs w:val="17"/>
               </w:rPr>
-              <w:t>[ ]%</w:t>
+              <w:t>9.3%</w:t>
             </w:r>
           </w:p>
         </w:tc>
@@ -6033,7 +5048,7 @@
                 <w:sz w:val="17"/>
                 <w:szCs w:val="17"/>
               </w:rPr>
-              <w:t>[ ]</w:t>
+              <w:t>&gt;63 (~95%)</w:t>
             </w:r>
           </w:p>
         </w:tc>
@@ -6094,7 +5109,7 @@
                 <w:sz w:val="17"/>
                 <w:szCs w:val="17"/>
               </w:rPr>
-              <w:t>[ ]</w:t>
+              <w:t>1.12</w:t>
             </w:r>
           </w:p>
         </w:tc>
@@ -6124,7 +5139,7 @@
                 <w:sz w:val="17"/>
                 <w:szCs w:val="17"/>
               </w:rPr>
-              <w:t>[ ]</w:t>
+              <w:t>1.06</w:t>
             </w:r>
           </w:p>
         </w:tc>
@@ -6154,7 +5169,7 @@
                 <w:sz w:val="17"/>
                 <w:szCs w:val="17"/>
               </w:rPr>
-              <w:t>[ ]</w:t>
+              <w:t>13 May 2025</w:t>
             </w:r>
           </w:p>
         </w:tc>
@@ -6184,7 +5199,7 @@
                 <w:sz w:val="17"/>
                 <w:szCs w:val="17"/>
               </w:rPr>
-              <w:t>[ ]%</w:t>
+              <w:t>5.8%</w:t>
             </w:r>
           </w:p>
         </w:tc>
@@ -6214,7 +5229,7 @@
                 <w:sz w:val="17"/>
                 <w:szCs w:val="17"/>
               </w:rPr>
-              <w:t>[ ]</w:t>
+              <w:t>&gt;63 (~95%)</w:t>
             </w:r>
           </w:p>
         </w:tc>
@@ -6237,7 +5252,7 @@
           <w:sz w:val="17"/>
           <w:szCs w:val="17"/>
         </w:rPr>
-        <w:t>Table 3. Peak-to-trough of entropy-ENB in the acute window (Apr–May 2025). Populate from period_functions.drawdown_of_measure(panel, "2025-04-01", "2025-05-31").</w:t>
+        <w:t>Table 3. Peak-to-trough of entropy-ENB in the acute window (Apr–May 2025). “Recovery (days)” is trading days from Liberation Day to when the Figure 5 index returns to its pre-shock (t = 0) level; “&gt;63” means the portfolio had not fully recovered by the last available acute-window checkpoint.</w:t>
       </w:r>
     </w:p>
     <w:p>
@@ -6262,7 +5277,7 @@
           <w:rFonts w:ascii="Times New Roman" w:hAnsi="Times New Roman" w:cs="Times New Roman"/>
           <w:color w:val="000000" w:themeColor="text1"/>
         </w:rPr>
-        <w:t>The ENB compression is mechanically linked to market structure: it coincides with the absorption-ratio spike above and with a collapse in the number of names the minimum-variance optimizer holds (down to ~[k] around the shock, from ~[pre] before). A market-wide correlation surge leaves fewer independent bets available, so the optimizer crowds into a shrinking set of low-beta names and the effective bet count falls. When correlations normalise after the pause, holdings and ENB rebound together.</w:t>
+        <w:t>The ENB compression is mechanically linked to market structure: it coincides with an absorption-ratio spike (~0.44 to ~0.47) and a collapse in the number of names the minimum variance optimizer holds, from 58 right before Liberation Day into the 30–40 range within the acute window. A market-wide correlation surge leaves fewer independent bets available, so the optimizer crowds into a shrinking set of low-beta names and the effective bet count falls. Holdings and ENB do not fully rebound together, however: holdings stay persistently low for the rest of the year (settling into a ~30–50 name band, with a fresh minimum of 27 not reached until 20 June, over two months after the crash), even as ENB itself fully recovers and overshoots its pre-shock level. A smaller, more selectively chosen set of holdings spread risk across independent factors more effectively than the larger, noisier pre-shock set: fewer names held did not mean less diversified once the optimizer re-settled.</w:t>
       </w:r>
     </w:p>
     <w:p>
@@ -6287,7 +5302,7 @@
           <w:rFonts w:ascii="Times New Roman" w:hAnsi="Times New Roman" w:cs="Times New Roman"/>
           <w:color w:val="000000" w:themeColor="text1"/>
         </w:rPr>
-        <w:t>Relative to Table 2, the tariff episode should show a compression that is [shallower/deeper] than COVID but recovers [faster], and [shallower] and far shorter than the GFC. A sector angle is worth noting: tariffs hit import-exposed sectors (autos, semis, consumer) far harder than domestic services, so the shock combined a strong common trade-risk factor with unusually large cross-sectional dispersion — which may explain why the top-10 measure and the entropy measure move by different magnitudes here than in a pure risk-off event. [Confirm the direction of any measure disagreement from the notebook and interpret.]</w:t>
+        <w:t>Relative to Table 2, the tariff window's average diversification is the highest of the five periods for every portfolio, but this reflects the window's composition rather than the shock itself: the acute episode was brief, and the rest of 2025 was on average calmer than 2024, whereas the GFC, euro-zone, and COVID windows each span months to years of more sustained stress. A like-for-like comparison of collapse depth and recovery speed against COVID and the GFC would require running the same peak-to-trough and event-study calculations on those windows, which we leave for future work. The capitalization-weighted portfolio is the standout distinctive result here: its 2025 ENB (3.05) is more than double its level in any other period studied (next-highest 1.37, in 2017–2018), a materially different ranking than elsewhere, where it normally sits close to equal-weight. Tariffs hit import-exposed sectors (autos, semis, consumer) far harder than domestic services, so the shock combined a strong common trade-risk factor with unusually large cross-sectional dispersion. Whether this produces a measurable divergence between the top-10 and entropy measures has not yet been checked and remains an open item.</w:t>
       </w:r>
     </w:p>
     <w:p>
@@ -6307,7 +5322,6 @@
           <w:color w:val="000000" w:themeColor="text1"/>
           <w:sz w:val="27"/>
           <w:szCs w:val="27"/>
-          <w:highlight w:val="yellow"/>
         </w:rPr>
         <w:lastRenderedPageBreak/>
         <w:t>6. Conclusion</w:t>
@@ -6326,7 +5340,7 @@
           <w:rFonts w:ascii="Times New Roman" w:hAnsi="Times New Roman" w:cs="Times New Roman"/>
           <w:color w:val="000000" w:themeColor="text1"/>
         </w:rPr>
-        <w:t>Viewed through PCA, the five construction methods split cleanly into two groups. The covariance-optimized methods (minimum-variance, maximum-diversification) hold ~5–6 effective bets by actively tilting against the dominant market factor; the naive and risk-budgeted methods (equal-weight, cap-weight, ERC) hold barely more than one, because equal dollar or equal risk-contribution weighting still leaves the portfolio dominated by PC1. Diversification is strongly pro-cyclical: it compresses in every stress regime and rebuilds in calm markets.</w:t>
+        <w:t>Viewed through PCA, the five construction methods split cleanly into two groups. The covariance-optimized methods (minimum variance, maximum diversification) hold ~5–6 effective bets by actively tilting against the dominant market factor; the naive and risk-budgeted methods (equal-weight, capitalization-weighted, ERC) hold barely more than one, because equal dollar or equal risk-contribution weighting still leaves the portfolio dominated by PC1. Diversification is strongly pro-cyclical: it compresses in every stress regime and rebuilds in calm markets.</w:t>
       </w:r>
     </w:p>
     <w:p>
@@ -6342,7 +5356,7 @@
           <w:rFonts w:ascii="Times New Roman" w:hAnsi="Times New Roman" w:cs="Times New Roman"/>
           <w:color w:val="000000" w:themeColor="text1"/>
         </w:rPr>
-        <w:t>The 2025 tariff shock illustrates the dynamics in miniature: a sharp, brief correlation and factor-synchronisation spike drove a fast V-shaped compression in the optimized portfolios' effective bet count, concentrated exactly where the full-sample analysis predicts, and reversed within weeks once the tariff pause was announced. The naive methods were, as always, unaffected — because they had little diversification to lose. An extension we did not pursue is whether changes in a portfolio's diversification lead market downturns; the sharp, well-dated tariff episode would be a natural test case.</w:t>
+        <w:t>The 2025 tariff shock illustrates the dynamics in miniature: a sharp, brief correlation and factor-synchronisation spike drove a fast, V-shaped compression in the optimized portfolios' effective bet count, concentrated exactly where the full-sample analysis predicts, with minimum variance recovering (and overshooting) within weeks, while maximum diversification's recovery was slower and incomplete. Equal-weight and ERC were, as always, largely unaffected, since they had little diversification to lose; the capitalization-weighted portfolio was the exception, falling by a magnitude comparable to the optimized methods despite being a naive scheme, a reminder that “naive” and “insensitive to shocks” are not the same thing. An extension we did not pursue is whether changes in a portfolio's diversification lead market downturns; the sharp, well-dated tariff episode would be a natural test case.</w:t>
       </w:r>
     </w:p>
     <w:p>
@@ -7057,44 +6071,19 @@
         <w:spacing w:before="260" w:after="120"/>
         <w:rPr>
           <w:rFonts w:ascii="Times New Roman" w:hAnsi="Times New Roman" w:cs="Times New Roman"/>
+          <w:color w:val="000000" w:themeColor="text1"/>
+        </w:rPr>
+      </w:pPr>
+      <w:r>
+        <w:rPr>
+          <w:rFonts w:ascii="Times New Roman" w:hAnsi="Times New Roman" w:cs="Times New Roman"/>
           <w:b/>
           <w:bCs/>
           <w:color w:val="000000" w:themeColor="text1"/>
           <w:sz w:val="27"/>
           <w:szCs w:val="27"/>
         </w:rPr>
-      </w:pPr>
-    </w:p>
-    <w:p>
-      <w:pPr>
-        <w:pStyle w:val="Heading1"/>
-        <w:spacing w:before="260" w:after="120"/>
-        <w:rPr>
-          <w:rFonts w:ascii="Times New Roman" w:hAnsi="Times New Roman" w:cs="Times New Roman"/>
-          <w:color w:val="000000" w:themeColor="text1"/>
-        </w:rPr>
-      </w:pPr>
-      <w:r>
-        <w:rPr>
-          <w:rFonts w:ascii="Times New Roman" w:hAnsi="Times New Roman" w:cs="Times New Roman"/>
-          <w:b/>
-          <w:bCs/>
-          <w:color w:val="000000" w:themeColor="text1"/>
-          <w:sz w:val="27"/>
-          <w:szCs w:val="27"/>
-        </w:rPr>
-        <w:t xml:space="preserve">Appendix B. </w:t>
-      </w:r>
-      <w:r>
-        <w:rPr>
-          <w:rFonts w:ascii="Times New Roman" w:hAnsi="Times New Roman" w:cs="Times New Roman"/>
-          <w:b/>
-          <w:bCs/>
-          <w:color w:val="000000" w:themeColor="text1"/>
-          <w:sz w:val="27"/>
-          <w:szCs w:val="27"/>
-        </w:rPr>
-        <w:t>Calculation of the portion of portfolio variance explained by PCs</w:t>
+        <w:t xml:space="preserve">Appendix B. Calculation of the portion of portfolio variance explained by PCs</w:t>
       </w:r>
     </w:p>
     <w:p>
@@ -7124,19 +6113,7 @@
         <w:rPr>
           <w:rFonts w:ascii="Times New Roman" w:hAnsi="Times New Roman" w:cs="Times New Roman"/>
         </w:rPr>
-        <w:t xml:space="preserve">We performed the PCA decomposition on standardized returns (correlation matrix), but we are interested in measuring the diversification of a portfolio in the real world, where assets have different volatilities. In other words, our eigenvectors and </w:t>
-      </w:r>
-      <w:r>
-        <w:rPr>
-          <w:rFonts w:ascii="Times New Roman" w:hAnsi="Times New Roman" w:cs="Times New Roman"/>
-        </w:rPr>
-        <w:t>real-world</w:t>
-      </w:r>
-      <w:r>
-        <w:rPr>
-          <w:rFonts w:ascii="Times New Roman" w:hAnsi="Times New Roman" w:cs="Times New Roman"/>
-        </w:rPr>
-        <w:t xml:space="preserve"> portfolios live in different spaces. Before projecting the portfolio onto the eigenvectors, we therefore need to re-express the portfolio's weights in standardized returns units, so that the resulting variance decomposition is measured in a consistent space.</w:t>
+        <w:t xml:space="preserve">We performed the PCA decomposition on standardized returns (correlation matrix), but we are interested in measuring the diversification of a portfolio in the real world, where assets have different volatilities. In other words, our eigenvectors and real-world portfolios live in different spaces. Before projecting the portfolio onto the eigenvectors, we therefore need to re-express the portfolio's weights in standardized returns units, so that the resulting variance decomposition is measured in a consistent space.</w:t>
       </w:r>
     </w:p>
     <w:p>
@@ -7162,80 +6139,43 @@
           <w:rFonts w:ascii="Times New Roman" w:hAnsi="Times New Roman" w:cs="Times New Roman"/>
         </w:rPr>
       </w:pPr>
-      <m:oMathPara>
-        <m:oMath>
-          <m:sSubSup>
-            <m:sSubSupPr>
-              <m:ctrlPr>
-                <w:rPr>
-                  <w:rFonts w:ascii="Cambria Math" w:hAnsi="Cambria Math" w:cs="Times New Roman"/>
-                </w:rPr>
-              </m:ctrlPr>
-            </m:sSubSupPr>
-            <m:e>
-              <m:r>
-                <w:rPr>
-                  <w:rFonts w:ascii="Cambria Math" w:hAnsi="Cambria Math" w:cs="Times New Roman"/>
-                </w:rPr>
-                <m:t>σ</m:t>
-              </m:r>
-            </m:e>
-            <m:sub>
-              <m:r>
-                <w:rPr>
-                  <w:rFonts w:ascii="Cambria Math" w:hAnsi="Cambria Math" w:cs="Times New Roman"/>
-                </w:rPr>
-                <m:t>p</m:t>
-              </m:r>
-            </m:sub>
-            <m:sup>
-              <m:r>
-                <w:rPr>
-                  <w:rFonts w:ascii="Cambria Math" w:hAnsi="Cambria Math" w:cs="Times New Roman"/>
-                </w:rPr>
-                <m:t>2</m:t>
-              </m:r>
-            </m:sup>
-          </m:sSubSup>
-          <m:r>
-            <w:rPr>
-              <w:rFonts w:ascii="Cambria Math" w:hAnsi="Cambria Math" w:cs="Times New Roman"/>
-            </w:rPr>
-            <m:t xml:space="preserve"> = </m:t>
-          </m:r>
-          <m:sSup>
-            <m:sSupPr>
-              <m:ctrlPr>
-                <w:rPr>
-                  <w:rFonts w:ascii="Cambria Math" w:hAnsi="Cambria Math" w:cs="Times New Roman"/>
-                </w:rPr>
-              </m:ctrlPr>
-            </m:sSupPr>
-            <m:e>
-              <m:r>
-                <w:rPr>
-                  <w:rFonts w:ascii="Cambria Math" w:hAnsi="Cambria Math" w:cs="Times New Roman"/>
-                </w:rPr>
-                <m:t>w</m:t>
-              </m:r>
-            </m:e>
-            <m:sup>
-              <m:r>
-                <w:rPr>
-                  <w:rFonts w:ascii="Cambria Math" w:hAnsi="Cambria Math" w:cs="Times New Roman"/>
-                </w:rPr>
-                <m:t>⊤</m:t>
-              </m:r>
-            </m:sup>
-          </m:sSup>
-          <m:r>
-            <w:rPr>
-              <w:rFonts w:ascii="Cambria Math" w:hAnsi="Cambria Math" w:cs="Times New Roman"/>
-            </w:rPr>
-            <m:t xml:space="preserve"> Σ w</m:t>
-          </m:r>
-        </m:oMath>
-      </m:oMathPara>
+      <w:r>
+        <w:drawing>
+          <wp:inline distT="0" distB="0" distL="0" distR="0" wp14:anchorId="0000000B" wp14:editId="0000000B">
+            <wp:extent cx="1089534" cy="267650"/>
+            <wp:effectExtent l="0" t="0" r="0" b="0"/>
+            <wp:docPr id="800000011" name="Eq800000011"/>
+            <wp:cNvGraphicFramePr>
+              <a:graphicFrameLocks xmlns:a="http://schemas.openxmlformats.org/drawingml/2006/main" noChangeAspect="1"/>
+            </wp:cNvGraphicFramePr>
+            <a:graphic xmlns:a="http://schemas.openxmlformats.org/drawingml/2006/main">
+              <a:graphicData uri="http://schemas.openxmlformats.org/drawingml/2006/picture">
+                <pic:pic xmlns:pic="http://schemas.openxmlformats.org/drawingml/2006/picture">
+                  <pic:nvPicPr>
+                    <pic:cNvPr id="800000011" name=""/>
+                    <pic:cNvPicPr/>
+                  </pic:nvPicPr>
+                  <pic:blipFill>
+                    <a:blip r:embed="rId26"/>
+                    <a:stretch>
+                      <a:fillRect/>
+                    </a:stretch>
+                  </pic:blipFill>
+                  <pic:spPr>
+                    <a:xfrm>
+                      <a:off x="0" y="0"/>
+                      <a:ext cx="1089534" cy="267650"/>
+                    </a:xfrm>
+                    <a:prstGeom prst="rect">
+                      <a:avLst/>
+                    </a:prstGeom>
+                  </pic:spPr>
+                </pic:pic>
+              </a:graphicData>
+            </a:graphic>
+          </wp:inline>
+        </w:drawing>
+      </w:r>
     </w:p>
     <w:p>
       <w:pPr>
@@ -7251,69 +6191,129 @@
         </w:rPr>
         <w:t xml:space="preserve">where </w:t>
       </w:r>
-      <m:oMath>
-        <m:sSubSup>
-          <m:sSubSupPr>
-            <m:ctrlPr>
-              <w:rPr>
-                <w:rFonts w:ascii="Cambria Math" w:hAnsi="Cambria Math" w:cs="Times New Roman"/>
-              </w:rPr>
-            </m:ctrlPr>
-          </m:sSubSupPr>
-          <m:e>
-            <m:r>
-              <w:rPr>
-                <w:rFonts w:ascii="Cambria Math" w:hAnsi="Cambria Math" w:cs="Times New Roman"/>
-              </w:rPr>
-              <m:t>σ</m:t>
-            </m:r>
-          </m:e>
-          <m:sub>
-            <m:r>
-              <w:rPr>
-                <w:rFonts w:ascii="Cambria Math" w:hAnsi="Cambria Math" w:cs="Times New Roman"/>
-              </w:rPr>
-              <m:t>p</m:t>
-            </m:r>
-          </m:sub>
-          <m:sup>
-            <m:r>
-              <w:rPr>
-                <w:rFonts w:ascii="Cambria Math" w:hAnsi="Cambria Math" w:cs="Times New Roman"/>
-              </w:rPr>
-              <m:t>2</m:t>
-            </m:r>
-          </m:sup>
-        </m:sSubSup>
-      </m:oMath>
+      <w:r>
+        <w:drawing>
+          <wp:inline distT="0" distB="0" distL="0" distR="0" wp14:anchorId="0000000C" wp14:editId="0000000C">
+            <wp:extent cx="143174" cy="195752"/>
+            <wp:effectExtent l="0" t="0" r="0" b="0"/>
+            <wp:docPr id="800000012" name="Eq800000012"/>
+            <wp:cNvGraphicFramePr>
+              <a:graphicFrameLocks xmlns:a="http://schemas.openxmlformats.org/drawingml/2006/main" noChangeAspect="1"/>
+            </wp:cNvGraphicFramePr>
+            <a:graphic xmlns:a="http://schemas.openxmlformats.org/drawingml/2006/main">
+              <a:graphicData uri="http://schemas.openxmlformats.org/drawingml/2006/picture">
+                <pic:pic xmlns:pic="http://schemas.openxmlformats.org/drawingml/2006/picture">
+                  <pic:nvPicPr>
+                    <pic:cNvPr id="800000012" name=""/>
+                    <pic:cNvPicPr/>
+                  </pic:nvPicPr>
+                  <pic:blipFill>
+                    <a:blip r:embed="rId27"/>
+                    <a:stretch>
+                      <a:fillRect/>
+                    </a:stretch>
+                  </pic:blipFill>
+                  <pic:spPr>
+                    <a:xfrm>
+                      <a:off x="0" y="0"/>
+                      <a:ext cx="143174" cy="195752"/>
+                    </a:xfrm>
+                    <a:prstGeom prst="rect">
+                      <a:avLst/>
+                    </a:prstGeom>
+                  </pic:spPr>
+                </pic:pic>
+              </a:graphicData>
+            </a:graphic>
+          </wp:inline>
+        </w:drawing>
+      </w:r>
       <w:r>
         <w:rPr>
           <w:rFonts w:ascii="Times New Roman" w:hAnsi="Times New Roman" w:cs="Times New Roman"/>
         </w:rPr>
         <w:t xml:space="preserve"> is the portfolio's variance, </w:t>
       </w:r>
-      <m:oMath>
-        <m:r>
-          <w:rPr>
-            <w:rFonts w:ascii="Cambria Math" w:hAnsi="Cambria Math" w:cs="Times New Roman"/>
-          </w:rPr>
-          <m:t>w</m:t>
-        </m:r>
-      </m:oMath>
+      <w:r>
+        <w:drawing>
+          <wp:inline distT="0" distB="0" distL="0" distR="0" wp14:anchorId="0000000D" wp14:editId="0000000D">
+            <wp:extent cx="107583" cy="143174"/>
+            <wp:effectExtent l="0" t="0" r="0" b="0"/>
+            <wp:docPr id="800000013" name="Eq800000013"/>
+            <wp:cNvGraphicFramePr>
+              <a:graphicFrameLocks xmlns:a="http://schemas.openxmlformats.org/drawingml/2006/main" noChangeAspect="1"/>
+            </wp:cNvGraphicFramePr>
+            <a:graphic xmlns:a="http://schemas.openxmlformats.org/drawingml/2006/main">
+              <a:graphicData uri="http://schemas.openxmlformats.org/drawingml/2006/picture">
+                <pic:pic xmlns:pic="http://schemas.openxmlformats.org/drawingml/2006/picture">
+                  <pic:nvPicPr>
+                    <pic:cNvPr id="800000013" name=""/>
+                    <pic:cNvPicPr/>
+                  </pic:nvPicPr>
+                  <pic:blipFill>
+                    <a:blip r:embed="rId28"/>
+                    <a:stretch>
+                      <a:fillRect/>
+                    </a:stretch>
+                  </pic:blipFill>
+                  <pic:spPr>
+                    <a:xfrm>
+                      <a:off x="0" y="0"/>
+                      <a:ext cx="107583" cy="143174"/>
+                    </a:xfrm>
+                    <a:prstGeom prst="rect">
+                      <a:avLst/>
+                    </a:prstGeom>
+                  </pic:spPr>
+                </pic:pic>
+              </a:graphicData>
+            </a:graphic>
+          </wp:inline>
+        </w:drawing>
+      </w:r>
       <w:r>
         <w:rPr>
           <w:rFonts w:ascii="Times New Roman" w:hAnsi="Times New Roman" w:cs="Times New Roman"/>
         </w:rPr>
         <w:t xml:space="preserve"> is the vector of weights, and </w:t>
       </w:r>
-      <m:oMath>
-        <m:r>
-          <w:rPr>
-            <w:rFonts w:ascii="Cambria Math" w:hAnsi="Cambria Math" w:cs="Times New Roman"/>
-          </w:rPr>
-          <m:t>Σ</m:t>
-        </m:r>
-      </m:oMath>
+      <w:r>
+        <w:drawing>
+          <wp:inline distT="0" distB="0" distL="0" distR="0" wp14:anchorId="0000000E" wp14:editId="0000000E">
+            <wp:extent cx="101112" cy="143174"/>
+            <wp:effectExtent l="0" t="0" r="0" b="0"/>
+            <wp:docPr id="800000014" name="Eq800000014"/>
+            <wp:cNvGraphicFramePr>
+              <a:graphicFrameLocks xmlns:a="http://schemas.openxmlformats.org/drawingml/2006/main" noChangeAspect="1"/>
+            </wp:cNvGraphicFramePr>
+            <a:graphic xmlns:a="http://schemas.openxmlformats.org/drawingml/2006/main">
+              <a:graphicData uri="http://schemas.openxmlformats.org/drawingml/2006/picture">
+                <pic:pic xmlns:pic="http://schemas.openxmlformats.org/drawingml/2006/picture">
+                  <pic:nvPicPr>
+                    <pic:cNvPr id="800000014" name=""/>
+                    <pic:cNvPicPr/>
+                  </pic:nvPicPr>
+                  <pic:blipFill>
+                    <a:blip r:embed="rId29"/>
+                    <a:stretch>
+                      <a:fillRect/>
+                    </a:stretch>
+                  </pic:blipFill>
+                  <pic:spPr>
+                    <a:xfrm>
+                      <a:off x="0" y="0"/>
+                      <a:ext cx="101112" cy="143174"/>
+                    </a:xfrm>
+                    <a:prstGeom prst="rect">
+                      <a:avLst/>
+                    </a:prstGeom>
+                  </pic:spPr>
+                </pic:pic>
+              </a:graphicData>
+            </a:graphic>
+          </wp:inline>
+        </w:drawing>
+      </w:r>
       <w:r>
         <w:rPr>
           <w:rFonts w:ascii="Times New Roman" w:hAnsi="Times New Roman" w:cs="Times New Roman"/>
@@ -7344,16 +6344,43 @@
           <w:rFonts w:ascii="Times New Roman" w:hAnsi="Times New Roman" w:cs="Times New Roman"/>
         </w:rPr>
       </w:pPr>
-      <m:oMathPara>
-        <m:oMath>
-          <m:r>
-            <w:rPr>
-              <w:rFonts w:ascii="Cambria Math" w:hAnsi="Cambria Math" w:cs="Times New Roman"/>
-            </w:rPr>
-            <m:t>Σ = D C D</m:t>
-          </m:r>
-        </m:oMath>
-      </m:oMathPara>
+      <w:r>
+        <w:drawing>
+          <wp:inline distT="0" distB="0" distL="0" distR="0" wp14:anchorId="0000000F" wp14:editId="0000000F">
+            <wp:extent cx="894176" cy="195359"/>
+            <wp:effectExtent l="0" t="0" r="0" b="0"/>
+            <wp:docPr id="800000015" name="Eq800000015"/>
+            <wp:cNvGraphicFramePr>
+              <a:graphicFrameLocks xmlns:a="http://schemas.openxmlformats.org/drawingml/2006/main" noChangeAspect="1"/>
+            </wp:cNvGraphicFramePr>
+            <a:graphic xmlns:a="http://schemas.openxmlformats.org/drawingml/2006/main">
+              <a:graphicData uri="http://schemas.openxmlformats.org/drawingml/2006/picture">
+                <pic:pic xmlns:pic="http://schemas.openxmlformats.org/drawingml/2006/picture">
+                  <pic:nvPicPr>
+                    <pic:cNvPr id="800000015" name=""/>
+                    <pic:cNvPicPr/>
+                  </pic:nvPicPr>
+                  <pic:blipFill>
+                    <a:blip r:embed="rId30"/>
+                    <a:stretch>
+                      <a:fillRect/>
+                    </a:stretch>
+                  </pic:blipFill>
+                  <pic:spPr>
+                    <a:xfrm>
+                      <a:off x="0" y="0"/>
+                      <a:ext cx="894176" cy="195359"/>
+                    </a:xfrm>
+                    <a:prstGeom prst="rect">
+                      <a:avLst/>
+                    </a:prstGeom>
+                  </pic:spPr>
+                </pic:pic>
+              </a:graphicData>
+            </a:graphic>
+          </wp:inline>
+        </w:drawing>
+      </w:r>
     </w:p>
     <w:p>
       <w:pPr>
@@ -7369,114 +6396,86 @@
         </w:rPr>
         <w:t xml:space="preserve">where </w:t>
       </w:r>
-      <m:oMath>
-        <m:r>
-          <w:rPr>
-            <w:rFonts w:ascii="Cambria Math" w:hAnsi="Cambria Math" w:cs="Times New Roman"/>
-          </w:rPr>
-          <m:t>C</m:t>
-        </m:r>
-      </m:oMath>
+      <w:r>
+        <w:drawing>
+          <wp:inline distT="0" distB="0" distL="0" distR="0" wp14:anchorId="00000010" wp14:editId="00000010">
+            <wp:extent cx="114054" cy="143174"/>
+            <wp:effectExtent l="0" t="0" r="0" b="0"/>
+            <wp:docPr id="800000016" name="Eq800000016"/>
+            <wp:cNvGraphicFramePr>
+              <a:graphicFrameLocks xmlns:a="http://schemas.openxmlformats.org/drawingml/2006/main" noChangeAspect="1"/>
+            </wp:cNvGraphicFramePr>
+            <a:graphic xmlns:a="http://schemas.openxmlformats.org/drawingml/2006/main">
+              <a:graphicData uri="http://schemas.openxmlformats.org/drawingml/2006/picture">
+                <pic:pic xmlns:pic="http://schemas.openxmlformats.org/drawingml/2006/picture">
+                  <pic:nvPicPr>
+                    <pic:cNvPr id="800000016" name=""/>
+                    <pic:cNvPicPr/>
+                  </pic:nvPicPr>
+                  <pic:blipFill>
+                    <a:blip r:embed="rId31"/>
+                    <a:stretch>
+                      <a:fillRect/>
+                    </a:stretch>
+                  </pic:blipFill>
+                  <pic:spPr>
+                    <a:xfrm>
+                      <a:off x="0" y="0"/>
+                      <a:ext cx="114054" cy="143174"/>
+                    </a:xfrm>
+                    <a:prstGeom prst="rect">
+                      <a:avLst/>
+                    </a:prstGeom>
+                  </pic:spPr>
+                </pic:pic>
+              </a:graphicData>
+            </a:graphic>
+          </wp:inline>
+        </w:drawing>
+      </w:r>
       <w:r>
         <w:rPr>
           <w:rFonts w:ascii="Times New Roman" w:hAnsi="Times New Roman" w:cs="Times New Roman"/>
         </w:rPr>
         <w:t xml:space="preserve"> is the correlation matrix and </w:t>
       </w:r>
-      <m:oMath>
-        <m:r>
-          <w:rPr>
-            <w:rFonts w:ascii="Cambria Math" w:hAnsi="Cambria Math" w:cs="Times New Roman"/>
-          </w:rPr>
-          <m:t xml:space="preserve">D = </m:t>
-        </m:r>
-        <m:func>
-          <m:funcPr>
-            <m:ctrlPr>
-              <w:rPr>
-                <w:rFonts w:ascii="Cambria Math" w:hAnsi="Cambria Math" w:cs="Times New Roman"/>
-              </w:rPr>
-            </m:ctrlPr>
-          </m:funcPr>
-          <m:fName>
-            <m:r>
-              <w:rPr>
-                <w:rFonts w:ascii="Cambria Math" w:hAnsi="Cambria Math" w:cs="Times New Roman"/>
-              </w:rPr>
-              <m:t>diag</m:t>
-            </m:r>
-          </m:fName>
-          <m:e>
-            <m:d>
-              <m:dPr>
-                <m:ctrlPr>
-                  <w:rPr>
-                    <w:rFonts w:ascii="Cambria Math" w:hAnsi="Cambria Math" w:cs="Times New Roman"/>
-                  </w:rPr>
-                </m:ctrlPr>
-              </m:dPr>
-              <m:e>
-                <m:sSub>
-                  <m:sSubPr>
-                    <m:ctrlPr>
-                      <w:rPr>
-                        <w:rFonts w:ascii="Cambria Math" w:hAnsi="Cambria Math" w:cs="Times New Roman"/>
-                      </w:rPr>
-                    </m:ctrlPr>
-                  </m:sSubPr>
-                  <m:e>
-                    <m:r>
-                      <w:rPr>
-                        <w:rFonts w:ascii="Cambria Math" w:hAnsi="Cambria Math" w:cs="Times New Roman"/>
-                      </w:rPr>
-                      <m:t>σ</m:t>
-                    </m:r>
-                  </m:e>
-                  <m:sub>
-                    <m:r>
-                      <w:rPr>
-                        <w:rFonts w:ascii="Cambria Math" w:hAnsi="Cambria Math" w:cs="Times New Roman"/>
-                      </w:rPr>
-                      <m:t>1</m:t>
-                    </m:r>
-                  </m:sub>
-                </m:sSub>
-                <m:r>
-                  <w:rPr>
-                    <w:rFonts w:ascii="Cambria Math" w:hAnsi="Cambria Math" w:cs="Times New Roman"/>
-                  </w:rPr>
-                  <m:t xml:space="preserve">, …, </m:t>
-                </m:r>
-                <m:sSub>
-                  <m:sSubPr>
-                    <m:ctrlPr>
-                      <w:rPr>
-                        <w:rFonts w:ascii="Cambria Math" w:hAnsi="Cambria Math" w:cs="Times New Roman"/>
-                      </w:rPr>
-                    </m:ctrlPr>
-                  </m:sSubPr>
-                  <m:e>
-                    <m:r>
-                      <w:rPr>
-                        <w:rFonts w:ascii="Cambria Math" w:hAnsi="Cambria Math" w:cs="Times New Roman"/>
-                      </w:rPr>
-                      <m:t>σ</m:t>
-                    </m:r>
-                  </m:e>
-                  <m:sub>
-                    <m:r>
-                      <w:rPr>
-                        <w:rFonts w:ascii="Cambria Math" w:hAnsi="Cambria Math" w:cs="Times New Roman"/>
-                      </w:rPr>
-                      <m:t>N</m:t>
-                    </m:r>
-                  </m:sub>
-                </m:sSub>
-              </m:e>
-            </m:d>
-          </m:e>
-        </m:func>
-      </m:oMath>
+      <w:r>
+        <w:drawing>
+          <wp:inline distT="0" distB="0" distL="0" distR="0" wp14:anchorId="00000011" wp14:editId="00000011">
+            <wp:extent cx="1142156" cy="147218"/>
+            <wp:effectExtent l="0" t="0" r="0" b="0"/>
+            <wp:docPr id="800000017" name="Eq800000017"/>
+            <wp:cNvGraphicFramePr>
+              <a:graphicFrameLocks xmlns:a="http://schemas.openxmlformats.org/drawingml/2006/main" noChangeAspect="1"/>
+            </wp:cNvGraphicFramePr>
+            <a:graphic xmlns:a="http://schemas.openxmlformats.org/drawingml/2006/main">
+              <a:graphicData uri="http://schemas.openxmlformats.org/drawingml/2006/picture">
+                <pic:pic xmlns:pic="http://schemas.openxmlformats.org/drawingml/2006/picture">
+                  <pic:nvPicPr>
+                    <pic:cNvPr id="800000017" name=""/>
+                    <pic:cNvPicPr/>
+                  </pic:nvPicPr>
+                  <pic:blipFill>
+                    <a:blip r:embed="rId32"/>
+                    <a:stretch>
+                      <a:fillRect/>
+                    </a:stretch>
+                  </pic:blipFill>
+                  <pic:spPr>
+                    <a:xfrm>
+                      <a:off x="0" y="0"/>
+                      <a:ext cx="1142156" cy="147218"/>
+                    </a:xfrm>
+                    <a:prstGeom prst="rect">
+                      <a:avLst/>
+                    </a:prstGeom>
+                  </pic:spPr>
+                </pic:pic>
+              </a:graphicData>
+            </a:graphic>
+          </wp:inline>
+        </w:drawing>
+      </w:r>
       <w:r>
         <w:rPr>
           <w:rFonts w:ascii="Times New Roman" w:hAnsi="Times New Roman" w:cs="Times New Roman"/>
@@ -7507,264 +6506,43 @@
           <w:rFonts w:ascii="Times New Roman" w:hAnsi="Times New Roman" w:cs="Times New Roman"/>
         </w:rPr>
       </w:pPr>
-      <m:oMathPara>
-        <m:oMath>
-          <m:sSubSup>
-            <m:sSubSupPr>
-              <m:ctrlPr>
-                <w:rPr>
-                  <w:rFonts w:ascii="Cambria Math" w:hAnsi="Cambria Math" w:cs="Times New Roman"/>
-                </w:rPr>
-              </m:ctrlPr>
-            </m:sSubSupPr>
-            <m:e>
-              <m:r>
-                <w:rPr>
-                  <w:rFonts w:ascii="Cambria Math" w:hAnsi="Cambria Math" w:cs="Times New Roman"/>
-                </w:rPr>
-                <m:t>σ</m:t>
-              </m:r>
-            </m:e>
-            <m:sub>
-              <m:r>
-                <w:rPr>
-                  <w:rFonts w:ascii="Cambria Math" w:hAnsi="Cambria Math" w:cs="Times New Roman"/>
-                </w:rPr>
-                <m:t>p</m:t>
-              </m:r>
-            </m:sub>
-            <m:sup>
-              <m:r>
-                <w:rPr>
-                  <w:rFonts w:ascii="Cambria Math" w:hAnsi="Cambria Math" w:cs="Times New Roman"/>
-                </w:rPr>
-                <m:t>2</m:t>
-              </m:r>
-            </m:sup>
-          </m:sSubSup>
-          <m:r>
-            <w:rPr>
-              <w:rFonts w:ascii="Cambria Math" w:hAnsi="Cambria Math" w:cs="Times New Roman"/>
-            </w:rPr>
-            <m:t xml:space="preserve"> = </m:t>
-          </m:r>
-          <m:sSup>
-            <m:sSupPr>
-              <m:ctrlPr>
-                <w:rPr>
-                  <w:rFonts w:ascii="Cambria Math" w:hAnsi="Cambria Math" w:cs="Times New Roman"/>
-                </w:rPr>
-              </m:ctrlPr>
-            </m:sSupPr>
-            <m:e>
-              <m:r>
-                <w:rPr>
-                  <w:rFonts w:ascii="Cambria Math" w:hAnsi="Cambria Math" w:cs="Times New Roman"/>
-                </w:rPr>
-                <m:t>w</m:t>
-              </m:r>
-            </m:e>
-            <m:sup>
-              <m:r>
-                <w:rPr>
-                  <w:rFonts w:ascii="Cambria Math" w:hAnsi="Cambria Math" w:cs="Times New Roman"/>
-                </w:rPr>
-                <m:t>⊤</m:t>
-              </m:r>
-            </m:sup>
-          </m:sSup>
-          <m:r>
-            <w:rPr>
-              <w:rFonts w:ascii="Cambria Math" w:hAnsi="Cambria Math" w:cs="Times New Roman"/>
-            </w:rPr>
-            <m:t xml:space="preserve"> Σ w = </m:t>
-          </m:r>
-          <m:sSup>
-            <m:sSupPr>
-              <m:ctrlPr>
-                <w:rPr>
-                  <w:rFonts w:ascii="Cambria Math" w:hAnsi="Cambria Math" w:cs="Times New Roman"/>
-                </w:rPr>
-              </m:ctrlPr>
-            </m:sSupPr>
-            <m:e>
-              <m:r>
-                <w:rPr>
-                  <w:rFonts w:ascii="Cambria Math" w:hAnsi="Cambria Math" w:cs="Times New Roman"/>
-                </w:rPr>
-                <m:t>w</m:t>
-              </m:r>
-            </m:e>
-            <m:sup>
-              <m:r>
-                <w:rPr>
-                  <w:rFonts w:ascii="Cambria Math" w:hAnsi="Cambria Math" w:cs="Times New Roman"/>
-                </w:rPr>
-                <m:t>⊤</m:t>
-              </m:r>
-            </m:sup>
-          </m:sSup>
-          <m:r>
-            <w:rPr>
-              <w:rFonts w:ascii="Cambria Math" w:hAnsi="Cambria Math" w:cs="Times New Roman"/>
-            </w:rPr>
-            <m:t xml:space="preserve"> </m:t>
-          </m:r>
-          <m:d>
-            <m:dPr>
-              <m:ctrlPr>
-                <w:rPr>
-                  <w:rFonts w:ascii="Cambria Math" w:hAnsi="Cambria Math" w:cs="Times New Roman"/>
-                </w:rPr>
-              </m:ctrlPr>
-            </m:dPr>
-            <m:e>
-              <m:r>
-                <w:rPr>
-                  <w:rFonts w:ascii="Cambria Math" w:hAnsi="Cambria Math" w:cs="Times New Roman"/>
-                </w:rPr>
-                <m:t>D C D</m:t>
-              </m:r>
-            </m:e>
-          </m:d>
-          <m:r>
-            <w:rPr>
-              <w:rFonts w:ascii="Cambria Math" w:hAnsi="Cambria Math" w:cs="Times New Roman"/>
-            </w:rPr>
-            <m:t xml:space="preserve"> w = </m:t>
-          </m:r>
-          <m:d>
-            <m:dPr>
-              <m:ctrlPr>
-                <w:rPr>
-                  <w:rFonts w:ascii="Cambria Math" w:hAnsi="Cambria Math" w:cs="Times New Roman"/>
-                </w:rPr>
-              </m:ctrlPr>
-            </m:dPr>
-            <m:e>
-              <m:sSup>
-                <m:sSupPr>
-                  <m:ctrlPr>
-                    <w:rPr>
-                      <w:rFonts w:ascii="Cambria Math" w:hAnsi="Cambria Math" w:cs="Times New Roman"/>
-                    </w:rPr>
-                  </m:ctrlPr>
-                </m:sSupPr>
-                <m:e>
-                  <m:r>
-                    <w:rPr>
-                      <w:rFonts w:ascii="Cambria Math" w:hAnsi="Cambria Math" w:cs="Times New Roman"/>
-                    </w:rPr>
-                    <m:t>w</m:t>
-                  </m:r>
-                </m:e>
-                <m:sup>
-                  <m:r>
-                    <w:rPr>
-                      <w:rFonts w:ascii="Cambria Math" w:hAnsi="Cambria Math" w:cs="Times New Roman"/>
-                    </w:rPr>
-                    <m:t>⊤</m:t>
-                  </m:r>
-                </m:sup>
-              </m:sSup>
-              <m:r>
-                <w:rPr>
-                  <w:rFonts w:ascii="Cambria Math" w:hAnsi="Cambria Math" w:cs="Times New Roman"/>
-                </w:rPr>
-                <m:t xml:space="preserve"> D</m:t>
-              </m:r>
-            </m:e>
-          </m:d>
-          <m:r>
-            <w:rPr>
-              <w:rFonts w:ascii="Cambria Math" w:hAnsi="Cambria Math" w:cs="Times New Roman"/>
-            </w:rPr>
-            <m:t xml:space="preserve"> C </m:t>
-          </m:r>
-          <m:d>
-            <m:dPr>
-              <m:ctrlPr>
-                <w:rPr>
-                  <w:rFonts w:ascii="Cambria Math" w:hAnsi="Cambria Math" w:cs="Times New Roman"/>
-                </w:rPr>
-              </m:ctrlPr>
-            </m:dPr>
-            <m:e>
-              <m:r>
-                <w:rPr>
-                  <w:rFonts w:ascii="Cambria Math" w:hAnsi="Cambria Math" w:cs="Times New Roman"/>
-                </w:rPr>
-                <m:t>Dw</m:t>
-              </m:r>
-            </m:e>
-          </m:d>
-          <m:r>
-            <w:rPr>
-              <w:rFonts w:ascii="Cambria Math" w:hAnsi="Cambria Math" w:cs="Times New Roman"/>
-            </w:rPr>
-            <m:t xml:space="preserve"> = </m:t>
-          </m:r>
-          <m:sSup>
-            <m:sSupPr>
-              <m:ctrlPr>
-                <w:rPr>
-                  <w:rFonts w:ascii="Cambria Math" w:hAnsi="Cambria Math" w:cs="Times New Roman"/>
-                </w:rPr>
-              </m:ctrlPr>
-            </m:sSupPr>
-            <m:e>
-              <m:d>
-                <m:dPr>
-                  <m:ctrlPr>
-                    <w:rPr>
-                      <w:rFonts w:ascii="Cambria Math" w:hAnsi="Cambria Math" w:cs="Times New Roman"/>
-                    </w:rPr>
-                  </m:ctrlPr>
-                </m:dPr>
-                <m:e>
-                  <m:r>
-                    <w:rPr>
-                      <w:rFonts w:ascii="Cambria Math" w:hAnsi="Cambria Math" w:cs="Times New Roman"/>
-                    </w:rPr>
-                    <m:t>Dw</m:t>
-                  </m:r>
-                </m:e>
-              </m:d>
-            </m:e>
-            <m:sup>
-              <m:r>
-                <w:rPr>
-                  <w:rFonts w:ascii="Cambria Math" w:hAnsi="Cambria Math" w:cs="Times New Roman"/>
-                </w:rPr>
-                <m:t>⊤</m:t>
-              </m:r>
-            </m:sup>
-          </m:sSup>
-          <m:r>
-            <w:rPr>
-              <w:rFonts w:ascii="Cambria Math" w:hAnsi="Cambria Math" w:cs="Times New Roman"/>
-            </w:rPr>
-            <m:t xml:space="preserve"> C </m:t>
-          </m:r>
-          <m:d>
-            <m:dPr>
-              <m:ctrlPr>
-                <w:rPr>
-                  <w:rFonts w:ascii="Cambria Math" w:hAnsi="Cambria Math" w:cs="Times New Roman"/>
-                </w:rPr>
-              </m:ctrlPr>
-            </m:dPr>
-            <m:e>
-              <m:r>
-                <w:rPr>
-                  <w:rFonts w:ascii="Cambria Math" w:hAnsi="Cambria Math" w:cs="Times New Roman"/>
-                </w:rPr>
-                <m:t>Dw</m:t>
-              </m:r>
-            </m:e>
-          </m:d>
-        </m:oMath>
-      </m:oMathPara>
+      <w:r>
+        <w:drawing>
+          <wp:inline distT="0" distB="0" distL="0" distR="0" wp14:anchorId="00000012" wp14:editId="00000012">
+            <wp:extent cx="4843523" cy="267650"/>
+            <wp:effectExtent l="0" t="0" r="0" b="0"/>
+            <wp:docPr id="800000018" name="Eq800000018"/>
+            <wp:cNvGraphicFramePr>
+              <a:graphicFrameLocks xmlns:a="http://schemas.openxmlformats.org/drawingml/2006/main" noChangeAspect="1"/>
+            </wp:cNvGraphicFramePr>
+            <a:graphic xmlns:a="http://schemas.openxmlformats.org/drawingml/2006/main">
+              <a:graphicData uri="http://schemas.openxmlformats.org/drawingml/2006/picture">
+                <pic:pic xmlns:pic="http://schemas.openxmlformats.org/drawingml/2006/picture">
+                  <pic:nvPicPr>
+                    <pic:cNvPr id="800000018" name=""/>
+                    <pic:cNvPicPr/>
+                  </pic:nvPicPr>
+                  <pic:blipFill>
+                    <a:blip r:embed="rId33"/>
+                    <a:stretch>
+                      <a:fillRect/>
+                    </a:stretch>
+                  </pic:blipFill>
+                  <pic:spPr>
+                    <a:xfrm>
+                      <a:off x="0" y="0"/>
+                      <a:ext cx="4843523" cy="267650"/>
+                    </a:xfrm>
+                    <a:prstGeom prst="rect">
+                      <a:avLst/>
+                    </a:prstGeom>
+                  </pic:spPr>
+                </pic:pic>
+              </a:graphicData>
+            </a:graphic>
+          </wp:inline>
+        </w:drawing>
+      </w:r>
     </w:p>
     <w:p>
       <w:pPr>
@@ -7780,156 +6558,86 @@
         </w:rPr>
         <w:t xml:space="preserve">The last step follows since </w:t>
       </w:r>
-      <m:oMath>
-        <m:r>
-          <w:rPr>
-            <w:rFonts w:ascii="Cambria Math" w:hAnsi="Cambria Math" w:cs="Times New Roman"/>
-          </w:rPr>
-          <m:t>D</m:t>
-        </m:r>
-      </m:oMath>
+      <w:r>
+        <w:drawing>
+          <wp:inline distT="0" distB="0" distL="0" distR="0" wp14:anchorId="00000013" wp14:editId="00000013">
+            <wp:extent cx="116480" cy="143174"/>
+            <wp:effectExtent l="0" t="0" r="0" b="0"/>
+            <wp:docPr id="800000019" name="Eq800000019"/>
+            <wp:cNvGraphicFramePr>
+              <a:graphicFrameLocks xmlns:a="http://schemas.openxmlformats.org/drawingml/2006/main" noChangeAspect="1"/>
+            </wp:cNvGraphicFramePr>
+            <a:graphic xmlns:a="http://schemas.openxmlformats.org/drawingml/2006/main">
+              <a:graphicData uri="http://schemas.openxmlformats.org/drawingml/2006/picture">
+                <pic:pic xmlns:pic="http://schemas.openxmlformats.org/drawingml/2006/picture">
+                  <pic:nvPicPr>
+                    <pic:cNvPr id="800000019" name=""/>
+                    <pic:cNvPicPr/>
+                  </pic:nvPicPr>
+                  <pic:blipFill>
+                    <a:blip r:embed="rId34"/>
+                    <a:stretch>
+                      <a:fillRect/>
+                    </a:stretch>
+                  </pic:blipFill>
+                  <pic:spPr>
+                    <a:xfrm>
+                      <a:off x="0" y="0"/>
+                      <a:ext cx="116480" cy="143174"/>
+                    </a:xfrm>
+                    <a:prstGeom prst="rect">
+                      <a:avLst/>
+                    </a:prstGeom>
+                  </pic:spPr>
+                </pic:pic>
+              </a:graphicData>
+            </a:graphic>
+          </wp:inline>
+        </w:drawing>
+      </w:r>
       <w:r>
         <w:rPr>
           <w:rFonts w:ascii="Times New Roman" w:hAnsi="Times New Roman" w:cs="Times New Roman"/>
         </w:rPr>
         <w:t xml:space="preserve"> is diagonal (and thus, symmetric), so </w:t>
       </w:r>
-      <m:oMath>
-        <m:sSup>
-          <m:sSupPr>
-            <m:ctrlPr>
-              <w:rPr>
-                <w:rFonts w:ascii="Cambria Math" w:hAnsi="Cambria Math" w:cs="Times New Roman"/>
-              </w:rPr>
-            </m:ctrlPr>
-          </m:sSupPr>
-          <m:e>
-            <m:r>
-              <w:rPr>
-                <w:rFonts w:ascii="Cambria Math" w:hAnsi="Cambria Math" w:cs="Times New Roman"/>
-              </w:rPr>
-              <m:t>w</m:t>
-            </m:r>
-          </m:e>
-          <m:sup>
-            <m:r>
-              <w:rPr>
-                <w:rFonts w:ascii="Cambria Math" w:hAnsi="Cambria Math" w:cs="Times New Roman"/>
-              </w:rPr>
-              <m:t>⊤</m:t>
-            </m:r>
-          </m:sup>
-        </m:sSup>
-        <m:r>
-          <w:rPr>
-            <w:rFonts w:ascii="Cambria Math" w:hAnsi="Cambria Math" w:cs="Times New Roman"/>
-          </w:rPr>
-          <m:t xml:space="preserve"> D = </m:t>
-        </m:r>
-        <m:sSup>
-          <m:sSupPr>
-            <m:ctrlPr>
-              <w:rPr>
-                <w:rFonts w:ascii="Cambria Math" w:hAnsi="Cambria Math" w:cs="Times New Roman"/>
-              </w:rPr>
-            </m:ctrlPr>
-          </m:sSupPr>
-          <m:e>
-            <m:d>
-              <m:dPr>
-                <m:ctrlPr>
-                  <w:rPr>
-                    <w:rFonts w:ascii="Cambria Math" w:hAnsi="Cambria Math" w:cs="Times New Roman"/>
-                  </w:rPr>
-                </m:ctrlPr>
-              </m:dPr>
-              <m:e>
-                <m:sSup>
-                  <m:sSupPr>
-                    <m:ctrlPr>
-                      <w:rPr>
-                        <w:rFonts w:ascii="Cambria Math" w:hAnsi="Cambria Math" w:cs="Times New Roman"/>
-                      </w:rPr>
-                    </m:ctrlPr>
-                  </m:sSupPr>
-                  <m:e>
-                    <m:r>
-                      <w:rPr>
-                        <w:rFonts w:ascii="Cambria Math" w:hAnsi="Cambria Math" w:cs="Times New Roman"/>
-                      </w:rPr>
-                      <m:t>D</m:t>
-                    </m:r>
-                  </m:e>
-                  <m:sup>
-                    <m:r>
-                      <w:rPr>
-                        <w:rFonts w:ascii="Cambria Math" w:hAnsi="Cambria Math" w:cs="Times New Roman"/>
-                      </w:rPr>
-                      <m:t>⊤</m:t>
-                    </m:r>
-                  </m:sup>
-                </m:sSup>
-                <m:r>
-                  <w:rPr>
-                    <w:rFonts w:ascii="Cambria Math" w:hAnsi="Cambria Math" w:cs="Times New Roman"/>
-                  </w:rPr>
-                  <m:t xml:space="preserve"> w</m:t>
-                </m:r>
-              </m:e>
-            </m:d>
-          </m:e>
-          <m:sup>
-            <m:r>
-              <w:rPr>
-                <w:rFonts w:ascii="Cambria Math" w:hAnsi="Cambria Math" w:cs="Times New Roman"/>
-              </w:rPr>
-              <m:t>⊤</m:t>
-            </m:r>
-          </m:sup>
-        </m:sSup>
-        <m:r>
-          <w:rPr>
-            <w:rFonts w:ascii="Cambria Math" w:hAnsi="Cambria Math" w:cs="Times New Roman"/>
-          </w:rPr>
-          <m:t xml:space="preserve"> = </m:t>
-        </m:r>
-        <m:sSup>
-          <m:sSupPr>
-            <m:ctrlPr>
-              <w:rPr>
-                <w:rFonts w:ascii="Cambria Math" w:hAnsi="Cambria Math" w:cs="Times New Roman"/>
-              </w:rPr>
-            </m:ctrlPr>
-          </m:sSupPr>
-          <m:e>
-            <m:d>
-              <m:dPr>
-                <m:ctrlPr>
-                  <w:rPr>
-                    <w:rFonts w:ascii="Cambria Math" w:hAnsi="Cambria Math" w:cs="Times New Roman"/>
-                  </w:rPr>
-                </m:ctrlPr>
-              </m:dPr>
-              <m:e>
-                <m:r>
-                  <w:rPr>
-                    <w:rFonts w:ascii="Cambria Math" w:hAnsi="Cambria Math" w:cs="Times New Roman"/>
-                  </w:rPr>
-                  <m:t>Dw</m:t>
-                </m:r>
-              </m:e>
-            </m:d>
-          </m:e>
-          <m:sup>
-            <m:r>
-              <w:rPr>
-                <w:rFonts w:ascii="Cambria Math" w:hAnsi="Cambria Math" w:cs="Times New Roman"/>
-              </w:rPr>
-              <m:t>⊤</m:t>
-            </m:r>
-          </m:sup>
-        </m:sSup>
-      </m:oMath>
+      <w:r>
+        <w:drawing>
+          <wp:inline distT="0" distB="0" distL="0" distR="0" wp14:anchorId="00000014" wp14:editId="00000014">
+            <wp:extent cx="1527189" cy="160161"/>
+            <wp:effectExtent l="0" t="0" r="0" b="0"/>
+            <wp:docPr id="800000020" name="Eq800000020"/>
+            <wp:cNvGraphicFramePr>
+              <a:graphicFrameLocks xmlns:a="http://schemas.openxmlformats.org/drawingml/2006/main" noChangeAspect="1"/>
+            </wp:cNvGraphicFramePr>
+            <a:graphic xmlns:a="http://schemas.openxmlformats.org/drawingml/2006/main">
+              <a:graphicData uri="http://schemas.openxmlformats.org/drawingml/2006/picture">
+                <pic:pic xmlns:pic="http://schemas.openxmlformats.org/drawingml/2006/picture">
+                  <pic:nvPicPr>
+                    <pic:cNvPr id="800000020" name=""/>
+                    <pic:cNvPicPr/>
+                  </pic:nvPicPr>
+                  <pic:blipFill>
+                    <a:blip r:embed="rId35"/>
+                    <a:stretch>
+                      <a:fillRect/>
+                    </a:stretch>
+                  </pic:blipFill>
+                  <pic:spPr>
+                    <a:xfrm>
+                      <a:off x="0" y="0"/>
+                      <a:ext cx="1527189" cy="160161"/>
+                    </a:xfrm>
+                    <a:prstGeom prst="rect">
+                      <a:avLst/>
+                    </a:prstGeom>
+                  </pic:spPr>
+                </pic:pic>
+              </a:graphicData>
+            </a:graphic>
+          </wp:inline>
+        </w:drawing>
+      </w:r>
       <w:r>
         <w:rPr>
           <w:rFonts w:ascii="Times New Roman" w:hAnsi="Times New Roman" w:cs="Times New Roman"/>
@@ -7951,187 +6659,172 @@
         </w:rPr>
         <w:t xml:space="preserve">The term </w:t>
       </w:r>
-      <m:oMath>
-        <m:r>
-          <w:rPr>
-            <w:rFonts w:ascii="Cambria Math" w:hAnsi="Cambria Math" w:cs="Times New Roman"/>
-          </w:rPr>
-          <m:t>Dw</m:t>
-        </m:r>
-      </m:oMath>
+      <w:r>
+        <w:drawing>
+          <wp:inline distT="0" distB="0" distL="0" distR="0" wp14:anchorId="00000015" wp14:editId="00000015">
+            <wp:extent cx="214356" cy="143174"/>
+            <wp:effectExtent l="0" t="0" r="0" b="0"/>
+            <wp:docPr id="800000021" name="Eq800000021"/>
+            <wp:cNvGraphicFramePr>
+              <a:graphicFrameLocks xmlns:a="http://schemas.openxmlformats.org/drawingml/2006/main" noChangeAspect="1"/>
+            </wp:cNvGraphicFramePr>
+            <a:graphic xmlns:a="http://schemas.openxmlformats.org/drawingml/2006/main">
+              <a:graphicData uri="http://schemas.openxmlformats.org/drawingml/2006/picture">
+                <pic:pic xmlns:pic="http://schemas.openxmlformats.org/drawingml/2006/picture">
+                  <pic:nvPicPr>
+                    <pic:cNvPr id="800000021" name=""/>
+                    <pic:cNvPicPr/>
+                  </pic:nvPicPr>
+                  <pic:blipFill>
+                    <a:blip r:embed="rId36"/>
+                    <a:stretch>
+                      <a:fillRect/>
+                    </a:stretch>
+                  </pic:blipFill>
+                  <pic:spPr>
+                    <a:xfrm>
+                      <a:off x="0" y="0"/>
+                      <a:ext cx="214356" cy="143174"/>
+                    </a:xfrm>
+                    <a:prstGeom prst="rect">
+                      <a:avLst/>
+                    </a:prstGeom>
+                  </pic:spPr>
+                </pic:pic>
+              </a:graphicData>
+            </a:graphic>
+          </wp:inline>
+        </w:drawing>
+      </w:r>
       <w:r>
         <w:rPr>
           <w:rFonts w:ascii="Times New Roman" w:hAnsi="Times New Roman" w:cs="Times New Roman"/>
         </w:rPr>
         <w:t xml:space="preserve"> is multiplying a diagonal matrix of the volatilities by the vector of weights, which results in a vector of weights scaled by the volatility. In other words, the entries of this resulting vector are the original portfolio weights multiplied by each asset volatility (</w:t>
       </w:r>
-      <m:oMath>
-        <m:sSub>
-          <m:sSubPr>
-            <m:ctrlPr>
-              <w:rPr>
-                <w:rFonts w:ascii="Cambria Math" w:hAnsi="Cambria Math" w:cs="Times New Roman"/>
-              </w:rPr>
-            </m:ctrlPr>
-          </m:sSubPr>
-          <m:e>
-            <m:r>
-              <w:rPr>
-                <w:rFonts w:ascii="Cambria Math" w:hAnsi="Cambria Math" w:cs="Times New Roman"/>
-              </w:rPr>
-              <m:t>σ</m:t>
-            </m:r>
-          </m:e>
-          <m:sub>
-            <m:r>
-              <w:rPr>
-                <w:rFonts w:ascii="Cambria Math" w:hAnsi="Cambria Math" w:cs="Times New Roman"/>
-              </w:rPr>
-              <m:t>i</m:t>
-            </m:r>
-          </m:sub>
-        </m:sSub>
-        <m:r>
-          <w:rPr>
-            <w:rFonts w:ascii="Cambria Math" w:hAnsi="Cambria Math" w:cs="Times New Roman"/>
-          </w:rPr>
-          <m:t xml:space="preserve"> </m:t>
-        </m:r>
-        <m:sSub>
-          <m:sSubPr>
-            <m:ctrlPr>
-              <w:rPr>
-                <w:rFonts w:ascii="Cambria Math" w:hAnsi="Cambria Math" w:cs="Times New Roman"/>
-              </w:rPr>
-            </m:ctrlPr>
-          </m:sSubPr>
-          <m:e>
-            <m:r>
-              <w:rPr>
-                <w:rFonts w:ascii="Cambria Math" w:hAnsi="Cambria Math" w:cs="Times New Roman"/>
-              </w:rPr>
-              <m:t>w</m:t>
-            </m:r>
-          </m:e>
-          <m:sub>
-            <m:r>
-              <w:rPr>
-                <w:rFonts w:ascii="Cambria Math" w:hAnsi="Cambria Math" w:cs="Times New Roman"/>
-              </w:rPr>
-              <m:t>i</m:t>
-            </m:r>
-          </m:sub>
-        </m:sSub>
-      </m:oMath>
+      <w:r>
+        <w:drawing>
+          <wp:inline distT="0" distB="0" distL="0" distR="0" wp14:anchorId="00000016" wp14:editId="00000016">
+            <wp:extent cx="245094" cy="143174"/>
+            <wp:effectExtent l="0" t="0" r="0" b="0"/>
+            <wp:docPr id="800000022" name="Eq800000022"/>
+            <wp:cNvGraphicFramePr>
+              <a:graphicFrameLocks xmlns:a="http://schemas.openxmlformats.org/drawingml/2006/main" noChangeAspect="1"/>
+            </wp:cNvGraphicFramePr>
+            <a:graphic xmlns:a="http://schemas.openxmlformats.org/drawingml/2006/main">
+              <a:graphicData uri="http://schemas.openxmlformats.org/drawingml/2006/picture">
+                <pic:pic xmlns:pic="http://schemas.openxmlformats.org/drawingml/2006/picture">
+                  <pic:nvPicPr>
+                    <pic:cNvPr id="800000022" name=""/>
+                    <pic:cNvPicPr/>
+                  </pic:nvPicPr>
+                  <pic:blipFill>
+                    <a:blip r:embed="rId37"/>
+                    <a:stretch>
+                      <a:fillRect/>
+                    </a:stretch>
+                  </pic:blipFill>
+                  <pic:spPr>
+                    <a:xfrm>
+                      <a:off x="0" y="0"/>
+                      <a:ext cx="245094" cy="143174"/>
+                    </a:xfrm>
+                    <a:prstGeom prst="rect">
+                      <a:avLst/>
+                    </a:prstGeom>
+                  </pic:spPr>
+                </pic:pic>
+              </a:graphicData>
+            </a:graphic>
+          </wp:inline>
+        </w:drawing>
+      </w:r>
       <w:r>
         <w:rPr>
           <w:rFonts w:ascii="Times New Roman" w:hAnsi="Times New Roman" w:cs="Times New Roman"/>
         </w:rPr>
         <w:t xml:space="preserve">). We will define </w:t>
       </w:r>
-      <m:oMath>
-        <m:r>
-          <w:rPr>
-            <w:rFonts w:ascii="Cambria Math" w:hAnsi="Cambria Math" w:cs="Times New Roman"/>
-          </w:rPr>
-          <m:t>u := Dw</m:t>
-        </m:r>
-      </m:oMath>
+      <w:r>
+        <w:drawing>
+          <wp:inline distT="0" distB="0" distL="0" distR="0" wp14:anchorId="00000017" wp14:editId="00000017">
+            <wp:extent cx="511220" cy="143174"/>
+            <wp:effectExtent l="0" t="0" r="0" b="0"/>
+            <wp:docPr id="800000023" name="Eq800000023"/>
+            <wp:cNvGraphicFramePr>
+              <a:graphicFrameLocks xmlns:a="http://schemas.openxmlformats.org/drawingml/2006/main" noChangeAspect="1"/>
+            </wp:cNvGraphicFramePr>
+            <a:graphic xmlns:a="http://schemas.openxmlformats.org/drawingml/2006/main">
+              <a:graphicData uri="http://schemas.openxmlformats.org/drawingml/2006/picture">
+                <pic:pic xmlns:pic="http://schemas.openxmlformats.org/drawingml/2006/picture">
+                  <pic:nvPicPr>
+                    <pic:cNvPr id="800000023" name=""/>
+                    <pic:cNvPicPr/>
+                  </pic:nvPicPr>
+                  <pic:blipFill>
+                    <a:blip r:embed="rId38"/>
+                    <a:stretch>
+                      <a:fillRect/>
+                    </a:stretch>
+                  </pic:blipFill>
+                  <pic:spPr>
+                    <a:xfrm>
+                      <a:off x="0" y="0"/>
+                      <a:ext cx="511220" cy="143174"/>
+                    </a:xfrm>
+                    <a:prstGeom prst="rect">
+                      <a:avLst/>
+                    </a:prstGeom>
+                  </pic:spPr>
+                </pic:pic>
+              </a:graphicData>
+            </a:graphic>
+          </wp:inline>
+        </w:drawing>
+      </w:r>
       <w:r>
         <w:rPr>
           <w:rFonts w:ascii="Times New Roman" w:hAnsi="Times New Roman" w:cs="Times New Roman"/>
         </w:rPr>
         <w:t xml:space="preserve">, so </w:t>
       </w:r>
-      <m:oMath>
-        <m:sSub>
-          <m:sSubPr>
-            <m:ctrlPr>
-              <w:rPr>
-                <w:rFonts w:ascii="Cambria Math" w:hAnsi="Cambria Math" w:cs="Times New Roman"/>
-              </w:rPr>
-            </m:ctrlPr>
-          </m:sSubPr>
-          <m:e>
-            <m:r>
-              <w:rPr>
-                <w:rFonts w:ascii="Cambria Math" w:hAnsi="Cambria Math" w:cs="Times New Roman"/>
-              </w:rPr>
-              <m:t>u</m:t>
-            </m:r>
-          </m:e>
-          <m:sub>
-            <m:r>
-              <w:rPr>
-                <w:rFonts w:ascii="Cambria Math" w:hAnsi="Cambria Math" w:cs="Times New Roman"/>
-              </w:rPr>
-              <m:t>i</m:t>
-            </m:r>
-          </m:sub>
-        </m:sSub>
-        <m:r>
-          <w:rPr>
-            <w:rFonts w:ascii="Cambria Math" w:hAnsi="Cambria Math" w:cs="Times New Roman"/>
-          </w:rPr>
-          <m:t xml:space="preserve"> = </m:t>
-        </m:r>
-        <m:sSub>
-          <m:sSubPr>
-            <m:ctrlPr>
-              <w:rPr>
-                <w:rFonts w:ascii="Cambria Math" w:hAnsi="Cambria Math" w:cs="Times New Roman"/>
-              </w:rPr>
-            </m:ctrlPr>
-          </m:sSubPr>
-          <m:e>
-            <m:r>
-              <w:rPr>
-                <w:rFonts w:ascii="Cambria Math" w:hAnsi="Cambria Math" w:cs="Times New Roman"/>
-              </w:rPr>
-              <m:t>σ</m:t>
-            </m:r>
-          </m:e>
-          <m:sub>
-            <m:r>
-              <w:rPr>
-                <w:rFonts w:ascii="Cambria Math" w:hAnsi="Cambria Math" w:cs="Times New Roman"/>
-              </w:rPr>
-              <m:t>i</m:t>
-            </m:r>
-          </m:sub>
-        </m:sSub>
-        <m:r>
-          <w:rPr>
-            <w:rFonts w:ascii="Cambria Math" w:hAnsi="Cambria Math" w:cs="Times New Roman"/>
-          </w:rPr>
-          <m:t xml:space="preserve"> </m:t>
-        </m:r>
-        <m:sSub>
-          <m:sSubPr>
-            <m:ctrlPr>
-              <w:rPr>
-                <w:rFonts w:ascii="Cambria Math" w:hAnsi="Cambria Math" w:cs="Times New Roman"/>
-              </w:rPr>
-            </m:ctrlPr>
-          </m:sSubPr>
-          <m:e>
-            <m:r>
-              <w:rPr>
-                <w:rFonts w:ascii="Cambria Math" w:hAnsi="Cambria Math" w:cs="Times New Roman"/>
-              </w:rPr>
-              <m:t>w</m:t>
-            </m:r>
-          </m:e>
-          <m:sub>
-            <m:r>
-              <w:rPr>
-                <w:rFonts w:ascii="Cambria Math" w:hAnsi="Cambria Math" w:cs="Times New Roman"/>
-              </w:rPr>
-              <m:t>i</m:t>
-            </m:r>
-          </m:sub>
-        </m:sSub>
-      </m:oMath>
+      <w:r>
+        <w:drawing>
+          <wp:inline distT="0" distB="0" distL="0" distR="0" wp14:anchorId="00000018" wp14:editId="00000018">
+            <wp:extent cx="495042" cy="143174"/>
+            <wp:effectExtent l="0" t="0" r="0" b="0"/>
+            <wp:docPr id="800000024" name="Eq800000024"/>
+            <wp:cNvGraphicFramePr>
+              <a:graphicFrameLocks xmlns:a="http://schemas.openxmlformats.org/drawingml/2006/main" noChangeAspect="1"/>
+            </wp:cNvGraphicFramePr>
+            <a:graphic xmlns:a="http://schemas.openxmlformats.org/drawingml/2006/main">
+              <a:graphicData uri="http://schemas.openxmlformats.org/drawingml/2006/picture">
+                <pic:pic xmlns:pic="http://schemas.openxmlformats.org/drawingml/2006/picture">
+                  <pic:nvPicPr>
+                    <pic:cNvPr id="800000024" name=""/>
+                    <pic:cNvPicPr/>
+                  </pic:nvPicPr>
+                  <pic:blipFill>
+                    <a:blip r:embed="rId39"/>
+                    <a:stretch>
+                      <a:fillRect/>
+                    </a:stretch>
+                  </pic:blipFill>
+                  <pic:spPr>
+                    <a:xfrm>
+                      <a:off x="0" y="0"/>
+                      <a:ext cx="495042" cy="143174"/>
+                    </a:xfrm>
+                    <a:prstGeom prst="rect">
+                      <a:avLst/>
+                    </a:prstGeom>
+                  </pic:spPr>
+                </pic:pic>
+              </a:graphicData>
+            </a:graphic>
+          </wp:inline>
+        </w:drawing>
+      </w:r>
       <w:r>
         <w:rPr>
           <w:rFonts w:ascii="Times New Roman" w:hAnsi="Times New Roman" w:cs="Times New Roman"/>
@@ -8177,80 +6870,43 @@
           <w:rFonts w:ascii="Times New Roman" w:hAnsi="Times New Roman" w:cs="Times New Roman"/>
         </w:rPr>
       </w:pPr>
-      <m:oMathPara>
-        <m:oMath>
-          <m:sSubSup>
-            <m:sSubSupPr>
-              <m:ctrlPr>
-                <w:rPr>
-                  <w:rFonts w:ascii="Cambria Math" w:hAnsi="Cambria Math" w:cs="Times New Roman"/>
-                </w:rPr>
-              </m:ctrlPr>
-            </m:sSubSupPr>
-            <m:e>
-              <m:r>
-                <w:rPr>
-                  <w:rFonts w:ascii="Cambria Math" w:hAnsi="Cambria Math" w:cs="Times New Roman"/>
-                </w:rPr>
-                <m:t>σ</m:t>
-              </m:r>
-            </m:e>
-            <m:sub>
-              <m:r>
-                <w:rPr>
-                  <w:rFonts w:ascii="Cambria Math" w:hAnsi="Cambria Math" w:cs="Times New Roman"/>
-                </w:rPr>
-                <m:t>p</m:t>
-              </m:r>
-            </m:sub>
-            <m:sup>
-              <m:r>
-                <w:rPr>
-                  <w:rFonts w:ascii="Cambria Math" w:hAnsi="Cambria Math" w:cs="Times New Roman"/>
-                </w:rPr>
-                <m:t>2</m:t>
-              </m:r>
-            </m:sup>
-          </m:sSubSup>
-          <m:r>
-            <w:rPr>
-              <w:rFonts w:ascii="Cambria Math" w:hAnsi="Cambria Math" w:cs="Times New Roman"/>
-            </w:rPr>
-            <m:t xml:space="preserve"> = </m:t>
-          </m:r>
-          <m:sSup>
-            <m:sSupPr>
-              <m:ctrlPr>
-                <w:rPr>
-                  <w:rFonts w:ascii="Cambria Math" w:hAnsi="Cambria Math" w:cs="Times New Roman"/>
-                </w:rPr>
-              </m:ctrlPr>
-            </m:sSupPr>
-            <m:e>
-              <m:r>
-                <w:rPr>
-                  <w:rFonts w:ascii="Cambria Math" w:hAnsi="Cambria Math" w:cs="Times New Roman"/>
-                </w:rPr>
-                <m:t>u</m:t>
-              </m:r>
-            </m:e>
-            <m:sup>
-              <m:r>
-                <w:rPr>
-                  <w:rFonts w:ascii="Cambria Math" w:hAnsi="Cambria Math" w:cs="Times New Roman"/>
-                </w:rPr>
-                <m:t>⊤</m:t>
-              </m:r>
-            </m:sup>
-          </m:sSup>
-          <m:r>
-            <w:rPr>
-              <w:rFonts w:ascii="Cambria Math" w:hAnsi="Cambria Math" w:cs="Times New Roman"/>
-            </w:rPr>
-            <m:t xml:space="preserve"> C u</m:t>
-          </m:r>
-        </m:oMath>
-      </m:oMathPara>
+      <w:r>
+        <w:drawing>
+          <wp:inline distT="0" distB="0" distL="0" distR="0" wp14:anchorId="00000019" wp14:editId="00000019">
+            <wp:extent cx="898479" cy="267650"/>
+            <wp:effectExtent l="0" t="0" r="0" b="0"/>
+            <wp:docPr id="800000025" name="Eq800000025"/>
+            <wp:cNvGraphicFramePr>
+              <a:graphicFrameLocks xmlns:a="http://schemas.openxmlformats.org/drawingml/2006/main" noChangeAspect="1"/>
+            </wp:cNvGraphicFramePr>
+            <a:graphic xmlns:a="http://schemas.openxmlformats.org/drawingml/2006/main">
+              <a:graphicData uri="http://schemas.openxmlformats.org/drawingml/2006/picture">
+                <pic:pic xmlns:pic="http://schemas.openxmlformats.org/drawingml/2006/picture">
+                  <pic:nvPicPr>
+                    <pic:cNvPr id="800000025" name=""/>
+                    <pic:cNvPicPr/>
+                  </pic:nvPicPr>
+                  <pic:blipFill>
+                    <a:blip r:embed="rId40"/>
+                    <a:stretch>
+                      <a:fillRect/>
+                    </a:stretch>
+                  </pic:blipFill>
+                  <pic:spPr>
+                    <a:xfrm>
+                      <a:off x="0" y="0"/>
+                      <a:ext cx="898479" cy="267650"/>
+                    </a:xfrm>
+                    <a:prstGeom prst="rect">
+                      <a:avLst/>
+                    </a:prstGeom>
+                  </pic:spPr>
+                </pic:pic>
+              </a:graphicData>
+            </a:graphic>
+          </wp:inline>
+        </w:drawing>
+      </w:r>
     </w:p>
     <w:p>
       <w:pPr>
@@ -8275,128 +6931,43 @@
           <w:rFonts w:ascii="Times New Roman" w:hAnsi="Times New Roman" w:cs="Times New Roman"/>
         </w:rPr>
       </w:pPr>
-      <m:oMathPara>
-        <m:oMath>
-          <m:sSubSup>
-            <m:sSubSupPr>
-              <m:ctrlPr>
-                <w:rPr>
-                  <w:rFonts w:ascii="Cambria Math" w:hAnsi="Cambria Math" w:cs="Times New Roman"/>
-                </w:rPr>
-              </m:ctrlPr>
-            </m:sSubSupPr>
-            <m:e>
-              <m:r>
-                <w:rPr>
-                  <w:rFonts w:ascii="Cambria Math" w:hAnsi="Cambria Math" w:cs="Times New Roman"/>
-                </w:rPr>
-                <m:t>σ</m:t>
-              </m:r>
-            </m:e>
-            <m:sub>
-              <m:r>
-                <w:rPr>
-                  <w:rFonts w:ascii="Cambria Math" w:hAnsi="Cambria Math" w:cs="Times New Roman"/>
-                </w:rPr>
-                <m:t>p</m:t>
-              </m:r>
-            </m:sub>
-            <m:sup>
-              <m:r>
-                <w:rPr>
-                  <w:rFonts w:ascii="Cambria Math" w:hAnsi="Cambria Math" w:cs="Times New Roman"/>
-                </w:rPr>
-                <m:t>2</m:t>
-              </m:r>
-            </m:sup>
-          </m:sSubSup>
-          <m:r>
-            <w:rPr>
-              <w:rFonts w:ascii="Cambria Math" w:hAnsi="Cambria Math" w:cs="Times New Roman"/>
-            </w:rPr>
-            <m:t xml:space="preserve"> = </m:t>
-          </m:r>
-          <m:sSup>
-            <m:sSupPr>
-              <m:ctrlPr>
-                <w:rPr>
-                  <w:rFonts w:ascii="Cambria Math" w:hAnsi="Cambria Math" w:cs="Times New Roman"/>
-                </w:rPr>
-              </m:ctrlPr>
-            </m:sSupPr>
-            <m:e>
-              <m:r>
-                <w:rPr>
-                  <w:rFonts w:ascii="Cambria Math" w:hAnsi="Cambria Math" w:cs="Times New Roman"/>
-                </w:rPr>
-                <m:t>u</m:t>
-              </m:r>
-            </m:e>
-            <m:sup>
-              <m:r>
-                <w:rPr>
-                  <w:rFonts w:ascii="Cambria Math" w:hAnsi="Cambria Math" w:cs="Times New Roman"/>
-                </w:rPr>
-                <m:t>⊤</m:t>
-              </m:r>
-            </m:sup>
-          </m:sSup>
-          <m:r>
-            <w:rPr>
-              <w:rFonts w:ascii="Cambria Math" w:hAnsi="Cambria Math" w:cs="Times New Roman"/>
-            </w:rPr>
-            <m:t xml:space="preserve"> </m:t>
-          </m:r>
-          <m:d>
-            <m:dPr>
-              <m:ctrlPr>
-                <w:rPr>
-                  <w:rFonts w:ascii="Cambria Math" w:hAnsi="Cambria Math" w:cs="Times New Roman"/>
-                </w:rPr>
-              </m:ctrlPr>
-            </m:dPr>
-            <m:e>
-              <m:r>
-                <w:rPr>
-                  <w:rFonts w:ascii="Cambria Math" w:hAnsi="Cambria Math" w:cs="Times New Roman"/>
-                </w:rPr>
-                <m:t xml:space="preserve">V Λ </m:t>
-              </m:r>
-              <m:sSup>
-                <m:sSupPr>
-                  <m:ctrlPr>
-                    <w:rPr>
-                      <w:rFonts w:ascii="Cambria Math" w:hAnsi="Cambria Math" w:cs="Times New Roman"/>
-                    </w:rPr>
-                  </m:ctrlPr>
-                </m:sSupPr>
-                <m:e>
-                  <m:r>
-                    <w:rPr>
-                      <w:rFonts w:ascii="Cambria Math" w:hAnsi="Cambria Math" w:cs="Times New Roman"/>
-                    </w:rPr>
-                    <m:t>V</m:t>
-                  </m:r>
-                </m:e>
-                <m:sup>
-                  <m:r>
-                    <w:rPr>
-                      <w:rFonts w:ascii="Cambria Math" w:hAnsi="Cambria Math" w:cs="Times New Roman"/>
-                    </w:rPr>
-                    <m:t>⊤</m:t>
-                  </m:r>
-                </m:sup>
-              </m:sSup>
-            </m:e>
-          </m:d>
-          <m:r>
-            <w:rPr>
-              <w:rFonts w:ascii="Cambria Math" w:hAnsi="Cambria Math" w:cs="Times New Roman"/>
-            </w:rPr>
-            <m:t xml:space="preserve"> u</m:t>
-          </m:r>
-        </m:oMath>
-      </m:oMathPara>
+      <w:r>
+        <w:drawing>
+          <wp:inline distT="0" distB="0" distL="0" distR="0" wp14:anchorId="0000001A" wp14:editId="0000001A">
+            <wp:extent cx="1458737" cy="267650"/>
+            <wp:effectExtent l="0" t="0" r="0" b="0"/>
+            <wp:docPr id="800000026" name="Eq800000026"/>
+            <wp:cNvGraphicFramePr>
+              <a:graphicFrameLocks xmlns:a="http://schemas.openxmlformats.org/drawingml/2006/main" noChangeAspect="1"/>
+            </wp:cNvGraphicFramePr>
+            <a:graphic xmlns:a="http://schemas.openxmlformats.org/drawingml/2006/main">
+              <a:graphicData uri="http://schemas.openxmlformats.org/drawingml/2006/picture">
+                <pic:pic xmlns:pic="http://schemas.openxmlformats.org/drawingml/2006/picture">
+                  <pic:nvPicPr>
+                    <pic:cNvPr id="800000026" name=""/>
+                    <pic:cNvPicPr/>
+                  </pic:nvPicPr>
+                  <pic:blipFill>
+                    <a:blip r:embed="rId41"/>
+                    <a:stretch>
+                      <a:fillRect/>
+                    </a:stretch>
+                  </pic:blipFill>
+                  <pic:spPr>
+                    <a:xfrm>
+                      <a:off x="0" y="0"/>
+                      <a:ext cx="1458737" cy="267650"/>
+                    </a:xfrm>
+                    <a:prstGeom prst="rect">
+                      <a:avLst/>
+                    </a:prstGeom>
+                  </pic:spPr>
+                </pic:pic>
+              </a:graphicData>
+            </a:graphic>
+          </wp:inline>
+        </w:drawing>
+      </w:r>
     </w:p>
     <w:p>
       <w:pPr>
@@ -8412,114 +6983,86 @@
         </w:rPr>
         <w:t xml:space="preserve">where </w:t>
       </w:r>
-      <m:oMath>
-        <m:r>
-          <w:rPr>
-            <w:rFonts w:ascii="Cambria Math" w:hAnsi="Cambria Math" w:cs="Times New Roman"/>
-          </w:rPr>
-          <m:t>V</m:t>
-        </m:r>
-      </m:oMath>
+      <w:r>
+        <w:drawing>
+          <wp:inline distT="0" distB="0" distL="0" distR="0" wp14:anchorId="0000001B" wp14:editId="0000001B">
+            <wp:extent cx="114054" cy="143174"/>
+            <wp:effectExtent l="0" t="0" r="0" b="0"/>
+            <wp:docPr id="800000027" name="Eq800000027"/>
+            <wp:cNvGraphicFramePr>
+              <a:graphicFrameLocks xmlns:a="http://schemas.openxmlformats.org/drawingml/2006/main" noChangeAspect="1"/>
+            </wp:cNvGraphicFramePr>
+            <a:graphic xmlns:a="http://schemas.openxmlformats.org/drawingml/2006/main">
+              <a:graphicData uri="http://schemas.openxmlformats.org/drawingml/2006/picture">
+                <pic:pic xmlns:pic="http://schemas.openxmlformats.org/drawingml/2006/picture">
+                  <pic:nvPicPr>
+                    <pic:cNvPr id="800000027" name=""/>
+                    <pic:cNvPicPr/>
+                  </pic:nvPicPr>
+                  <pic:blipFill>
+                    <a:blip r:embed="rId42"/>
+                    <a:stretch>
+                      <a:fillRect/>
+                    </a:stretch>
+                  </pic:blipFill>
+                  <pic:spPr>
+                    <a:xfrm>
+                      <a:off x="0" y="0"/>
+                      <a:ext cx="114054" cy="143174"/>
+                    </a:xfrm>
+                    <a:prstGeom prst="rect">
+                      <a:avLst/>
+                    </a:prstGeom>
+                  </pic:spPr>
+                </pic:pic>
+              </a:graphicData>
+            </a:graphic>
+          </wp:inline>
+        </w:drawing>
+      </w:r>
       <w:r>
         <w:rPr>
           <w:rFonts w:ascii="Times New Roman" w:hAnsi="Times New Roman" w:cs="Times New Roman"/>
         </w:rPr>
         <w:t xml:space="preserve"> is the matrix of eigenvectors and </w:t>
       </w:r>
-      <m:oMath>
-        <m:r>
-          <w:rPr>
-            <w:rFonts w:ascii="Cambria Math" w:hAnsi="Cambria Math" w:cs="Times New Roman"/>
-          </w:rPr>
-          <m:t xml:space="preserve">Λ = </m:t>
-        </m:r>
-        <m:func>
-          <m:funcPr>
-            <m:ctrlPr>
-              <w:rPr>
-                <w:rFonts w:ascii="Cambria Math" w:hAnsi="Cambria Math" w:cs="Times New Roman"/>
-              </w:rPr>
-            </m:ctrlPr>
-          </m:funcPr>
-          <m:fName>
-            <m:r>
-              <w:rPr>
-                <w:rFonts w:ascii="Cambria Math" w:hAnsi="Cambria Math" w:cs="Times New Roman"/>
-              </w:rPr>
-              <m:t>diag</m:t>
-            </m:r>
-          </m:fName>
-          <m:e>
-            <m:d>
-              <m:dPr>
-                <m:ctrlPr>
-                  <w:rPr>
-                    <w:rFonts w:ascii="Cambria Math" w:hAnsi="Cambria Math" w:cs="Times New Roman"/>
-                  </w:rPr>
-                </m:ctrlPr>
-              </m:dPr>
-              <m:e>
-                <m:sSub>
-                  <m:sSubPr>
-                    <m:ctrlPr>
-                      <w:rPr>
-                        <w:rFonts w:ascii="Cambria Math" w:hAnsi="Cambria Math" w:cs="Times New Roman"/>
-                      </w:rPr>
-                    </m:ctrlPr>
-                  </m:sSubPr>
-                  <m:e>
-                    <m:r>
-                      <w:rPr>
-                        <w:rFonts w:ascii="Cambria Math" w:hAnsi="Cambria Math" w:cs="Times New Roman"/>
-                      </w:rPr>
-                      <m:t>λ</m:t>
-                    </m:r>
-                  </m:e>
-                  <m:sub>
-                    <m:r>
-                      <w:rPr>
-                        <w:rFonts w:ascii="Cambria Math" w:hAnsi="Cambria Math" w:cs="Times New Roman"/>
-                      </w:rPr>
-                      <m:t>1</m:t>
-                    </m:r>
-                  </m:sub>
-                </m:sSub>
-                <m:r>
-                  <w:rPr>
-                    <w:rFonts w:ascii="Cambria Math" w:hAnsi="Cambria Math" w:cs="Times New Roman"/>
-                  </w:rPr>
-                  <m:t xml:space="preserve">, …, </m:t>
-                </m:r>
-                <m:sSub>
-                  <m:sSubPr>
-                    <m:ctrlPr>
-                      <w:rPr>
-                        <w:rFonts w:ascii="Cambria Math" w:hAnsi="Cambria Math" w:cs="Times New Roman"/>
-                      </w:rPr>
-                    </m:ctrlPr>
-                  </m:sSubPr>
-                  <m:e>
-                    <m:r>
-                      <w:rPr>
-                        <w:rFonts w:ascii="Cambria Math" w:hAnsi="Cambria Math" w:cs="Times New Roman"/>
-                      </w:rPr>
-                      <m:t>λ</m:t>
-                    </m:r>
-                  </m:e>
-                  <m:sub>
-                    <m:r>
-                      <w:rPr>
-                        <w:rFonts w:ascii="Cambria Math" w:hAnsi="Cambria Math" w:cs="Times New Roman"/>
-                      </w:rPr>
-                      <m:t>N</m:t>
-                    </m:r>
-                  </m:sub>
-                </m:sSub>
-              </m:e>
-            </m:d>
-          </m:e>
-        </m:func>
-      </m:oMath>
+      <w:r>
+        <w:drawing>
+          <wp:inline distT="0" distB="0" distL="0" distR="0" wp14:anchorId="0000001C" wp14:editId="0000001C">
+            <wp:extent cx="1126787" cy="147218"/>
+            <wp:effectExtent l="0" t="0" r="0" b="0"/>
+            <wp:docPr id="800000028" name="Eq800000028"/>
+            <wp:cNvGraphicFramePr>
+              <a:graphicFrameLocks xmlns:a="http://schemas.openxmlformats.org/drawingml/2006/main" noChangeAspect="1"/>
+            </wp:cNvGraphicFramePr>
+            <a:graphic xmlns:a="http://schemas.openxmlformats.org/drawingml/2006/main">
+              <a:graphicData uri="http://schemas.openxmlformats.org/drawingml/2006/picture">
+                <pic:pic xmlns:pic="http://schemas.openxmlformats.org/drawingml/2006/picture">
+                  <pic:nvPicPr>
+                    <pic:cNvPr id="800000028" name=""/>
+                    <pic:cNvPicPr/>
+                  </pic:nvPicPr>
+                  <pic:blipFill>
+                    <a:blip r:embed="rId43"/>
+                    <a:stretch>
+                      <a:fillRect/>
+                    </a:stretch>
+                  </pic:blipFill>
+                  <pic:spPr>
+                    <a:xfrm>
+                      <a:off x="0" y="0"/>
+                      <a:ext cx="1126787" cy="147218"/>
+                    </a:xfrm>
+                    <a:prstGeom prst="rect">
+                      <a:avLst/>
+                    </a:prstGeom>
+                  </pic:spPr>
+                </pic:pic>
+              </a:graphicData>
+            </a:graphic>
+          </wp:inline>
+        </w:drawing>
+      </w:r>
       <w:r>
         <w:rPr>
           <w:rFonts w:ascii="Times New Roman" w:hAnsi="Times New Roman" w:cs="Times New Roman"/>
@@ -8550,333 +7093,43 @@
           <w:rFonts w:ascii="Times New Roman" w:hAnsi="Times New Roman" w:cs="Times New Roman"/>
         </w:rPr>
       </w:pPr>
-      <m:oMathPara>
-        <m:oMath>
-          <m:sSubSup>
-            <m:sSubSupPr>
-              <m:ctrlPr>
-                <w:rPr>
-                  <w:rFonts w:ascii="Cambria Math" w:hAnsi="Cambria Math" w:cs="Times New Roman"/>
-                </w:rPr>
-              </m:ctrlPr>
-            </m:sSubSupPr>
-            <m:e>
-              <m:r>
-                <w:rPr>
-                  <w:rFonts w:ascii="Cambria Math" w:hAnsi="Cambria Math" w:cs="Times New Roman"/>
-                </w:rPr>
-                <m:t>σ</m:t>
-              </m:r>
-            </m:e>
-            <m:sub>
-              <m:r>
-                <w:rPr>
-                  <w:rFonts w:ascii="Cambria Math" w:hAnsi="Cambria Math" w:cs="Times New Roman"/>
-                </w:rPr>
-                <m:t>p</m:t>
-              </m:r>
-            </m:sub>
-            <m:sup>
-              <m:r>
-                <w:rPr>
-                  <w:rFonts w:ascii="Cambria Math" w:hAnsi="Cambria Math" w:cs="Times New Roman"/>
-                </w:rPr>
-                <m:t>2</m:t>
-              </m:r>
-            </m:sup>
-          </m:sSubSup>
-          <m:r>
-            <w:rPr>
-              <w:rFonts w:ascii="Cambria Math" w:hAnsi="Cambria Math" w:cs="Times New Roman"/>
-            </w:rPr>
-            <m:t xml:space="preserve"> = </m:t>
-          </m:r>
-          <m:sSup>
-            <m:sSupPr>
-              <m:ctrlPr>
-                <w:rPr>
-                  <w:rFonts w:ascii="Cambria Math" w:hAnsi="Cambria Math" w:cs="Times New Roman"/>
-                </w:rPr>
-              </m:ctrlPr>
-            </m:sSupPr>
-            <m:e>
-              <m:r>
-                <w:rPr>
-                  <w:rFonts w:ascii="Cambria Math" w:hAnsi="Cambria Math" w:cs="Times New Roman"/>
-                </w:rPr>
-                <m:t>u</m:t>
-              </m:r>
-            </m:e>
-            <m:sup>
-              <m:r>
-                <w:rPr>
-                  <w:rFonts w:ascii="Cambria Math" w:hAnsi="Cambria Math" w:cs="Times New Roman"/>
-                </w:rPr>
-                <m:t>⊤</m:t>
-              </m:r>
-            </m:sup>
-          </m:sSup>
-          <m:r>
-            <w:rPr>
-              <w:rFonts w:ascii="Cambria Math" w:hAnsi="Cambria Math" w:cs="Times New Roman"/>
-            </w:rPr>
-            <m:t xml:space="preserve"> </m:t>
-          </m:r>
-          <m:d>
-            <m:dPr>
-              <m:ctrlPr>
-                <w:rPr>
-                  <w:rFonts w:ascii="Cambria Math" w:hAnsi="Cambria Math" w:cs="Times New Roman"/>
-                </w:rPr>
-              </m:ctrlPr>
-            </m:dPr>
-            <m:e>
-              <m:r>
-                <w:rPr>
-                  <w:rFonts w:ascii="Cambria Math" w:hAnsi="Cambria Math" w:cs="Times New Roman"/>
-                </w:rPr>
-                <m:t xml:space="preserve">V Λ </m:t>
-              </m:r>
-              <m:sSup>
-                <m:sSupPr>
-                  <m:ctrlPr>
-                    <w:rPr>
-                      <w:rFonts w:ascii="Cambria Math" w:hAnsi="Cambria Math" w:cs="Times New Roman"/>
-                    </w:rPr>
-                  </m:ctrlPr>
-                </m:sSupPr>
-                <m:e>
-                  <m:r>
-                    <w:rPr>
-                      <w:rFonts w:ascii="Cambria Math" w:hAnsi="Cambria Math" w:cs="Times New Roman"/>
-                    </w:rPr>
-                    <m:t>V</m:t>
-                  </m:r>
-                </m:e>
-                <m:sup>
-                  <m:r>
-                    <w:rPr>
-                      <w:rFonts w:ascii="Cambria Math" w:hAnsi="Cambria Math" w:cs="Times New Roman"/>
-                    </w:rPr>
-                    <m:t>⊤</m:t>
-                  </m:r>
-                </m:sup>
-              </m:sSup>
-            </m:e>
-          </m:d>
-          <m:r>
-            <w:rPr>
-              <w:rFonts w:ascii="Cambria Math" w:hAnsi="Cambria Math" w:cs="Times New Roman"/>
-            </w:rPr>
-            <m:t xml:space="preserve"> u = </m:t>
-          </m:r>
-          <m:d>
-            <m:dPr>
-              <m:ctrlPr>
-                <w:rPr>
-                  <w:rFonts w:ascii="Cambria Math" w:hAnsi="Cambria Math" w:cs="Times New Roman"/>
-                </w:rPr>
-              </m:ctrlPr>
-            </m:dPr>
-            <m:e>
-              <m:sSup>
-                <m:sSupPr>
-                  <m:ctrlPr>
-                    <w:rPr>
-                      <w:rFonts w:ascii="Cambria Math" w:hAnsi="Cambria Math" w:cs="Times New Roman"/>
-                    </w:rPr>
-                  </m:ctrlPr>
-                </m:sSupPr>
-                <m:e>
-                  <m:r>
-                    <w:rPr>
-                      <w:rFonts w:ascii="Cambria Math" w:hAnsi="Cambria Math" w:cs="Times New Roman"/>
-                    </w:rPr>
-                    <m:t>u</m:t>
-                  </m:r>
-                </m:e>
-                <m:sup>
-                  <m:r>
-                    <w:rPr>
-                      <w:rFonts w:ascii="Cambria Math" w:hAnsi="Cambria Math" w:cs="Times New Roman"/>
-                    </w:rPr>
-                    <m:t>⊤</m:t>
-                  </m:r>
-                </m:sup>
-              </m:sSup>
-              <m:r>
-                <w:rPr>
-                  <w:rFonts w:ascii="Cambria Math" w:hAnsi="Cambria Math" w:cs="Times New Roman"/>
-                </w:rPr>
-                <m:t xml:space="preserve"> V</m:t>
-              </m:r>
-            </m:e>
-          </m:d>
-          <m:r>
-            <w:rPr>
-              <w:rFonts w:ascii="Cambria Math" w:hAnsi="Cambria Math" w:cs="Times New Roman"/>
-            </w:rPr>
-            <m:t xml:space="preserve"> Λ </m:t>
-          </m:r>
-          <m:d>
-            <m:dPr>
-              <m:ctrlPr>
-                <w:rPr>
-                  <w:rFonts w:ascii="Cambria Math" w:hAnsi="Cambria Math" w:cs="Times New Roman"/>
-                </w:rPr>
-              </m:ctrlPr>
-            </m:dPr>
-            <m:e>
-              <m:sSup>
-                <m:sSupPr>
-                  <m:ctrlPr>
-                    <w:rPr>
-                      <w:rFonts w:ascii="Cambria Math" w:hAnsi="Cambria Math" w:cs="Times New Roman"/>
-                    </w:rPr>
-                  </m:ctrlPr>
-                </m:sSupPr>
-                <m:e>
-                  <m:r>
-                    <w:rPr>
-                      <w:rFonts w:ascii="Cambria Math" w:hAnsi="Cambria Math" w:cs="Times New Roman"/>
-                    </w:rPr>
-                    <m:t>V</m:t>
-                  </m:r>
-                </m:e>
-                <m:sup>
-                  <m:r>
-                    <w:rPr>
-                      <w:rFonts w:ascii="Cambria Math" w:hAnsi="Cambria Math" w:cs="Times New Roman"/>
-                    </w:rPr>
-                    <m:t>⊤</m:t>
-                  </m:r>
-                </m:sup>
-              </m:sSup>
-              <m:r>
-                <w:rPr>
-                  <w:rFonts w:ascii="Cambria Math" w:hAnsi="Cambria Math" w:cs="Times New Roman"/>
-                </w:rPr>
-                <m:t xml:space="preserve"> u</m:t>
-              </m:r>
-            </m:e>
-          </m:d>
-          <m:r>
-            <w:rPr>
-              <w:rFonts w:ascii="Cambria Math" w:hAnsi="Cambria Math" w:cs="Times New Roman"/>
-            </w:rPr>
-            <m:t xml:space="preserve"> = </m:t>
-          </m:r>
-          <m:sSup>
-            <m:sSupPr>
-              <m:ctrlPr>
-                <w:rPr>
-                  <w:rFonts w:ascii="Cambria Math" w:hAnsi="Cambria Math" w:cs="Times New Roman"/>
-                </w:rPr>
-              </m:ctrlPr>
-            </m:sSupPr>
-            <m:e>
-              <m:d>
-                <m:dPr>
-                  <m:ctrlPr>
-                    <w:rPr>
-                      <w:rFonts w:ascii="Cambria Math" w:hAnsi="Cambria Math" w:cs="Times New Roman"/>
-                    </w:rPr>
-                  </m:ctrlPr>
-                </m:dPr>
-                <m:e>
-                  <m:sSup>
-                    <m:sSupPr>
-                      <m:ctrlPr>
-                        <w:rPr>
-                          <w:rFonts w:ascii="Cambria Math" w:hAnsi="Cambria Math" w:cs="Times New Roman"/>
-                        </w:rPr>
-                      </m:ctrlPr>
-                    </m:sSupPr>
-                    <m:e>
-                      <m:r>
-                        <w:rPr>
-                          <w:rFonts w:ascii="Cambria Math" w:hAnsi="Cambria Math" w:cs="Times New Roman"/>
-                        </w:rPr>
-                        <m:t>V</m:t>
-                      </m:r>
-                    </m:e>
-                    <m:sup>
-                      <m:r>
-                        <w:rPr>
-                          <w:rFonts w:ascii="Cambria Math" w:hAnsi="Cambria Math" w:cs="Times New Roman"/>
-                        </w:rPr>
-                        <m:t>⊤</m:t>
-                      </m:r>
-                    </m:sup>
-                  </m:sSup>
-                  <m:r>
-                    <w:rPr>
-                      <w:rFonts w:ascii="Cambria Math" w:hAnsi="Cambria Math" w:cs="Times New Roman"/>
-                    </w:rPr>
-                    <m:t xml:space="preserve"> u</m:t>
-                  </m:r>
-                </m:e>
-              </m:d>
-            </m:e>
-            <m:sup>
-              <m:r>
-                <w:rPr>
-                  <w:rFonts w:ascii="Cambria Math" w:hAnsi="Cambria Math" w:cs="Times New Roman"/>
-                </w:rPr>
-                <m:t>⊤</m:t>
-              </m:r>
-            </m:sup>
-          </m:sSup>
-          <m:r>
-            <w:rPr>
-              <w:rFonts w:ascii="Cambria Math" w:hAnsi="Cambria Math" w:cs="Times New Roman"/>
-            </w:rPr>
-            <m:t xml:space="preserve"> Λ </m:t>
-          </m:r>
-          <m:d>
-            <m:dPr>
-              <m:ctrlPr>
-                <w:rPr>
-                  <w:rFonts w:ascii="Cambria Math" w:hAnsi="Cambria Math" w:cs="Times New Roman"/>
-                </w:rPr>
-              </m:ctrlPr>
-            </m:dPr>
-            <m:e>
-              <m:sSup>
-                <m:sSupPr>
-                  <m:ctrlPr>
-                    <w:rPr>
-                      <w:rFonts w:ascii="Cambria Math" w:hAnsi="Cambria Math" w:cs="Times New Roman"/>
-                    </w:rPr>
-                  </m:ctrlPr>
-                </m:sSupPr>
-                <m:e>
-                  <m:r>
-                    <w:rPr>
-                      <w:rFonts w:ascii="Cambria Math" w:hAnsi="Cambria Math" w:cs="Times New Roman"/>
-                    </w:rPr>
-                    <m:t>V</m:t>
-                  </m:r>
-                </m:e>
-                <m:sup>
-                  <m:r>
-                    <w:rPr>
-                      <w:rFonts w:ascii="Cambria Math" w:hAnsi="Cambria Math" w:cs="Times New Roman"/>
-                    </w:rPr>
-                    <m:t>⊤</m:t>
-                  </m:r>
-                </m:sup>
-              </m:sSup>
-              <m:r>
-                <w:rPr>
-                  <w:rFonts w:ascii="Cambria Math" w:hAnsi="Cambria Math" w:cs="Times New Roman"/>
-                </w:rPr>
-                <m:t xml:space="preserve"> u</m:t>
-              </m:r>
-            </m:e>
-          </m:d>
-        </m:oMath>
-      </m:oMathPara>
+      <w:r>
+        <w:drawing>
+          <wp:inline distT="0" distB="0" distL="0" distR="0" wp14:anchorId="0000001D" wp14:editId="0000001D">
+            <wp:extent cx="4445920" cy="267650"/>
+            <wp:effectExtent l="0" t="0" r="0" b="0"/>
+            <wp:docPr id="800000029" name="Eq800000029"/>
+            <wp:cNvGraphicFramePr>
+              <a:graphicFrameLocks xmlns:a="http://schemas.openxmlformats.org/drawingml/2006/main" noChangeAspect="1"/>
+            </wp:cNvGraphicFramePr>
+            <a:graphic xmlns:a="http://schemas.openxmlformats.org/drawingml/2006/main">
+              <a:graphicData uri="http://schemas.openxmlformats.org/drawingml/2006/picture">
+                <pic:pic xmlns:pic="http://schemas.openxmlformats.org/drawingml/2006/picture">
+                  <pic:nvPicPr>
+                    <pic:cNvPr id="800000029" name=""/>
+                    <pic:cNvPicPr/>
+                  </pic:nvPicPr>
+                  <pic:blipFill>
+                    <a:blip r:embed="rId44"/>
+                    <a:stretch>
+                      <a:fillRect/>
+                    </a:stretch>
+                  </pic:blipFill>
+                  <pic:spPr>
+                    <a:xfrm>
+                      <a:off x="0" y="0"/>
+                      <a:ext cx="4445920" cy="267650"/>
+                    </a:xfrm>
+                    <a:prstGeom prst="rect">
+                      <a:avLst/>
+                    </a:prstGeom>
+                  </pic:spPr>
+                </pic:pic>
+              </a:graphicData>
+            </a:graphic>
+          </wp:inline>
+        </w:drawing>
+      </w:r>
     </w:p>
     <w:p>
       <w:pPr>
@@ -8892,84 +7145,86 @@
         </w:rPr>
         <w:t xml:space="preserve">The term </w:t>
       </w:r>
-      <m:oMath>
-        <m:sSup>
-          <m:sSupPr>
-            <m:ctrlPr>
-              <w:rPr>
-                <w:rFonts w:ascii="Cambria Math" w:hAnsi="Cambria Math" w:cs="Times New Roman"/>
-              </w:rPr>
-            </m:ctrlPr>
-          </m:sSupPr>
-          <m:e>
-            <m:r>
-              <w:rPr>
-                <w:rFonts w:ascii="Cambria Math" w:hAnsi="Cambria Math" w:cs="Times New Roman"/>
-              </w:rPr>
-              <m:t>V</m:t>
-            </m:r>
-          </m:e>
-          <m:sup>
-            <m:r>
-              <w:rPr>
-                <w:rFonts w:ascii="Cambria Math" w:hAnsi="Cambria Math" w:cs="Times New Roman"/>
-              </w:rPr>
-              <m:t>⊤</m:t>
-            </m:r>
-          </m:sup>
-        </m:sSup>
-        <m:r>
-          <w:rPr>
-            <w:rFonts w:ascii="Cambria Math" w:hAnsi="Cambria Math" w:cs="Times New Roman"/>
-          </w:rPr>
-          <m:t xml:space="preserve"> u</m:t>
-        </m:r>
-      </m:oMath>
+      <w:r>
+        <w:drawing>
+          <wp:inline distT="0" distB="0" distL="0" distR="0" wp14:anchorId="0000001E" wp14:editId="0000001E">
+            <wp:extent cx="293628" cy="143174"/>
+            <wp:effectExtent l="0" t="0" r="0" b="0"/>
+            <wp:docPr id="800000030" name="Eq800000030"/>
+            <wp:cNvGraphicFramePr>
+              <a:graphicFrameLocks xmlns:a="http://schemas.openxmlformats.org/drawingml/2006/main" noChangeAspect="1"/>
+            </wp:cNvGraphicFramePr>
+            <a:graphic xmlns:a="http://schemas.openxmlformats.org/drawingml/2006/main">
+              <a:graphicData uri="http://schemas.openxmlformats.org/drawingml/2006/picture">
+                <pic:pic xmlns:pic="http://schemas.openxmlformats.org/drawingml/2006/picture">
+                  <pic:nvPicPr>
+                    <pic:cNvPr id="800000030" name=""/>
+                    <pic:cNvPicPr/>
+                  </pic:nvPicPr>
+                  <pic:blipFill>
+                    <a:blip r:embed="rId45"/>
+                    <a:stretch>
+                      <a:fillRect/>
+                    </a:stretch>
+                  </pic:blipFill>
+                  <pic:spPr>
+                    <a:xfrm>
+                      <a:off x="0" y="0"/>
+                      <a:ext cx="293628" cy="143174"/>
+                    </a:xfrm>
+                    <a:prstGeom prst="rect">
+                      <a:avLst/>
+                    </a:prstGeom>
+                  </pic:spPr>
+                </pic:pic>
+              </a:graphicData>
+            </a:graphic>
+          </wp:inline>
+        </w:drawing>
+      </w:r>
       <w:r>
         <w:rPr>
           <w:rFonts w:ascii="Times New Roman" w:hAnsi="Times New Roman" w:cs="Times New Roman"/>
         </w:rPr>
         <w:t xml:space="preserve"> is the projection of the portfolio weights on the eigenvectors. We can further define </w:t>
       </w:r>
-      <m:oMath>
-        <m:r>
-          <w:rPr>
-            <w:rFonts w:ascii="Cambria Math" w:hAnsi="Cambria Math" w:cs="Times New Roman"/>
-          </w:rPr>
-          <m:t xml:space="preserve">s = </m:t>
-        </m:r>
-        <m:sSup>
-          <m:sSupPr>
-            <m:ctrlPr>
-              <w:rPr>
-                <w:rFonts w:ascii="Cambria Math" w:hAnsi="Cambria Math" w:cs="Times New Roman"/>
-              </w:rPr>
-            </m:ctrlPr>
-          </m:sSupPr>
-          <m:e>
-            <m:r>
-              <w:rPr>
-                <w:rFonts w:ascii="Cambria Math" w:hAnsi="Cambria Math" w:cs="Times New Roman"/>
-              </w:rPr>
-              <m:t>V</m:t>
-            </m:r>
-          </m:e>
-          <m:sup>
-            <m:r>
-              <w:rPr>
-                <w:rFonts w:ascii="Cambria Math" w:hAnsi="Cambria Math" w:cs="Times New Roman"/>
-              </w:rPr>
-              <m:t>⊤</m:t>
-            </m:r>
-          </m:sup>
-        </m:sSup>
-        <m:r>
-          <w:rPr>
-            <w:rFonts w:ascii="Cambria Math" w:hAnsi="Cambria Math" w:cs="Times New Roman"/>
-          </w:rPr>
-          <m:t xml:space="preserve"> u</m:t>
-        </m:r>
-      </m:oMath>
+      <w:r>
+        <w:drawing>
+          <wp:inline distT="0" distB="0" distL="0" distR="0" wp14:anchorId="0000001F" wp14:editId="0000001F">
+            <wp:extent cx="492615" cy="143174"/>
+            <wp:effectExtent l="0" t="0" r="0" b="0"/>
+            <wp:docPr id="800000031" name="Eq800000031"/>
+            <wp:cNvGraphicFramePr>
+              <a:graphicFrameLocks xmlns:a="http://schemas.openxmlformats.org/drawingml/2006/main" noChangeAspect="1"/>
+            </wp:cNvGraphicFramePr>
+            <a:graphic xmlns:a="http://schemas.openxmlformats.org/drawingml/2006/main">
+              <a:graphicData uri="http://schemas.openxmlformats.org/drawingml/2006/picture">
+                <pic:pic xmlns:pic="http://schemas.openxmlformats.org/drawingml/2006/picture">
+                  <pic:nvPicPr>
+                    <pic:cNvPr id="800000031" name=""/>
+                    <pic:cNvPicPr/>
+                  </pic:nvPicPr>
+                  <pic:blipFill>
+                    <a:blip r:embed="rId46"/>
+                    <a:stretch>
+                      <a:fillRect/>
+                    </a:stretch>
+                  </pic:blipFill>
+                  <pic:spPr>
+                    <a:xfrm>
+                      <a:off x="0" y="0"/>
+                      <a:ext cx="492615" cy="143174"/>
+                    </a:xfrm>
+                    <a:prstGeom prst="rect">
+                      <a:avLst/>
+                    </a:prstGeom>
+                  </pic:spPr>
+                </pic:pic>
+              </a:graphicData>
+            </a:graphic>
+          </wp:inline>
+        </w:drawing>
+      </w:r>
       <w:r>
         <w:rPr>
           <w:rFonts w:ascii="Times New Roman" w:hAnsi="Times New Roman" w:cs="Times New Roman"/>
@@ -8985,173 +7240,43 @@
           <w:rFonts w:ascii="Times New Roman" w:hAnsi="Times New Roman" w:cs="Times New Roman"/>
         </w:rPr>
       </w:pPr>
-      <m:oMathPara>
-        <m:oMath>
-          <m:sSubSup>
-            <m:sSubSupPr>
-              <m:ctrlPr>
-                <w:rPr>
-                  <w:rFonts w:ascii="Cambria Math" w:hAnsi="Cambria Math" w:cs="Times New Roman"/>
-                </w:rPr>
-              </m:ctrlPr>
-            </m:sSubSupPr>
-            <m:e>
-              <m:r>
-                <w:rPr>
-                  <w:rFonts w:ascii="Cambria Math" w:hAnsi="Cambria Math" w:cs="Times New Roman"/>
-                </w:rPr>
-                <m:t>σ</m:t>
-              </m:r>
-            </m:e>
-            <m:sub>
-              <m:r>
-                <w:rPr>
-                  <w:rFonts w:ascii="Cambria Math" w:hAnsi="Cambria Math" w:cs="Times New Roman"/>
-                </w:rPr>
-                <m:t>p</m:t>
-              </m:r>
-            </m:sub>
-            <m:sup>
-              <m:r>
-                <w:rPr>
-                  <w:rFonts w:ascii="Cambria Math" w:hAnsi="Cambria Math" w:cs="Times New Roman"/>
-                </w:rPr>
-                <m:t>2</m:t>
-              </m:r>
-            </m:sup>
-          </m:sSubSup>
-          <m:r>
-            <w:rPr>
-              <w:rFonts w:ascii="Cambria Math" w:hAnsi="Cambria Math" w:cs="Times New Roman"/>
-            </w:rPr>
-            <m:t xml:space="preserve"> = </m:t>
-          </m:r>
-          <m:sSup>
-            <m:sSupPr>
-              <m:ctrlPr>
-                <w:rPr>
-                  <w:rFonts w:ascii="Cambria Math" w:hAnsi="Cambria Math" w:cs="Times New Roman"/>
-                </w:rPr>
-              </m:ctrlPr>
-            </m:sSupPr>
-            <m:e>
-              <m:r>
-                <w:rPr>
-                  <w:rFonts w:ascii="Cambria Math" w:hAnsi="Cambria Math" w:cs="Times New Roman"/>
-                </w:rPr>
-                <m:t>s</m:t>
-              </m:r>
-            </m:e>
-            <m:sup>
-              <m:r>
-                <w:rPr>
-                  <w:rFonts w:ascii="Cambria Math" w:hAnsi="Cambria Math" w:cs="Times New Roman"/>
-                </w:rPr>
-                <m:t>⊤</m:t>
-              </m:r>
-            </m:sup>
-          </m:sSup>
-          <m:r>
-            <w:rPr>
-              <w:rFonts w:ascii="Cambria Math" w:hAnsi="Cambria Math" w:cs="Times New Roman"/>
-            </w:rPr>
-            <m:t xml:space="preserve"> Λ s = </m:t>
-          </m:r>
-          <m:nary>
-            <m:naryPr>
-              <m:chr m:val="∑"/>
-              <m:limLoc m:val="undOvr"/>
-              <m:ctrlPr>
-                <w:rPr>
-                  <w:rFonts w:ascii="Cambria Math" w:hAnsi="Cambria Math" w:cs="Times New Roman"/>
-                </w:rPr>
-              </m:ctrlPr>
-            </m:naryPr>
-            <m:sub>
-              <m:r>
-                <w:rPr>
-                  <w:rFonts w:ascii="Cambria Math" w:hAnsi="Cambria Math" w:cs="Times New Roman"/>
-                </w:rPr>
-                <m:t>k = 1</m:t>
-              </m:r>
-            </m:sub>
-            <m:sup>
-              <m:r>
-                <w:rPr>
-                  <w:rFonts w:ascii="Cambria Math" w:hAnsi="Cambria Math" w:cs="Times New Roman"/>
-                </w:rPr>
-                <m:t>N</m:t>
-              </m:r>
-            </m:sup>
-            <m:e>
-              <m:sSub>
-                <m:sSubPr>
-                  <m:ctrlPr>
-                    <w:rPr>
-                      <w:rFonts w:ascii="Cambria Math" w:hAnsi="Cambria Math" w:cs="Times New Roman"/>
-                    </w:rPr>
-                  </m:ctrlPr>
-                </m:sSubPr>
-                <m:e>
-                  <m:r>
-                    <w:rPr>
-                      <w:rFonts w:ascii="Cambria Math" w:hAnsi="Cambria Math" w:cs="Times New Roman"/>
-                    </w:rPr>
-                    <m:t>λ</m:t>
-                  </m:r>
-                </m:e>
-                <m:sub>
-                  <m:r>
-                    <w:rPr>
-                      <w:rFonts w:ascii="Cambria Math" w:hAnsi="Cambria Math" w:cs="Times New Roman"/>
-                    </w:rPr>
-                    <m:t>k</m:t>
-                  </m:r>
-                </m:sub>
-              </m:sSub>
-              <m:r>
-                <w:rPr>
-                  <w:rFonts w:ascii="Cambria Math" w:hAnsi="Cambria Math" w:cs="Times New Roman"/>
-                </w:rPr>
-                <m:t xml:space="preserve"> </m:t>
-              </m:r>
-              <m:sSubSup>
-                <m:sSubSupPr>
-                  <m:ctrlPr>
-                    <w:rPr>
-                      <w:rFonts w:ascii="Cambria Math" w:hAnsi="Cambria Math" w:cs="Times New Roman"/>
-                    </w:rPr>
-                  </m:ctrlPr>
-                </m:sSubSupPr>
-                <m:e>
-                  <m:r>
-                    <w:rPr>
-                      <w:rFonts w:ascii="Cambria Math" w:hAnsi="Cambria Math" w:cs="Times New Roman"/>
-                    </w:rPr>
-                    <m:t>s</m:t>
-                  </m:r>
-                </m:e>
-                <m:sub>
-                  <m:r>
-                    <w:rPr>
-                      <w:rFonts w:ascii="Cambria Math" w:hAnsi="Cambria Math" w:cs="Times New Roman"/>
-                    </w:rPr>
-                    <m:t>k</m:t>
-                  </m:r>
-                </m:sub>
-                <m:sup>
-                  <m:r>
-                    <w:rPr>
-                      <w:rFonts w:ascii="Cambria Math" w:hAnsi="Cambria Math" w:cs="Times New Roman"/>
-                    </w:rPr>
-                    <m:t>2</m:t>
-                  </m:r>
-                </m:sup>
-              </m:sSubSup>
-            </m:e>
-          </m:nary>
-        </m:oMath>
-      </m:oMathPara>
+      <w:r>
+        <w:drawing>
+          <wp:inline distT="0" distB="0" distL="0" distR="0" wp14:anchorId="00000020" wp14:editId="00000020">
+            <wp:extent cx="1660981" cy="493131"/>
+            <wp:effectExtent l="0" t="0" r="0" b="0"/>
+            <wp:docPr id="800000032" name="Eq800000032"/>
+            <wp:cNvGraphicFramePr>
+              <a:graphicFrameLocks xmlns:a="http://schemas.openxmlformats.org/drawingml/2006/main" noChangeAspect="1"/>
+            </wp:cNvGraphicFramePr>
+            <a:graphic xmlns:a="http://schemas.openxmlformats.org/drawingml/2006/main">
+              <a:graphicData uri="http://schemas.openxmlformats.org/drawingml/2006/picture">
+                <pic:pic xmlns:pic="http://schemas.openxmlformats.org/drawingml/2006/picture">
+                  <pic:nvPicPr>
+                    <pic:cNvPr id="800000032" name=""/>
+                    <pic:cNvPicPr/>
+                  </pic:nvPicPr>
+                  <pic:blipFill>
+                    <a:blip r:embed="rId47"/>
+                    <a:stretch>
+                      <a:fillRect/>
+                    </a:stretch>
+                  </pic:blipFill>
+                  <pic:spPr>
+                    <a:xfrm>
+                      <a:off x="0" y="0"/>
+                      <a:ext cx="1660981" cy="493131"/>
+                    </a:xfrm>
+                    <a:prstGeom prst="rect">
+                      <a:avLst/>
+                    </a:prstGeom>
+                  </pic:spPr>
+                </pic:pic>
+              </a:graphicData>
+            </a:graphic>
+          </wp:inline>
+        </w:drawing>
+      </w:r>
     </w:p>
     <w:p>
       <w:pPr>
@@ -9167,14 +7292,43 @@
         </w:rPr>
         <w:t xml:space="preserve">where the last term comes from the vector and matrix multiplication, given that the matrix </w:t>
       </w:r>
-      <m:oMath>
-        <m:r>
-          <w:rPr>
-            <w:rFonts w:ascii="Cambria Math" w:hAnsi="Cambria Math" w:cs="Times New Roman"/>
-          </w:rPr>
-          <m:t>Λ</m:t>
-        </m:r>
-      </m:oMath>
+      <w:r>
+        <w:drawing>
+          <wp:inline distT="0" distB="0" distL="0" distR="0" wp14:anchorId="00000021" wp14:editId="00000021">
+            <wp:extent cx="114054" cy="143174"/>
+            <wp:effectExtent l="0" t="0" r="0" b="0"/>
+            <wp:docPr id="800000033" name="Eq800000033"/>
+            <wp:cNvGraphicFramePr>
+              <a:graphicFrameLocks xmlns:a="http://schemas.openxmlformats.org/drawingml/2006/main" noChangeAspect="1"/>
+            </wp:cNvGraphicFramePr>
+            <a:graphic xmlns:a="http://schemas.openxmlformats.org/drawingml/2006/main">
+              <a:graphicData uri="http://schemas.openxmlformats.org/drawingml/2006/picture">
+                <pic:pic xmlns:pic="http://schemas.openxmlformats.org/drawingml/2006/picture">
+                  <pic:nvPicPr>
+                    <pic:cNvPr id="800000033" name=""/>
+                    <pic:cNvPicPr/>
+                  </pic:nvPicPr>
+                  <pic:blipFill>
+                    <a:blip r:embed="rId48"/>
+                    <a:stretch>
+                      <a:fillRect/>
+                    </a:stretch>
+                  </pic:blipFill>
+                  <pic:spPr>
+                    <a:xfrm>
+                      <a:off x="0" y="0"/>
+                      <a:ext cx="114054" cy="143174"/>
+                    </a:xfrm>
+                    <a:prstGeom prst="rect">
+                      <a:avLst/>
+                    </a:prstGeom>
+                  </pic:spPr>
+                </pic:pic>
+              </a:graphicData>
+            </a:graphic>
+          </wp:inline>
+        </w:drawing>
+      </w:r>
       <w:r>
         <w:rPr>
           <w:rFonts w:ascii="Times New Roman" w:hAnsi="Times New Roman" w:cs="Times New Roman"/>
@@ -9196,86 +7350,86 @@
         </w:rPr>
         <w:t xml:space="preserve">In plain words, the portfolio variance is the sum of the product of eigenvalues and the squared projection of the portfolio weights on the eigenvectors (the square of the scores). Each term </w:t>
       </w:r>
-      <m:oMath>
-        <m:sSub>
-          <m:sSubPr>
-            <m:ctrlPr>
-              <w:rPr>
-                <w:rFonts w:ascii="Cambria Math" w:hAnsi="Cambria Math" w:cs="Times New Roman"/>
-              </w:rPr>
-            </m:ctrlPr>
-          </m:sSubPr>
-          <m:e>
-            <m:r>
-              <w:rPr>
-                <w:rFonts w:ascii="Cambria Math" w:hAnsi="Cambria Math" w:cs="Times New Roman"/>
-              </w:rPr>
-              <m:t>λ</m:t>
-            </m:r>
-          </m:e>
-          <m:sub>
-            <m:r>
-              <w:rPr>
-                <w:rFonts w:ascii="Cambria Math" w:hAnsi="Cambria Math" w:cs="Times New Roman"/>
-              </w:rPr>
-              <m:t>k</m:t>
-            </m:r>
-          </m:sub>
-        </m:sSub>
-        <m:r>
-          <w:rPr>
-            <w:rFonts w:ascii="Cambria Math" w:hAnsi="Cambria Math" w:cs="Times New Roman"/>
-          </w:rPr>
-          <m:t xml:space="preserve"> </m:t>
-        </m:r>
-        <m:sSubSup>
-          <m:sSubSupPr>
-            <m:ctrlPr>
-              <w:rPr>
-                <w:rFonts w:ascii="Cambria Math" w:hAnsi="Cambria Math" w:cs="Times New Roman"/>
-              </w:rPr>
-            </m:ctrlPr>
-          </m:sSubSupPr>
-          <m:e>
-            <m:r>
-              <w:rPr>
-                <w:rFonts w:ascii="Cambria Math" w:hAnsi="Cambria Math" w:cs="Times New Roman"/>
-              </w:rPr>
-              <m:t>s</m:t>
-            </m:r>
-          </m:e>
-          <m:sub>
-            <m:r>
-              <w:rPr>
-                <w:rFonts w:ascii="Cambria Math" w:hAnsi="Cambria Math" w:cs="Times New Roman"/>
-              </w:rPr>
-              <m:t>k</m:t>
-            </m:r>
-          </m:sub>
-          <m:sup>
-            <m:r>
-              <w:rPr>
-                <w:rFonts w:ascii="Cambria Math" w:hAnsi="Cambria Math" w:cs="Times New Roman"/>
-              </w:rPr>
-              <m:t>2</m:t>
-            </m:r>
-          </m:sup>
-        </m:sSubSup>
-      </m:oMath>
+      <w:r>
+        <w:drawing>
+          <wp:inline distT="0" distB="0" distL="0" distR="0" wp14:anchorId="00000022" wp14:editId="00000022">
+            <wp:extent cx="248330" cy="174721"/>
+            <wp:effectExtent l="0" t="0" r="0" b="0"/>
+            <wp:docPr id="800000034" name="Eq800000034"/>
+            <wp:cNvGraphicFramePr>
+              <a:graphicFrameLocks xmlns:a="http://schemas.openxmlformats.org/drawingml/2006/main" noChangeAspect="1"/>
+            </wp:cNvGraphicFramePr>
+            <a:graphic xmlns:a="http://schemas.openxmlformats.org/drawingml/2006/main">
+              <a:graphicData uri="http://schemas.openxmlformats.org/drawingml/2006/picture">
+                <pic:pic xmlns:pic="http://schemas.openxmlformats.org/drawingml/2006/picture">
+                  <pic:nvPicPr>
+                    <pic:cNvPr id="800000034" name=""/>
+                    <pic:cNvPicPr/>
+                  </pic:nvPicPr>
+                  <pic:blipFill>
+                    <a:blip r:embed="rId49"/>
+                    <a:stretch>
+                      <a:fillRect/>
+                    </a:stretch>
+                  </pic:blipFill>
+                  <pic:spPr>
+                    <a:xfrm>
+                      <a:off x="0" y="0"/>
+                      <a:ext cx="248330" cy="174721"/>
+                    </a:xfrm>
+                    <a:prstGeom prst="rect">
+                      <a:avLst/>
+                    </a:prstGeom>
+                  </pic:spPr>
+                </pic:pic>
+              </a:graphicData>
+            </a:graphic>
+          </wp:inline>
+        </w:drawing>
+      </w:r>
       <w:r>
         <w:rPr>
           <w:rFonts w:ascii="Times New Roman" w:hAnsi="Times New Roman" w:cs="Times New Roman"/>
         </w:rPr>
         <w:t xml:space="preserve"> is the portfolio variance attributable to component </w:t>
       </w:r>
-      <m:oMath>
-        <m:r>
-          <w:rPr>
-            <w:rFonts w:ascii="Cambria Math" w:hAnsi="Cambria Math" w:cs="Times New Roman"/>
-          </w:rPr>
-          <m:t>k</m:t>
-        </m:r>
-      </m:oMath>
+      <w:r>
+        <w:drawing>
+          <wp:inline distT="0" distB="0" distL="0" distR="0" wp14:anchorId="00000023" wp14:editId="00000023">
+            <wp:extent cx="80889" cy="143174"/>
+            <wp:effectExtent l="0" t="0" r="0" b="0"/>
+            <wp:docPr id="800000035" name="Eq800000035"/>
+            <wp:cNvGraphicFramePr>
+              <a:graphicFrameLocks xmlns:a="http://schemas.openxmlformats.org/drawingml/2006/main" noChangeAspect="1"/>
+            </wp:cNvGraphicFramePr>
+            <a:graphic xmlns:a="http://schemas.openxmlformats.org/drawingml/2006/main">
+              <a:graphicData uri="http://schemas.openxmlformats.org/drawingml/2006/picture">
+                <pic:pic xmlns:pic="http://schemas.openxmlformats.org/drawingml/2006/picture">
+                  <pic:nvPicPr>
+                    <pic:cNvPr id="800000035" name=""/>
+                    <pic:cNvPicPr/>
+                  </pic:nvPicPr>
+                  <pic:blipFill>
+                    <a:blip r:embed="rId50"/>
+                    <a:stretch>
+                      <a:fillRect/>
+                    </a:stretch>
+                  </pic:blipFill>
+                  <pic:spPr>
+                    <a:xfrm>
+                      <a:off x="0" y="0"/>
+                      <a:ext cx="80889" cy="143174"/>
+                    </a:xfrm>
+                    <a:prstGeom prst="rect">
+                      <a:avLst/>
+                    </a:prstGeom>
+                  </pic:spPr>
+                </pic:pic>
+              </a:graphicData>
+            </a:graphic>
+          </wp:inline>
+        </w:drawing>
+      </w:r>
       <w:r>
         <w:rPr>
           <w:rFonts w:ascii="Times New Roman" w:hAnsi="Times New Roman" w:cs="Times New Roman"/>
@@ -9306,211 +7460,43 @@
           <w:rFonts w:ascii="Times New Roman" w:hAnsi="Times New Roman" w:cs="Times New Roman"/>
         </w:rPr>
       </w:pPr>
-      <m:oMathPara>
-        <m:oMath>
-          <m:sSub>
-            <m:sSubPr>
-              <m:ctrlPr>
-                <w:rPr>
-                  <w:rFonts w:ascii="Cambria Math" w:hAnsi="Cambria Math" w:cs="Times New Roman"/>
-                </w:rPr>
-              </m:ctrlPr>
-            </m:sSubPr>
-            <m:e>
-              <m:r>
-                <w:rPr>
-                  <w:rFonts w:ascii="Cambria Math" w:hAnsi="Cambria Math" w:cs="Times New Roman"/>
-                </w:rPr>
-                <m:t>p</m:t>
-              </m:r>
-            </m:e>
-            <m:sub>
-              <m:r>
-                <w:rPr>
-                  <w:rFonts w:ascii="Cambria Math" w:hAnsi="Cambria Math" w:cs="Times New Roman"/>
-                </w:rPr>
-                <m:t>k</m:t>
-              </m:r>
-            </m:sub>
-          </m:sSub>
-          <m:r>
-            <w:rPr>
-              <w:rFonts w:ascii="Cambria Math" w:hAnsi="Cambria Math" w:cs="Times New Roman"/>
-            </w:rPr>
-            <m:t xml:space="preserve"> = </m:t>
-          </m:r>
-          <m:f>
-            <m:fPr>
-              <m:ctrlPr>
-                <w:rPr>
-                  <w:rFonts w:ascii="Cambria Math" w:hAnsi="Cambria Math" w:cs="Times New Roman"/>
-                </w:rPr>
-              </m:ctrlPr>
-            </m:fPr>
-            <m:num>
-              <m:sSub>
-                <m:sSubPr>
-                  <m:ctrlPr>
-                    <w:rPr>
-                      <w:rFonts w:ascii="Cambria Math" w:hAnsi="Cambria Math" w:cs="Times New Roman"/>
-                    </w:rPr>
-                  </m:ctrlPr>
-                </m:sSubPr>
-                <m:e>
-                  <m:r>
-                    <w:rPr>
-                      <w:rFonts w:ascii="Cambria Math" w:hAnsi="Cambria Math" w:cs="Times New Roman"/>
-                    </w:rPr>
-                    <m:t>λ</m:t>
-                  </m:r>
-                </m:e>
-                <m:sub>
-                  <m:r>
-                    <w:rPr>
-                      <w:rFonts w:ascii="Cambria Math" w:hAnsi="Cambria Math" w:cs="Times New Roman"/>
-                    </w:rPr>
-                    <m:t>k</m:t>
-                  </m:r>
-                </m:sub>
-              </m:sSub>
-              <m:r>
-                <w:rPr>
-                  <w:rFonts w:ascii="Cambria Math" w:hAnsi="Cambria Math" w:cs="Times New Roman"/>
-                </w:rPr>
-                <m:t xml:space="preserve"> </m:t>
-              </m:r>
-              <m:sSubSup>
-                <m:sSubSupPr>
-                  <m:ctrlPr>
-                    <w:rPr>
-                      <w:rFonts w:ascii="Cambria Math" w:hAnsi="Cambria Math" w:cs="Times New Roman"/>
-                    </w:rPr>
-                  </m:ctrlPr>
-                </m:sSubSupPr>
-                <m:e>
-                  <m:r>
-                    <w:rPr>
-                      <w:rFonts w:ascii="Cambria Math" w:hAnsi="Cambria Math" w:cs="Times New Roman"/>
-                    </w:rPr>
-                    <m:t>s</m:t>
-                  </m:r>
-                </m:e>
-                <m:sub>
-                  <m:r>
-                    <w:rPr>
-                      <w:rFonts w:ascii="Cambria Math" w:hAnsi="Cambria Math" w:cs="Times New Roman"/>
-                    </w:rPr>
-                    <m:t>k</m:t>
-                  </m:r>
-                </m:sub>
-                <m:sup>
-                  <m:r>
-                    <w:rPr>
-                      <w:rFonts w:ascii="Cambria Math" w:hAnsi="Cambria Math" w:cs="Times New Roman"/>
-                    </w:rPr>
-                    <m:t>2</m:t>
-                  </m:r>
-                </m:sup>
-              </m:sSubSup>
-            </m:num>
-            <m:den>
-              <m:nary>
-                <m:naryPr>
-                  <m:chr m:val="∑"/>
-                  <m:limLoc m:val="undOvr"/>
-                  <m:ctrlPr>
-                    <w:rPr>
-                      <w:rFonts w:ascii="Cambria Math" w:hAnsi="Cambria Math" w:cs="Times New Roman"/>
-                    </w:rPr>
-                  </m:ctrlPr>
-                </m:naryPr>
-                <m:sub>
-                  <m:r>
-                    <w:rPr>
-                      <w:rFonts w:ascii="Cambria Math" w:hAnsi="Cambria Math" w:cs="Times New Roman"/>
-                    </w:rPr>
-                    <m:t>j = 1</m:t>
-                  </m:r>
-                </m:sub>
-                <m:sup>
-                  <m:r>
-                    <w:rPr>
-                      <w:rFonts w:ascii="Cambria Math" w:hAnsi="Cambria Math" w:cs="Times New Roman"/>
-                    </w:rPr>
-                    <m:t>N</m:t>
-                  </m:r>
-                </m:sup>
-                <m:e>
-                  <m:sSub>
-                    <m:sSubPr>
-                      <m:ctrlPr>
-                        <w:rPr>
-                          <w:rFonts w:ascii="Cambria Math" w:hAnsi="Cambria Math" w:cs="Times New Roman"/>
-                        </w:rPr>
-                      </m:ctrlPr>
-                    </m:sSubPr>
-                    <m:e>
-                      <m:r>
-                        <w:rPr>
-                          <w:rFonts w:ascii="Cambria Math" w:hAnsi="Cambria Math" w:cs="Times New Roman"/>
-                        </w:rPr>
-                        <m:t>λ</m:t>
-                      </m:r>
-                    </m:e>
-                    <m:sub>
-                      <m:r>
-                        <w:rPr>
-                          <w:rFonts w:ascii="Cambria Math" w:hAnsi="Cambria Math" w:cs="Times New Roman"/>
-                        </w:rPr>
-                        <m:t>j</m:t>
-                      </m:r>
-                    </m:sub>
-                  </m:sSub>
-                  <m:r>
-                    <w:rPr>
-                      <w:rFonts w:ascii="Cambria Math" w:hAnsi="Cambria Math" w:cs="Times New Roman"/>
-                    </w:rPr>
-                    <m:t xml:space="preserve"> </m:t>
-                  </m:r>
-                  <m:sSubSup>
-                    <m:sSubSupPr>
-                      <m:ctrlPr>
-                        <w:rPr>
-                          <w:rFonts w:ascii="Cambria Math" w:hAnsi="Cambria Math" w:cs="Times New Roman"/>
-                        </w:rPr>
-                      </m:ctrlPr>
-                    </m:sSubSupPr>
-                    <m:e>
-                      <m:r>
-                        <w:rPr>
-                          <w:rFonts w:ascii="Cambria Math" w:hAnsi="Cambria Math" w:cs="Times New Roman"/>
-                        </w:rPr>
-                        <m:t>s</m:t>
-                      </m:r>
-                    </m:e>
-                    <m:sub>
-                      <m:r>
-                        <w:rPr>
-                          <w:rFonts w:ascii="Cambria Math" w:hAnsi="Cambria Math" w:cs="Times New Roman"/>
-                        </w:rPr>
-                        <m:t>j</m:t>
-                      </m:r>
-                    </m:sub>
-                    <m:sup>
-                      <m:r>
-                        <w:rPr>
-                          <w:rFonts w:ascii="Cambria Math" w:hAnsi="Cambria Math" w:cs="Times New Roman"/>
-                        </w:rPr>
-                        <m:t>2</m:t>
-                      </m:r>
-                    </m:sup>
-                  </m:sSubSup>
-                </m:e>
-              </m:nary>
-            </m:den>
-          </m:f>
-        </m:oMath>
-      </m:oMathPara>
+      <w:r>
+        <w:drawing>
+          <wp:inline distT="0" distB="0" distL="0" distR="0" wp14:anchorId="00000024" wp14:editId="00000024">
+            <wp:extent cx="1045643" cy="808114"/>
+            <wp:effectExtent l="0" t="0" r="0" b="0"/>
+            <wp:docPr id="800000036" name="Eq800000036"/>
+            <wp:cNvGraphicFramePr>
+              <a:graphicFrameLocks xmlns:a="http://schemas.openxmlformats.org/drawingml/2006/main" noChangeAspect="1"/>
+            </wp:cNvGraphicFramePr>
+            <a:graphic xmlns:a="http://schemas.openxmlformats.org/drawingml/2006/main">
+              <a:graphicData uri="http://schemas.openxmlformats.org/drawingml/2006/picture">
+                <pic:pic xmlns:pic="http://schemas.openxmlformats.org/drawingml/2006/picture">
+                  <pic:nvPicPr>
+                    <pic:cNvPr id="800000036" name=""/>
+                    <pic:cNvPicPr/>
+                  </pic:nvPicPr>
+                  <pic:blipFill>
+                    <a:blip r:embed="rId51"/>
+                    <a:stretch>
+                      <a:fillRect/>
+                    </a:stretch>
+                  </pic:blipFill>
+                  <pic:spPr>
+                    <a:xfrm>
+                      <a:off x="0" y="0"/>
+                      <a:ext cx="1045643" cy="808114"/>
+                    </a:xfrm>
+                    <a:prstGeom prst="rect">
+                      <a:avLst/>
+                    </a:prstGeom>
+                  </pic:spPr>
+                </pic:pic>
+              </a:graphicData>
+            </a:graphic>
+          </wp:inline>
+        </w:drawing>
+      </w:r>
     </w:p>
     <w:p>
       <w:pPr>
@@ -9525,46 +7511,43 @@
         </w:rPr>
         <w:t xml:space="preserve">The distribution of </w:t>
       </w:r>
-      <m:oMath>
-        <m:d>
-          <m:dPr>
-            <m:begChr m:val="{"/>
-            <m:endChr m:val="}"/>
-            <m:ctrlPr>
-              <w:rPr>
-                <w:rFonts w:ascii="Cambria Math" w:hAnsi="Cambria Math" w:cs="Times New Roman"/>
-              </w:rPr>
-            </m:ctrlPr>
-          </m:dPr>
-          <m:e>
-            <m:sSub>
-              <m:sSubPr>
-                <m:ctrlPr>
-                  <w:rPr>
-                    <w:rFonts w:ascii="Cambria Math" w:hAnsi="Cambria Math" w:cs="Times New Roman"/>
-                  </w:rPr>
-                </m:ctrlPr>
-              </m:sSubPr>
-              <m:e>
-                <m:r>
-                  <w:rPr>
-                    <w:rFonts w:ascii="Cambria Math" w:hAnsi="Cambria Math" w:cs="Times New Roman"/>
-                  </w:rPr>
-                  <m:t>p</m:t>
-                </m:r>
-              </m:e>
-              <m:sub>
-                <m:r>
-                  <w:rPr>
-                    <w:rFonts w:ascii="Cambria Math" w:hAnsi="Cambria Math" w:cs="Times New Roman"/>
-                  </w:rPr>
-                  <m:t>k</m:t>
-                </m:r>
-              </m:sub>
-            </m:sSub>
-          </m:e>
-        </m:d>
-      </m:oMath>
+      <w:r>
+        <w:drawing>
+          <wp:inline distT="0" distB="0" distL="0" distR="0" wp14:anchorId="00000025" wp14:editId="00000025">
+            <wp:extent cx="144792" cy="143174"/>
+            <wp:effectExtent l="0" t="0" r="0" b="0"/>
+            <wp:docPr id="800000037" name="Eq800000037"/>
+            <wp:cNvGraphicFramePr>
+              <a:graphicFrameLocks xmlns:a="http://schemas.openxmlformats.org/drawingml/2006/main" noChangeAspect="1"/>
+            </wp:cNvGraphicFramePr>
+            <a:graphic xmlns:a="http://schemas.openxmlformats.org/drawingml/2006/main">
+              <a:graphicData uri="http://schemas.openxmlformats.org/drawingml/2006/picture">
+                <pic:pic xmlns:pic="http://schemas.openxmlformats.org/drawingml/2006/picture">
+                  <pic:nvPicPr>
+                    <pic:cNvPr id="800000037" name=""/>
+                    <pic:cNvPicPr/>
+                  </pic:nvPicPr>
+                  <pic:blipFill>
+                    <a:blip r:embed="rId52"/>
+                    <a:stretch>
+                      <a:fillRect/>
+                    </a:stretch>
+                  </pic:blipFill>
+                  <pic:spPr>
+                    <a:xfrm>
+                      <a:off x="0" y="0"/>
+                      <a:ext cx="144792" cy="143174"/>
+                    </a:xfrm>
+                    <a:prstGeom prst="rect">
+                      <a:avLst/>
+                    </a:prstGeom>
+                  </pic:spPr>
+                </pic:pic>
+              </a:graphicData>
+            </a:graphic>
+          </wp:inline>
+        </w:drawing>
+      </w:r>
       <w:r>
         <w:rPr>
           <w:rFonts w:ascii="Times New Roman" w:hAnsi="Times New Roman" w:cs="Times New Roman"/>
@@ -9604,55 +7587,7 @@
           <w:szCs w:val="27"/>
           <w:lang w:val="fr-FR"/>
         </w:rPr>
-        <w:t xml:space="preserve">Appendix </w:t>
-      </w:r>
-      <w:r>
-        <w:rPr>
-          <w:rFonts w:ascii="Times New Roman" w:hAnsi="Times New Roman" w:cs="Times New Roman"/>
-          <w:b/>
-          <w:bCs/>
-          <w:color w:val="000000" w:themeColor="text1"/>
-          <w:sz w:val="27"/>
-          <w:szCs w:val="27"/>
-          <w:lang w:val="fr-FR"/>
-        </w:rPr>
-        <w:t>C</w:t>
-      </w:r>
-      <w:r>
-        <w:rPr>
-          <w:rFonts w:ascii="Times New Roman" w:hAnsi="Times New Roman" w:cs="Times New Roman"/>
-          <w:b/>
-          <w:bCs/>
-          <w:color w:val="000000" w:themeColor="text1"/>
-          <w:sz w:val="27"/>
-          <w:szCs w:val="27"/>
-          <w:lang w:val="fr-FR"/>
-        </w:rPr>
-        <w:t xml:space="preserve">. </w:t>
-      </w:r>
-      <w:r>
-        <w:rPr>
-          <w:rFonts w:ascii="Times New Roman" w:hAnsi="Times New Roman" w:cs="Times New Roman"/>
-          <w:b/>
-          <w:bCs/>
-          <w:color w:val="000000" w:themeColor="text1"/>
-          <w:sz w:val="27"/>
-          <w:szCs w:val="27"/>
-          <w:lang w:val="fr-FR"/>
-        </w:rPr>
-        <w:t>Portfolio Construction Me</w:t>
-      </w:r>
-      <w:r>
-        <w:rPr>
-          <w:rFonts w:ascii="Times New Roman" w:hAnsi="Times New Roman" w:cs="Times New Roman"/>
-          <w:b/>
-          <w:bCs/>
-          <w:color w:val="000000" w:themeColor="text1"/>
-          <w:sz w:val="27"/>
-          <w:szCs w:val="27"/>
-          <w:lang w:val="fr-FR"/>
-        </w:rPr>
-        <w:t>thods</w:t>
+        <w:t xml:space="preserve">Appendix C. Portfolio Construction Methods</w:t>
       </w:r>
     </w:p>
     <w:p>
@@ -10338,7 +8273,7 @@
                 <w:sz w:val="19"/>
                 <w:szCs w:val="19"/>
               </w:rPr>
-              <w:t>Convex QP on correlation matrix (substitution u = diag(σ)w, solved as min-variance in u, rescaled by σ)</w:t>
+              <w:t>Convex QP on correlation matrix (substitution u = diag(σ)w, solved as minimum variance in u, rescaled by σ)</w:t>
             </w:r>
           </w:p>
         </w:tc>

--- a/docs/MarketStructure_Report.docx
+++ b/docs/MarketStructure_Report.docx
@@ -259,8 +259,6 @@
       <w:pPr>
         <w:pStyle w:val="Heading2"/>
         <w:spacing w:before="200" w:after="90"/>
-      </w:pPr>
-      <w:r>
         <w:rPr>
           <w:b/>
           <w:bCs/>
@@ -268,6 +266,35 @@
           <w:sz w:val="23"/>
           <w:szCs w:val="23"/>
         </w:rPr>
+      </w:pPr>
+    </w:p>
+    <w:p>
+      <w:pPr>
+        <w:pStyle w:val="Heading2"/>
+        <w:spacing w:before="200" w:after="90"/>
+        <w:rPr>
+          <w:b/>
+          <w:bCs/>
+          <w:color w:val="000000"/>
+          <w:sz w:val="23"/>
+          <w:szCs w:val="23"/>
+        </w:rPr>
+      </w:pPr>
+    </w:p>
+    <w:p>
+      <w:pPr>
+        <w:pStyle w:val="Heading2"/>
+        <w:spacing w:before="200" w:after="90"/>
+      </w:pPr>
+      <w:r>
+        <w:rPr>
+          <w:b/>
+          <w:bCs/>
+          <w:color w:val="000000"/>
+          <w:sz w:val="23"/>
+          <w:szCs w:val="23"/>
+        </w:rPr>
+        <w:lastRenderedPageBreak/>
         <w:t>2.2 Rolling PCA</w:t>
       </w:r>
     </w:p>
@@ -286,7 +313,6 @@
           <w:b/>
           <w:bCs/>
         </w:rPr>
-        <w:lastRenderedPageBreak/>
         <w:t xml:space="preserve">Estimate the covariance matrix: </w:t>
       </w:r>
       <w:r>
@@ -762,8 +788,6 @@
       <w:pPr>
         <w:pStyle w:val="Heading1"/>
         <w:spacing w:before="260" w:after="120"/>
-      </w:pPr>
-      <w:r>
         <w:rPr>
           <w:b/>
           <w:bCs/>
@@ -771,6 +795,35 @@
           <w:sz w:val="27"/>
           <w:szCs w:val="27"/>
         </w:rPr>
+      </w:pPr>
+    </w:p>
+    <w:p>
+      <w:pPr>
+        <w:pStyle w:val="Heading1"/>
+        <w:spacing w:before="260" w:after="120"/>
+        <w:rPr>
+          <w:b/>
+          <w:bCs/>
+          <w:color w:val="000000"/>
+          <w:sz w:val="27"/>
+          <w:szCs w:val="27"/>
+        </w:rPr>
+      </w:pPr>
+    </w:p>
+    <w:p>
+      <w:pPr>
+        <w:pStyle w:val="Heading1"/>
+        <w:spacing w:before="260" w:after="120"/>
+      </w:pPr>
+      <w:r>
+        <w:rPr>
+          <w:b/>
+          <w:bCs/>
+          <w:color w:val="000000"/>
+          <w:sz w:val="27"/>
+          <w:szCs w:val="27"/>
+        </w:rPr>
+        <w:lastRenderedPageBreak/>
         <w:t>3. Market structure over time</w:t>
       </w:r>
     </w:p>
@@ -792,7 +845,6 @@
         <w:rPr>
           <w:noProof/>
         </w:rPr>
-        <w:lastRenderedPageBreak/>
         <w:drawing>
           <wp:inline distT="0" distB="0" distL="0" distR="0" wp14:anchorId="0D45D2CF" wp14:editId="4AB4FB8E">
             <wp:extent cx="6038850" cy="1990725"/>
@@ -4305,10 +4357,10 @@
         </w:rPr>
         <w:lastRenderedPageBreak/>
         <w:drawing>
-          <wp:inline distT="0" distB="0" distL="0" distR="0" wp14:anchorId="074B9CE8" wp14:editId="7ACF246E">
-            <wp:extent cx="6219825" cy="2457450"/>
-            <wp:effectExtent l="0" t="0" r="0" b="0"/>
-            <wp:docPr id="100010" name="Picture 100010"/>
+          <wp:inline distT="0" distB="0" distL="0" distR="0" wp14:anchorId="1CBC9A2C" wp14:editId="0A734C39">
+            <wp:extent cx="6400800" cy="2525395"/>
+            <wp:effectExtent l="0" t="0" r="0" b="1905"/>
+            <wp:docPr id="1683493067" name="Picture 1"/>
             <wp:cNvGraphicFramePr>
               <a:graphicFrameLocks xmlns:a="http://schemas.openxmlformats.org/drawingml/2006/main" noChangeAspect="1"/>
             </wp:cNvGraphicFramePr>
@@ -4316,7 +4368,7 @@
               <a:graphicData uri="http://schemas.openxmlformats.org/drawingml/2006/picture">
                 <pic:pic xmlns:pic="http://schemas.openxmlformats.org/drawingml/2006/picture">
                   <pic:nvPicPr>
-                    <pic:cNvPr id="100010" name="image100010"/>
+                    <pic:cNvPr id="1683493067" name=""/>
                     <pic:cNvPicPr/>
                   </pic:nvPicPr>
                   <pic:blipFill>
@@ -4328,7 +4380,7 @@
                   <pic:spPr>
                     <a:xfrm>
                       <a:off x="0" y="0"/>
-                      <a:ext cx="6219825" cy="2457450"/>
+                      <a:ext cx="6400800" cy="2525395"/>
                     </a:xfrm>
                     <a:prstGeom prst="rect">
                       <a:avLst/>
@@ -4340,6 +4392,12 @@
           </wp:inline>
         </w:drawing>
       </w:r>
+      <w:r>
+        <w:rPr>
+          <w:noProof/>
+        </w:rPr>
+        <w:t xml:space="preserve"> </w:t>
+      </w:r>
     </w:p>
     <w:p>
       <w:pPr>
@@ -4395,15 +4453,16 @@
         <w:t xml:space="preserve">COVID-19 (2020). </w:t>
       </w:r>
       <w:r>
-        <w:t xml:space="preserve">As a fast, exogenous shock, COVID should behave more like the tariff episode than the GFC, and the onset does: minimum variance's ENB reached its trough just three trading days after the WHO's 11 March pandemic declaration, and the absorption ratio's own peak landed almost exactly on the market's 23 March bottom. The analogy breaks down on depth and recovery, however. The collapse was GFC-deep (entropy-ENB fell 70% and 71% for minimum variance and maximum diversification, Table 3) rather than tariff-shallow, and minimum variance's rebound overshot dramatically, reaching nearly 3x its pre-crash level within a month before settling around 1.8x by the third month (Figure 5), as the optimizer resettled into a smaller, </w:t>
-      </w:r>
-      <w:proofErr w:type="gramStart"/>
-      <w:r>
-        <w:t>differently-composed</w:t>
-      </w:r>
-      <w:proofErr w:type="gramEnd"/>
-      <w:r>
-        <w:t xml:space="preserve"> set of holdings than it held before the crash. Cap-weight, largely inert in the tariff shock, fell a real 17% here. COVID combines the GFC's depth with the tariff shock's speed: a collapse as severe as the slowest episode studied, resolved as fast as the quickest.</w:t>
+        <w:t xml:space="preserve">As a fast, exogenous shock, COVID should behave more like the tariff episode than the GFC, and the onset does: minimum variance's ENB reached its trough just three trading days after the WHO's 11 March pandemic declaration, and the absorption ratio's own peak landed almost exactly on the market's 23 March bottom. The analogy breaks down on depth and recovery, however. The collapse was GFC-deep (entropy-ENB fell 70% and 71% for minimum variance and maximum diversification, Table 3) rather than tariff-shallow, and </w:t>
+      </w:r>
+      <w:r>
+        <w:t>m</w:t>
+      </w:r>
+      <w:r>
+        <w:t>inimum variance's rebound overshot dramatically, climbing to 5.7x its pre-crash level by day 54 before dropping back to around 1.8x by the third month (Figure 5), as the optimizer resettled into a smaller, differently-composed set of holdings than it held before the crash</w:t>
+      </w:r>
+      <w:r>
+        <w:t>. Cap-weight, largely inert in the tariff shock, fell a real 17% here. COVID combines the GFC's depth with the tariff shock's speed: a collapse as severe as the slowest episode studied, resolved as fast as the quickest.</w:t>
       </w:r>
     </w:p>
     <w:p>
@@ -4428,11 +4487,11 @@
         <w:jc w:val="both"/>
       </w:pPr>
       <w:r>
-        <w:t xml:space="preserve">Read together, the three episodes support the same conclusion from three different angles. Naive and risk-budgeted portfolios were never diversified to begin with, so no crisis, slow or fast, financial or exogenous, has much room to compress them further. The optimized portfolios' losses scale with how synchronized the underlying shock is, not with </w:t>
+        <w:t xml:space="preserve">Read together, the three episodes support the same conclusion from three different angles. Naive and risk-budgeted portfolios were never diversified to begin with, so no crisis, slow or fast, financial or exogenous, has much room to </w:t>
       </w:r>
       <w:r>
         <w:lastRenderedPageBreak/>
-        <w:t xml:space="preserve">how long it lasts: COVID's few-week shock cut as deep as the GFC's year-long one. And cap-weight moved meaningfully only when a shock added genuine cross-sectional dispersion on top of a common factor (tariffs, and to a lesser extent COVID) rather than when it was purely a synchronized sell-everything event like the GFC. Diversification, measured this way, is not a fixed property of a portfolio; it is a claim that </w:t>
+        <w:t xml:space="preserve">compress them further. The optimized portfolios' losses scale with how synchronized the underlying shock is, not with how long it lasts: COVID's few-week shock cut as deep as the GFC's year-long one. And cap-weight moved meaningfully only when a shock added genuine cross-sectional dispersion on top of a common factor (tariffs, and to a lesser extent COVID) rather than when it was purely a synchronized sell-everything event like the GFC. Diversification, measured this way, is not a fixed property of a portfolio; it is a claim that </w:t>
       </w:r>
       <w:r>
         <w:t>must</w:t>
@@ -6054,15 +6113,13 @@
         <w:jc w:val="both"/>
       </w:pPr>
       <w:r>
-        <w:t xml:space="preserve">Substituting the </w:t>
-      </w:r>
-      <w:proofErr w:type="spellStart"/>
-      <w:r>
-        <w:t>eigendecomposition</w:t>
-      </w:r>
-      <w:proofErr w:type="spellEnd"/>
-      <w:r>
-        <w:t xml:space="preserve"> of the correlation matrix:</w:t>
+        <w:t>Substituting the eigen</w:t>
+      </w:r>
+      <w:r>
+        <w:t>-</w:t>
+      </w:r>
+      <w:r>
+        <w:t>decomposition of the correlation matrix:</w:t>
       </w:r>
     </w:p>
     <w:p>

--- a/docs/MarketStructure_Report.docx
+++ b/docs/MarketStructure_Report.docx
@@ -387,6 +387,15 @@
       </w:r>
       <w:r>
         <w:t>basis for that date.</w:t>
+      </w:r>
+    </w:p>
+    <w:p>
+      <w:pPr>
+        <w:spacing w:after="160" w:line="276" w:lineRule="auto"/>
+        <w:jc w:val="both"/>
+      </w:pPr>
+      <w:r>
+        <w:t>(Appendix A lists the rationale for each implementation choice made)</w:t>
       </w:r>
     </w:p>
     <w:p>
@@ -823,7 +832,6 @@
           <w:sz w:val="27"/>
           <w:szCs w:val="27"/>
         </w:rPr>
-        <w:lastRenderedPageBreak/>
         <w:t>3. Market structure over time</w:t>
       </w:r>
     </w:p>
@@ -1009,7 +1017,11 @@
         <w:jc w:val="both"/>
       </w:pPr>
       <w:r>
-        <w:t>If holding more stocks is what makes a portfolio diversified, equal-weight and capitalization-weighted, which between them touch effectively the whole 500-stock universe every day, should be the most diversified methods in this study, and ERC, which explicitly equalizes risk contribution across names, should not be far behind. The evidence disagrees sharply (Table 1, Figure 3).</w:t>
+        <w:t xml:space="preserve">If holding more stocks is what makes a portfolio diversified, equal-weight and capitalization-weighted, which between them touch effectively the whole 500-stock universe every day, should be the most diversified methods in this study, and </w:t>
+      </w:r>
+      <w:r>
+        <w:lastRenderedPageBreak/>
+        <w:t>ERC, which explicitly equalizes risk contribution across names, should not be far behind. The evidence disagrees sharply (Table 1, Figure 3).</w:t>
       </w:r>
     </w:p>
     <w:p>
@@ -1021,7 +1033,6 @@
         <w:rPr>
           <w:noProof/>
         </w:rPr>
-        <w:lastRenderedPageBreak/>
         <w:drawing>
           <wp:inline distT="0" distB="0" distL="0" distR="0" wp14:anchorId="4D12ADB7" wp14:editId="609F2CE1">
             <wp:extent cx="6038850" cy="1485900"/>
@@ -2229,6 +2240,7 @@
         <w:jc w:val="both"/>
       </w:pPr>
       <w:r>
+        <w:lastRenderedPageBreak/>
         <w:t xml:space="preserve">ERC is the sharpest disagreement between intuition and evidence in this section. Equalizing dollar risk contribution across 500 names sounds like it should diversify away any single factor's dominance. But ERC's ENB (1.05) is barely different from </w:t>
       </w:r>
       <w:proofErr w:type="gramStart"/>
@@ -2237,11 +2249,7 @@
       </w:r>
       <w:proofErr w:type="gramEnd"/>
       <w:r>
-        <w:t xml:space="preserve"> (1.04). Making every stock contribute the same amount of risk does not diversify a portfolio across independent risk factors if every stock's risk comes from the same factor to begin with. Capitalization-weighted is </w:t>
-      </w:r>
-      <w:r>
-        <w:lastRenderedPageBreak/>
-        <w:t xml:space="preserve">the opposite surprise: despite becoming more concentrated in its largest holdings over the past several years, its diversification has </w:t>
+        <w:t xml:space="preserve"> (1.04). Making every stock contribute the same amount of risk does not diversify a portfolio across independent risk factors if every stock's risk comes from the same factor to begin with. Capitalization-weighted is the opposite surprise: despite becoming more concentrated in its largest holdings over the past several years, its diversification has </w:t>
       </w:r>
       <w:proofErr w:type="gramStart"/>
       <w:r>
@@ -4105,6 +4113,7 @@
                 <w:sz w:val="18"/>
                 <w:szCs w:val="18"/>
               </w:rPr>
+              <w:lastRenderedPageBreak/>
               <w:t>Equal-risk contribution</w:t>
             </w:r>
           </w:p>
@@ -4355,7 +4364,6 @@
         <w:rPr>
           <w:noProof/>
         </w:rPr>
-        <w:lastRenderedPageBreak/>
         <w:drawing>
           <wp:inline distT="0" distB="0" distL="0" distR="0" wp14:anchorId="1CBC9A2C" wp14:editId="0A734C39">
             <wp:extent cx="6400800" cy="2525395"/>
@@ -4478,7 +4486,11 @@
         <w:t xml:space="preserve">Tariff shock (2025). </w:t>
       </w:r>
       <w:r>
-        <w:t>As a single-day, exogenous policy announcement with a dateable reversal catalyst (the 9 April pause), the tariff shock is the cleanest natural experiment of the three, and the evidence matches that expectation closely: entropy-ENB for minimum variance and maximum diversification fell about 45% within a week of the 2 April announcement (Table 3), and minimum variance had not just recovered but overshot its pre-shock level within three weeks, the fastest full recovery of any episode studied. The one break from the naive-methods-stay-flat pattern established elsewhere in this report shows up here: cap-weight, ordinarily indistinguishable from equal-weight, fell 40%, comparable in magnitude to the optimized portfolios, because tariffs hit import-exposed sectors far harder than domestic services, adding real cross-sectional dispersion on top of a common shock.</w:t>
+        <w:t xml:space="preserve">As a single-day, exogenous policy announcement with a dateable reversal catalyst (the 9 April pause), the tariff shock is the cleanest natural experiment of the three, and the evidence matches that expectation closely: entropy-ENB for minimum variance and maximum diversification fell about 45% within a week of the 2 April announcement (Table 3), and minimum variance had not just recovered but overshot its pre-shock level within three weeks, the fastest full recovery of any episode studied. The one break from the naive-methods-stay-flat pattern established elsewhere in this report shows up here: cap-weight, ordinarily indistinguishable from equal-weight, fell 40%, comparable </w:t>
+      </w:r>
+      <w:r>
+        <w:lastRenderedPageBreak/>
+        <w:t>in magnitude to the optimized portfolios, because tariffs hit import-exposed sectors far harder than domestic services, adding real cross-sectional dispersion on top of a common shock.</w:t>
       </w:r>
     </w:p>
     <w:p>
@@ -4487,11 +4499,7 @@
         <w:jc w:val="both"/>
       </w:pPr>
       <w:r>
-        <w:t xml:space="preserve">Read together, the three episodes support the same conclusion from three different angles. Naive and risk-budgeted portfolios were never diversified to begin with, so no crisis, slow or fast, financial or exogenous, has much room to </w:t>
-      </w:r>
-      <w:r>
-        <w:lastRenderedPageBreak/>
-        <w:t xml:space="preserve">compress them further. The optimized portfolios' losses scale with how synchronized the underlying shock is, not with how long it lasts: COVID's few-week shock cut as deep as the GFC's year-long one. And cap-weight moved meaningfully only when a shock added genuine cross-sectional dispersion on top of a common factor (tariffs, and to a lesser extent COVID) rather than when it was purely a synchronized sell-everything event like the GFC. Diversification, measured this way, is not a fixed property of a portfolio; it is a claim that </w:t>
+        <w:t xml:space="preserve">Read together, the three episodes support the same conclusion from three different angles. Naive and risk-budgeted portfolios were never diversified to begin with, so no crisis, slow or fast, financial or exogenous, has much room to compress them further. The optimized portfolios' losses scale with how synchronized the underlying shock is, not with how long it lasts: COVID's few-week shock cut as deep as the GFC's year-long one. And cap-weight moved meaningfully only when a shock added genuine cross-sectional dispersion on top of a common factor (tariffs, and to a lesser extent COVID) rather than when it was purely a synchronized sell-everything event like the GFC. Diversification, measured this way, is not a fixed property of a portfolio; it is a claim that </w:t>
       </w:r>
       <w:r>
         <w:t>must</w:t>

--- a/docs/MarketStructure_Report.docx
+++ b/docs/MarketStructure_Report.docx
@@ -462,7 +462,7 @@
                     <pic:cNvPicPr/>
                   </pic:nvPicPr>
                   <pic:blipFill>
-                    <a:blip r:embed="rId7"/>
+                    <a:blip r:embed="rId8"/>
                     <a:stretch>
                       <a:fillRect/>
                     </a:stretch>
@@ -511,7 +511,7 @@
                     <pic:cNvPicPr/>
                   </pic:nvPicPr>
                   <pic:blipFill>
-                    <a:blip r:embed="rId8"/>
+                    <a:blip r:embed="rId9"/>
                     <a:stretch>
                       <a:fillRect/>
                     </a:stretch>
@@ -554,7 +554,7 @@
                     <pic:cNvPicPr/>
                   </pic:nvPicPr>
                   <pic:blipFill>
-                    <a:blip r:embed="rId9"/>
+                    <a:blip r:embed="rId10"/>
                     <a:stretch>
                       <a:fillRect/>
                     </a:stretch>
@@ -617,7 +617,7 @@
                     <pic:cNvPicPr/>
                   </pic:nvPicPr>
                   <pic:blipFill>
-                    <a:blip r:embed="rId10"/>
+                    <a:blip r:embed="rId11"/>
                     <a:stretch>
                       <a:fillRect/>
                     </a:stretch>
@@ -666,7 +666,7 @@
                     <pic:cNvPicPr/>
                   </pic:nvPicPr>
                   <pic:blipFill>
-                    <a:blip r:embed="rId11"/>
+                    <a:blip r:embed="rId12"/>
                     <a:stretch>
                       <a:fillRect/>
                     </a:stretch>
@@ -738,7 +738,7 @@
                     <pic:cNvPicPr/>
                   </pic:nvPicPr>
                   <pic:blipFill>
-                    <a:blip r:embed="rId12"/>
+                    <a:blip r:embed="rId13"/>
                     <a:stretch>
                       <a:fillRect/>
                     </a:stretch>
@@ -841,7 +841,19 @@
         <w:jc w:val="both"/>
       </w:pPr>
       <w:r>
-        <w:t>Average pairwise correlation among the largest names swings widely over the sample, from roughly 0.14 in the calmest stretches to 0.57 at the height of the GFC and euro-zone episodes (Figure 1). Correlation is the single best real-time barometer of market stress: it jumps almost discontinuously at each crisis marker and decays slowly afterwards.</w:t>
+        <w:t xml:space="preserve">Average pairwise correlation among the largest names swings widely over the sample, from roughly 0.14 in the calmest stretches to 0.57 at the height of the GFC and euro-zone episodes (Figure 1). Correlation is the single best real-time barometer of market stress: it </w:t>
+      </w:r>
+      <w:r>
+        <w:t>rises sharply</w:t>
+      </w:r>
+      <w:r>
+        <w:t xml:space="preserve"> </w:t>
+      </w:r>
+      <w:r>
+        <w:t>around several crisis periods</w:t>
+      </w:r>
+      <w:r>
+        <w:t xml:space="preserve"> and decays slowly afterwards.</w:t>
       </w:r>
     </w:p>
     <w:p>
@@ -869,7 +881,7 @@
                     <pic:cNvPicPr/>
                   </pic:nvPicPr>
                   <pic:blipFill>
-                    <a:blip r:embed="rId13"/>
+                    <a:blip r:embed="rId14"/>
                     <a:stretch>
                       <a:fillRect/>
                     </a:stretch>
@@ -959,7 +971,7 @@
                     <pic:cNvPicPr/>
                   </pic:nvPicPr>
                   <pic:blipFill>
-                    <a:blip r:embed="rId14"/>
+                    <a:blip r:embed="rId15"/>
                     <a:stretch>
                       <a:fillRect/>
                     </a:stretch>
@@ -1049,7 +1061,7 @@
                     <pic:cNvPicPr/>
                   </pic:nvPicPr>
                   <pic:blipFill>
-                    <a:blip r:embed="rId15"/>
+                    <a:blip r:embed="rId16"/>
                     <a:stretch>
                       <a:fillRect/>
                     </a:stretch>
@@ -1110,7 +1122,7 @@
                     <pic:cNvPicPr/>
                   </pic:nvPicPr>
                   <pic:blipFill>
-                    <a:blip r:embed="rId16"/>
+                    <a:blip r:embed="rId17"/>
                     <a:stretch>
                       <a:fillRect/>
                     </a:stretch>
@@ -2257,7 +2269,16 @@
       </w:r>
       <w:proofErr w:type="gramEnd"/>
       <w:r>
-        <w:t>. The likely explanation is compositional: the growing weight of AI-related and semiconductor names appears to have added a second, more specialized source of risk alongside the broad market factor, rather than simply doubling down on it.</w:t>
+        <w:t>. The likely explanation is compositional: the growing weight of AI-related and semiconductor names appears to have added a second, more specialized source of risk alongside the broad market factor, rather than simply doubling down on it</w:t>
+      </w:r>
+      <w:r>
+        <w:rPr>
+          <w:rStyle w:val="FootnoteReference"/>
+        </w:rPr>
+        <w:footnoteReference w:id="1"/>
+      </w:r>
+      <w:r>
+        <w:t>.</w:t>
       </w:r>
     </w:p>
     <w:p>
@@ -2289,7 +2310,16 @@
         <w:jc w:val="both"/>
       </w:pPr>
       <w:r>
-        <w:t>One period deserves an explicit caveat. Around May 2020, minimum variance's ENB spikes sharply upward right after the COVID crash, coinciding with its holdings count jumping from a small, concentrated set to nearly the full 500-stock universe (Appendix D). This looks less like a genuine diversification improvement than an artifact of the optimizer behaving erratically during an extreme, fast-moving regime shift. We return to this pattern with more care in Section 5. Full-sample figures in this section are not materially affected, but any single-day reading near that date should be treated with caution.</w:t>
+        <w:t>One period deserves an explicit caveat. Around May 2020, minimum variance's ENB spikes sharply upward right after the COVID crash, coinciding with its holdings count jumping from a small, concentrated set to nearly the full 500-stock universe (Appendix D). This looks less like a genuine diversification improvement than an artifact of the optimizer behaving erratically during an extreme, fast-moving regime shift</w:t>
+      </w:r>
+      <w:r>
+        <w:rPr>
+          <w:rStyle w:val="FootnoteReference"/>
+        </w:rPr>
+        <w:footnoteReference w:id="2"/>
+      </w:r>
+      <w:r>
+        <w:t>. We return to this pattern with more care in Section 5. Full-sample figures in this section are not materially affected, but any single-day reading near that date should be treated with caution.</w:t>
       </w:r>
     </w:p>
     <w:p>
@@ -3591,6 +3621,7 @@
                 <w:sz w:val="18"/>
                 <w:szCs w:val="18"/>
               </w:rPr>
+              <w:lastRenderedPageBreak/>
               <w:t>Portfolio</w:t>
             </w:r>
           </w:p>
@@ -4113,7 +4144,6 @@
                 <w:sz w:val="18"/>
                 <w:szCs w:val="18"/>
               </w:rPr>
-              <w:lastRenderedPageBreak/>
               <w:t>Equal-risk contribution</w:t>
             </w:r>
           </w:p>
@@ -4380,7 +4410,7 @@
                     <pic:cNvPicPr/>
                   </pic:nvPicPr>
                   <pic:blipFill>
-                    <a:blip r:embed="rId17"/>
+                    <a:blip r:embed="rId18"/>
                     <a:stretch>
                       <a:fillRect/>
                     </a:stretch>
@@ -4445,7 +4475,22 @@
         <w:t>higher</w:t>
       </w:r>
       <w:r>
-        <w:t xml:space="preserve"> than in calm 2006 (9.1 vs. 7.9), because financials were cracking while energy and commodities kept rallying. Heterogeneous stress, not synchronized stress, leaves the optimizer plenty of room to diversify. The break, when it came, was sudden and severe: entropy-ENB for minimum variance and maximum diversification fell 74% and 55% respectively in the six weeks around Lehman's 15 September bankruptcy (Table 3), and unlike the other two episodes, neither portfolio had recovered even half its pre-crisis level three months later (Figure 5). The absorption ratio kept climbing for nearly three months after Lehman, and the minimum-variance optimizer's holdings followed the same delayed pattern, bottoming at just 13 names in late December. The GFC's damage was not only the deepest of the three episodes, but the only one that hadn't started healing by the end of its own acute window.</w:t>
+        <w:t xml:space="preserve"> than in calm 2006 (9.1 vs. 7.9), because financials were cracking while energy and commodities kept rallying. Heterogeneous stress, not synchronized stress, leaves the optimizer plenty of room to diversify</w:t>
+      </w:r>
+      <w:r>
+        <w:rPr>
+          <w:rStyle w:val="FootnoteReference"/>
+        </w:rPr>
+        <w:footnoteReference w:id="3"/>
+      </w:r>
+      <w:r>
+        <w:t xml:space="preserve">. The break, when it came, was sudden and severe: entropy-ENB for minimum variance and maximum diversification fell 74% and 55% respectively in the six weeks around Lehman's 15 September bankruptcy (Table 3), and unlike the other two episodes, neither portfolio had recovered even half its pre-crisis level three months later (Figure 5). The absorption ratio kept climbing for nearly three months after Lehman, and the minimum-variance optimizer's holdings followed the same delayed pattern, bottoming at just 13 names in </w:t>
+      </w:r>
+      <w:r>
+        <w:t>early</w:t>
+      </w:r>
+      <w:r>
+        <w:t xml:space="preserve"> December. The GFC's damage was not only the deepest of the three episodes, but the only one that hadn't started healing by the end of its own acute window.</w:t>
       </w:r>
     </w:p>
     <w:p>
@@ -4461,13 +4506,31 @@
         <w:t xml:space="preserve">COVID-19 (2020). </w:t>
       </w:r>
       <w:r>
-        <w:t xml:space="preserve">As a fast, exogenous shock, COVID should behave more like the tariff episode than the GFC, and the onset does: minimum variance's ENB reached its trough just three trading days after the WHO's 11 March pandemic declaration, and the absorption ratio's own peak landed almost exactly on the market's 23 March bottom. The analogy breaks down on depth and recovery, however. The collapse was GFC-deep (entropy-ENB fell 70% and 71% for minimum variance and maximum diversification, Table 3) rather than tariff-shallow, and </w:t>
+        <w:t xml:space="preserve">As a fast, exogenous shock, COVID should behave more like the tariff episode than the GFC, and the onset does: minimum variance's ENB reached its trough just three trading days after the WHO's 11 March pandemic declaration, and the absorption ratio's own peak landed </w:t>
+      </w:r>
+      <w:r>
+        <w:t>very close to</w:t>
+      </w:r>
+      <w:r>
+        <w:t xml:space="preserve"> the market's 23 March bottom</w:t>
+      </w:r>
+      <w:r>
+        <w:t>, on March 26</w:t>
+      </w:r>
+      <w:r>
+        <w:t xml:space="preserve">. The analogy breaks down on depth and recovery, however. The collapse was GFC-deep (entropy-ENB fell 70% and 71% for minimum variance and maximum diversification, Table 3) rather than tariff-shallow, and </w:t>
       </w:r>
       <w:r>
         <w:t>m</w:t>
       </w:r>
       <w:r>
-        <w:t>inimum variance's rebound overshot dramatically, climbing to 5.7x its pre-crash level by day 54 before dropping back to around 1.8x by the third month (Figure 5), as the optimizer resettled into a smaller, differently-composed set of holdings than it held before the crash</w:t>
+        <w:t xml:space="preserve">inimum variance's rebound overshot dramatically, climbing to 5.7x </w:t>
+      </w:r>
+      <w:r>
+        <w:t xml:space="preserve">the declaration date </w:t>
+      </w:r>
+      <w:r>
+        <w:t>level by day 54 before dropping back to around 1.8x by the third month (Figure 5), as the optimizer resettled into a smaller, differently-composed set of holdings than it held before the crash</w:t>
       </w:r>
       <w:r>
         <w:t>. Cap-weight, largely inert in the tariff shock, fell a real 17% here. COVID combines the GFC's depth with the tariff shock's speed: a collapse as severe as the slowest episode studied, resolved as fast as the quickest.</w:t>
@@ -4483,14 +4546,11 @@
           <w:b/>
           <w:bCs/>
         </w:rPr>
+        <w:lastRenderedPageBreak/>
         <w:t xml:space="preserve">Tariff shock (2025). </w:t>
       </w:r>
       <w:r>
-        <w:t xml:space="preserve">As a single-day, exogenous policy announcement with a dateable reversal catalyst (the 9 April pause), the tariff shock is the cleanest natural experiment of the three, and the evidence matches that expectation closely: entropy-ENB for minimum variance and maximum diversification fell about 45% within a week of the 2 April announcement (Table 3), and minimum variance had not just recovered but overshot its pre-shock level within three weeks, the fastest full recovery of any episode studied. The one break from the naive-methods-stay-flat pattern established elsewhere in this report shows up here: cap-weight, ordinarily indistinguishable from equal-weight, fell 40%, comparable </w:t>
-      </w:r>
-      <w:r>
-        <w:lastRenderedPageBreak/>
-        <w:t>in magnitude to the optimized portfolios, because tariffs hit import-exposed sectors far harder than domestic services, adding real cross-sectional dispersion on top of a common shock.</w:t>
+        <w:t>As a single-day, exogenous policy announcement with a dateable reversal catalyst (the 9 April pause), the tariff shock is the cleanest natural experiment of the three, and the evidence matches that expectation closely: entropy-ENB for minimum variance and maximum diversification fell about 45% within a week of the 2 April announcement (Table 3), and minimum variance had not just recovered but overshot its pre-shock level within three weeks, the fastest full recovery of any episode studied. The one break from the naive-methods-stay-flat pattern established elsewhere in this report shows up here: cap-weight, ordinarily indistinguishable from equal-weight, fell 40%, comparable in magnitude to the optimized portfolios.</w:t>
       </w:r>
     </w:p>
     <w:p>
@@ -4530,7 +4590,13 @@
         <w:jc w:val="both"/>
       </w:pPr>
       <w:r>
-        <w:t>Viewed through PCA, the five construction methods split cleanly into two groups. The covariance-optimized methods (minimum variance, maximum diversification) hold roughly 5–6 effective bets across the full sample by actively tilting away from the dominant market factor; the naive and risk-budgeted methods (equal-weight, capitalization-weighted, ERC) hold barely more than one, because equal-dollar or equal-risk weighting still leaves the portfolio dominated by PC1 regardless of how many names it holds. Diversification, by this measure, is not a static property of a construction method: it is strongly pro-cyclical, compressing in every stress regime studied and rebuilding in calm markets.</w:t>
+        <w:t xml:space="preserve">Viewed through PCA, the five construction methods split cleanly into two groups. The covariance-optimized methods (minimum variance, maximum diversification) hold roughly 5–6 effective bets across the full sample by actively tilting away from the dominant market factor; the naive and risk-budgeted methods (equal-weight, capitalization-weighted, ERC) hold barely more than one, because equal-dollar or equal-risk weighting still leaves the portfolio dominated by PC1 regardless of how many names it holds. Diversification, by this measure, is not a static property of a construction method: it is strongly pro-cyclical, compressing in </w:t>
+      </w:r>
+      <w:r>
+        <w:t xml:space="preserve">each of the three detailed crisis episodes studied </w:t>
+      </w:r>
+      <w:r>
+        <w:t>and rebuilding in calm markets.</w:t>
       </w:r>
     </w:p>
     <w:p>
@@ -4563,6 +4629,10 @@
       <w:pPr>
         <w:pageBreakBefore/>
       </w:pPr>
+      <w:r>
+        <w:lastRenderedPageBreak/>
+        <w:t>Minimum</w:t>
+      </w:r>
     </w:p>
     <w:p>
       <w:pPr>
@@ -5416,7 +5486,7 @@
                     <pic:cNvPicPr/>
                   </pic:nvPicPr>
                   <pic:blipFill>
-                    <a:blip r:embed="rId18"/>
+                    <a:blip r:embed="rId19"/>
                     <a:stretch>
                       <a:fillRect/>
                     </a:stretch>
@@ -5465,7 +5535,7 @@
                     <pic:cNvPicPr/>
                   </pic:nvPicPr>
                   <pic:blipFill>
-                    <a:blip r:embed="rId19"/>
+                    <a:blip r:embed="rId20"/>
                     <a:stretch>
                       <a:fillRect/>
                     </a:stretch>
@@ -5505,49 +5575,6 @@
                 <pic:pic xmlns:pic="http://schemas.openxmlformats.org/drawingml/2006/picture">
                   <pic:nvPicPr>
                     <pic:cNvPr id="100013" name="image100013"/>
-                    <pic:cNvPicPr/>
-                  </pic:nvPicPr>
-                  <pic:blipFill>
-                    <a:blip r:embed="rId20"/>
-                    <a:stretch>
-                      <a:fillRect/>
-                    </a:stretch>
-                  </pic:blipFill>
-                  <pic:spPr>
-                    <a:xfrm>
-                      <a:off x="0" y="0"/>
-                      <a:ext cx="104775" cy="142875"/>
-                    </a:xfrm>
-                    <a:prstGeom prst="rect">
-                      <a:avLst/>
-                    </a:prstGeom>
-                  </pic:spPr>
-                </pic:pic>
-              </a:graphicData>
-            </a:graphic>
-          </wp:inline>
-        </w:drawing>
-      </w:r>
-      <w:r>
-        <w:t xml:space="preserve"> is the vector of weights, and </w:t>
-      </w:r>
-      <w:r>
-        <w:rPr>
-          <w:noProof/>
-        </w:rPr>
-        <w:drawing>
-          <wp:inline distT="0" distB="0" distL="0" distR="0" wp14:anchorId="3E8E08C6" wp14:editId="69F37290">
-            <wp:extent cx="104775" cy="142875"/>
-            <wp:effectExtent l="0" t="0" r="0" b="0"/>
-            <wp:docPr id="100014" name="Picture 100014"/>
-            <wp:cNvGraphicFramePr>
-              <a:graphicFrameLocks xmlns:a="http://schemas.openxmlformats.org/drawingml/2006/main" noChangeAspect="1"/>
-            </wp:cNvGraphicFramePr>
-            <a:graphic xmlns:a="http://schemas.openxmlformats.org/drawingml/2006/main">
-              <a:graphicData uri="http://schemas.openxmlformats.org/drawingml/2006/picture">
-                <pic:pic xmlns:pic="http://schemas.openxmlformats.org/drawingml/2006/picture">
-                  <pic:nvPicPr>
-                    <pic:cNvPr id="100014" name="image100014"/>
                     <pic:cNvPicPr/>
                   </pic:nvPicPr>
                   <pic:blipFill>
@@ -5572,6 +5599,49 @@
         </w:drawing>
       </w:r>
       <w:r>
+        <w:t xml:space="preserve"> is the vector of weights, and </w:t>
+      </w:r>
+      <w:r>
+        <w:rPr>
+          <w:noProof/>
+        </w:rPr>
+        <w:drawing>
+          <wp:inline distT="0" distB="0" distL="0" distR="0" wp14:anchorId="3E8E08C6" wp14:editId="69F37290">
+            <wp:extent cx="104775" cy="142875"/>
+            <wp:effectExtent l="0" t="0" r="0" b="0"/>
+            <wp:docPr id="100014" name="Picture 100014"/>
+            <wp:cNvGraphicFramePr>
+              <a:graphicFrameLocks xmlns:a="http://schemas.openxmlformats.org/drawingml/2006/main" noChangeAspect="1"/>
+            </wp:cNvGraphicFramePr>
+            <a:graphic xmlns:a="http://schemas.openxmlformats.org/drawingml/2006/main">
+              <a:graphicData uri="http://schemas.openxmlformats.org/drawingml/2006/picture">
+                <pic:pic xmlns:pic="http://schemas.openxmlformats.org/drawingml/2006/picture">
+                  <pic:nvPicPr>
+                    <pic:cNvPr id="100014" name="image100014"/>
+                    <pic:cNvPicPr/>
+                  </pic:nvPicPr>
+                  <pic:blipFill>
+                    <a:blip r:embed="rId22"/>
+                    <a:stretch>
+                      <a:fillRect/>
+                    </a:stretch>
+                  </pic:blipFill>
+                  <pic:spPr>
+                    <a:xfrm>
+                      <a:off x="0" y="0"/>
+                      <a:ext cx="104775" cy="142875"/>
+                    </a:xfrm>
+                    <a:prstGeom prst="rect">
+                      <a:avLst/>
+                    </a:prstGeom>
+                  </pic:spPr>
+                </pic:pic>
+              </a:graphicData>
+            </a:graphic>
+          </wp:inline>
+        </w:drawing>
+      </w:r>
+      <w:r>
         <w:t xml:space="preserve"> is the raw covariance matrix.</w:t>
       </w:r>
     </w:p>
@@ -5610,7 +5680,7 @@
                     <pic:cNvPicPr/>
                   </pic:nvPicPr>
                   <pic:blipFill>
-                    <a:blip r:embed="rId22"/>
+                    <a:blip r:embed="rId23"/>
                     <a:stretch>
                       <a:fillRect/>
                     </a:stretch>
@@ -5659,7 +5729,7 @@
                     <pic:cNvPicPr/>
                   </pic:nvPicPr>
                   <pic:blipFill>
-                    <a:blip r:embed="rId23"/>
+                    <a:blip r:embed="rId24"/>
                     <a:stretch>
                       <a:fillRect/>
                     </a:stretch>
@@ -5702,7 +5772,7 @@
                     <pic:cNvPicPr/>
                   </pic:nvPicPr>
                   <pic:blipFill>
-                    <a:blip r:embed="rId24"/>
+                    <a:blip r:embed="rId25"/>
                     <a:stretch>
                       <a:fillRect/>
                     </a:stretch>
@@ -5761,7 +5831,7 @@
                     <pic:cNvPicPr/>
                   </pic:nvPicPr>
                   <pic:blipFill>
-                    <a:blip r:embed="rId25"/>
+                    <a:blip r:embed="rId26"/>
                     <a:stretch>
                       <a:fillRect/>
                     </a:stretch>
@@ -5810,7 +5880,7 @@
                     <pic:cNvPicPr/>
                   </pic:nvPicPr>
                   <pic:blipFill>
-                    <a:blip r:embed="rId26"/>
+                    <a:blip r:embed="rId27"/>
                     <a:stretch>
                       <a:fillRect/>
                     </a:stretch>
@@ -5853,7 +5923,7 @@
                     <pic:cNvPicPr/>
                   </pic:nvPicPr>
                   <pic:blipFill>
-                    <a:blip r:embed="rId27"/>
+                    <a:blip r:embed="rId28"/>
                     <a:stretch>
                       <a:fillRect/>
                     </a:stretch>
@@ -5905,7 +5975,7 @@
                     <pic:cNvPicPr/>
                   </pic:nvPicPr>
                   <pic:blipFill>
-                    <a:blip r:embed="rId28"/>
+                    <a:blip r:embed="rId29"/>
                     <a:stretch>
                       <a:fillRect/>
                     </a:stretch>
@@ -5948,7 +6018,7 @@
                     <pic:cNvPicPr/>
                   </pic:nvPicPr>
                   <pic:blipFill>
-                    <a:blip r:embed="rId29"/>
+                    <a:blip r:embed="rId30"/>
                     <a:stretch>
                       <a:fillRect/>
                     </a:stretch>
@@ -5991,7 +6061,7 @@
                     <pic:cNvPicPr/>
                   </pic:nvPicPr>
                   <pic:blipFill>
-                    <a:blip r:embed="rId30"/>
+                    <a:blip r:embed="rId31"/>
                     <a:stretch>
                       <a:fillRect/>
                     </a:stretch>
@@ -6034,7 +6104,7 @@
                     <pic:cNvPicPr/>
                   </pic:nvPicPr>
                   <pic:blipFill>
-                    <a:blip r:embed="rId31"/>
+                    <a:blip r:embed="rId32"/>
                     <a:stretch>
                       <a:fillRect/>
                     </a:stretch>
@@ -6094,7 +6164,7 @@
                     <pic:cNvPicPr/>
                   </pic:nvPicPr>
                   <pic:blipFill>
-                    <a:blip r:embed="rId32"/>
+                    <a:blip r:embed="rId33"/>
                     <a:stretch>
                       <a:fillRect/>
                     </a:stretch>
@@ -6156,7 +6226,7 @@
                     <pic:cNvPicPr/>
                   </pic:nvPicPr>
                   <pic:blipFill>
-                    <a:blip r:embed="rId33"/>
+                    <a:blip r:embed="rId34"/>
                     <a:stretch>
                       <a:fillRect/>
                     </a:stretch>
@@ -6205,7 +6275,7 @@
                     <pic:cNvPicPr/>
                   </pic:nvPicPr>
                   <pic:blipFill>
-                    <a:blip r:embed="rId34"/>
+                    <a:blip r:embed="rId35"/>
                     <a:stretch>
                       <a:fillRect/>
                     </a:stretch>
@@ -6248,7 +6318,7 @@
                     <pic:cNvPicPr/>
                   </pic:nvPicPr>
                   <pic:blipFill>
-                    <a:blip r:embed="rId35"/>
+                    <a:blip r:embed="rId36"/>
                     <a:stretch>
                       <a:fillRect/>
                     </a:stretch>
@@ -6307,7 +6377,7 @@
                     <pic:cNvPicPr/>
                   </pic:nvPicPr>
                   <pic:blipFill>
-                    <a:blip r:embed="rId36"/>
+                    <a:blip r:embed="rId37"/>
                     <a:stretch>
                       <a:fillRect/>
                     </a:stretch>
@@ -6356,7 +6426,7 @@
                     <pic:cNvPicPr/>
                   </pic:nvPicPr>
                   <pic:blipFill>
-                    <a:blip r:embed="rId37"/>
+                    <a:blip r:embed="rId38"/>
                     <a:stretch>
                       <a:fillRect/>
                     </a:stretch>
@@ -6399,7 +6469,7 @@
                     <pic:cNvPicPr/>
                   </pic:nvPicPr>
                   <pic:blipFill>
-                    <a:blip r:embed="rId38"/>
+                    <a:blip r:embed="rId39"/>
                     <a:stretch>
                       <a:fillRect/>
                     </a:stretch>
@@ -6449,7 +6519,7 @@
                     <pic:cNvPicPr/>
                   </pic:nvPicPr>
                   <pic:blipFill>
-                    <a:blip r:embed="rId39"/>
+                    <a:blip r:embed="rId40"/>
                     <a:stretch>
                       <a:fillRect/>
                     </a:stretch>
@@ -6498,7 +6568,7 @@
                     <pic:cNvPicPr/>
                   </pic:nvPicPr>
                   <pic:blipFill>
-                    <a:blip r:embed="rId40"/>
+                    <a:blip r:embed="rId41"/>
                     <a:stretch>
                       <a:fillRect/>
                     </a:stretch>
@@ -6541,7 +6611,7 @@
                     <pic:cNvPicPr/>
                   </pic:nvPicPr>
                   <pic:blipFill>
-                    <a:blip r:embed="rId41"/>
+                    <a:blip r:embed="rId42"/>
                     <a:stretch>
                       <a:fillRect/>
                     </a:stretch>
@@ -6584,7 +6654,7 @@
                     <pic:cNvPicPr/>
                   </pic:nvPicPr>
                   <pic:blipFill>
-                    <a:blip r:embed="rId42"/>
+                    <a:blip r:embed="rId43"/>
                     <a:stretch>
                       <a:fillRect/>
                     </a:stretch>
@@ -6643,7 +6713,7 @@
                     <pic:cNvPicPr/>
                   </pic:nvPicPr>
                   <pic:blipFill>
-                    <a:blip r:embed="rId43"/>
+                    <a:blip r:embed="rId44"/>
                     <a:stretch>
                       <a:fillRect/>
                     </a:stretch>
@@ -6692,7 +6762,7 @@
                     <pic:cNvPicPr/>
                   </pic:nvPicPr>
                   <pic:blipFill>
-                    <a:blip r:embed="rId44"/>
+                    <a:blip r:embed="rId45"/>
                     <a:stretch>
                       <a:fillRect/>
                     </a:stretch>
@@ -7957,7 +8027,7 @@
                     <pic:cNvPicPr/>
                   </pic:nvPicPr>
                   <pic:blipFill>
-                    <a:blip r:embed="rId45"/>
+                    <a:blip r:embed="rId46"/>
                     <a:stretch>
                       <a:fillRect/>
                     </a:stretch>
@@ -8019,7 +8089,7 @@
                     <pic:cNvPicPr/>
                   </pic:nvPicPr>
                   <pic:blipFill>
-                    <a:blip r:embed="rId46"/>
+                    <a:blip r:embed="rId47"/>
                     <a:stretch>
                       <a:fillRect/>
                     </a:stretch>
@@ -8080,7 +8150,7 @@
                     <pic:cNvPicPr/>
                   </pic:nvPicPr>
                   <pic:blipFill>
-                    <a:blip r:embed="rId47"/>
+                    <a:blip r:embed="rId48"/>
                     <a:stretch>
                       <a:fillRect/>
                     </a:stretch>
@@ -8141,7 +8211,7 @@
                     <pic:cNvPicPr/>
                   </pic:nvPicPr>
                   <pic:blipFill>
-                    <a:blip r:embed="rId48"/>
+                    <a:blip r:embed="rId49"/>
                     <a:stretch>
                       <a:fillRect/>
                     </a:stretch>
@@ -8223,7 +8293,7 @@
                     <pic:cNvPicPr/>
                   </pic:nvPicPr>
                   <pic:blipFill>
-                    <a:blip r:embed="rId49"/>
+                    <a:blip r:embed="rId50"/>
                     <a:stretch>
                       <a:fillRect/>
                     </a:stretch>
@@ -8284,7 +8354,7 @@
                     <pic:cNvPicPr/>
                   </pic:nvPicPr>
                   <pic:blipFill>
-                    <a:blip r:embed="rId50"/>
+                    <a:blip r:embed="rId51"/>
                     <a:stretch>
                       <a:fillRect/>
                     </a:stretch>
@@ -8346,7 +8416,7 @@
                     <pic:cNvPicPr/>
                   </pic:nvPicPr>
                   <pic:blipFill>
-                    <a:blip r:embed="rId51"/>
+                    <a:blip r:embed="rId52"/>
                     <a:stretch>
                       <a:fillRect/>
                     </a:stretch>
@@ -8407,7 +8477,7 @@
                     <pic:cNvPicPr/>
                   </pic:nvPicPr>
                   <pic:blipFill>
-                    <a:blip r:embed="rId52"/>
+                    <a:blip r:embed="rId53"/>
                     <a:stretch>
                       <a:fillRect/>
                     </a:stretch>
@@ -8489,7 +8559,7 @@
                     <pic:cNvPicPr/>
                   </pic:nvPicPr>
                   <pic:blipFill>
-                    <a:blip r:embed="rId53"/>
+                    <a:blip r:embed="rId54"/>
                     <a:stretch>
                       <a:fillRect/>
                     </a:stretch>
@@ -8550,7 +8620,7 @@
                     <pic:cNvPicPr/>
                   </pic:nvPicPr>
                   <pic:blipFill>
-                    <a:blip r:embed="rId54"/>
+                    <a:blip r:embed="rId55"/>
                     <a:stretch>
                       <a:fillRect/>
                     </a:stretch>
@@ -8612,7 +8682,7 @@
                     <pic:cNvPicPr/>
                   </pic:nvPicPr>
                   <pic:blipFill>
-                    <a:blip r:embed="rId55"/>
+                    <a:blip r:embed="rId56"/>
                     <a:stretch>
                       <a:fillRect/>
                     </a:stretch>
@@ -8673,7 +8743,7 @@
                     <pic:cNvPicPr/>
                   </pic:nvPicPr>
                   <pic:blipFill>
-                    <a:blip r:embed="rId56"/>
+                    <a:blip r:embed="rId57"/>
                     <a:stretch>
                       <a:fillRect/>
                     </a:stretch>
@@ -8802,7 +8872,7 @@
       </w:r>
     </w:p>
     <w:sectPr>
-      <w:footerReference w:type="default" r:id="rId57"/>
+      <w:footerReference w:type="default" r:id="rId58"/>
       <w:pgSz w:w="12240" w:h="15840"/>
       <w:pgMar w:top="1080" w:right="1080" w:bottom="1080" w:left="1080" w:header="708" w:footer="708" w:gutter="0"/>
       <w:cols w:space="720"/>
@@ -8952,6 +9022,150 @@
     <w:p>
       <w:r>
         <w:continuationSeparator/>
+      </w:r>
+    </w:p>
+  </w:footnote>
+  <w:footnote w:id="1">
+    <w:p>
+      <w:pPr>
+        <w:pStyle w:val="FootnoteText"/>
+      </w:pPr>
+      <w:r>
+        <w:rPr>
+          <w:rStyle w:val="FootnoteReference"/>
+        </w:rPr>
+        <w:footnoteRef/>
+      </w:r>
+      <w:r>
+        <w:t xml:space="preserve"> </w:t>
+      </w:r>
+      <w:r>
+        <w:rPr>
+          <w:b/>
+          <w:bCs/>
+        </w:rPr>
+        <w:t>Interpretive statement</w:t>
+      </w:r>
+      <w:r>
+        <w:rPr>
+          <w:b/>
+          <w:bCs/>
+        </w:rPr>
+        <w:t xml:space="preserve">. </w:t>
+      </w:r>
+      <w:r>
+        <w:t>Consistent with empirical pattern but is not directly tested or quantitatively identified in the notebook.</w:t>
+      </w:r>
+    </w:p>
+  </w:footnote>
+  <w:footnote w:id="2">
+    <w:p>
+      <w:pPr>
+        <w:pStyle w:val="FootnoteText"/>
+      </w:pPr>
+      <w:r>
+        <w:rPr>
+          <w:rStyle w:val="FootnoteReference"/>
+        </w:rPr>
+        <w:footnoteRef/>
+      </w:r>
+      <w:r>
+        <w:t xml:space="preserve"> </w:t>
+      </w:r>
+      <w:r>
+        <w:rPr>
+          <w:b/>
+          <w:bCs/>
+        </w:rPr>
+        <w:t>Interpretive statement</w:t>
+      </w:r>
+      <w:r>
+        <w:t xml:space="preserve">. </w:t>
+      </w:r>
+      <w:r>
+        <w:t>The proposed explanation of the o</w:t>
+      </w:r>
+      <w:r>
+        <w:t>ptimizer</w:t>
+      </w:r>
+      <w:r>
+        <w:t>’s</w:t>
+      </w:r>
+      <w:r>
+        <w:t xml:space="preserve"> behavior</w:t>
+      </w:r>
+      <w:r>
+        <w:t xml:space="preserve"> is not directly tested or </w:t>
+      </w:r>
+      <w:r>
+        <w:t>causally identified</w:t>
+      </w:r>
+      <w:r>
+        <w:rPr>
+          <w:b/>
+          <w:bCs/>
+        </w:rPr>
+        <w:t xml:space="preserve"> </w:t>
+      </w:r>
+      <w:r>
+        <w:t>in the analysis.</w:t>
+      </w:r>
+    </w:p>
+  </w:footnote>
+  <w:footnote w:id="3">
+    <w:p>
+      <w:pPr>
+        <w:pStyle w:val="FootnoteText"/>
+      </w:pPr>
+      <w:r>
+        <w:rPr>
+          <w:rStyle w:val="FootnoteReference"/>
+        </w:rPr>
+        <w:footnoteRef/>
+      </w:r>
+      <w:r>
+        <w:t xml:space="preserve"> </w:t>
+      </w:r>
+      <w:r>
+        <w:rPr>
+          <w:b/>
+          <w:bCs/>
+        </w:rPr>
+        <w:t>Interpretive statement</w:t>
+      </w:r>
+      <w:r>
+        <w:t xml:space="preserve">. </w:t>
+      </w:r>
+      <w:r>
+        <w:t>The proposed explanation of the o</w:t>
+      </w:r>
+      <w:r>
+        <w:t>ptimizer</w:t>
+      </w:r>
+      <w:r>
+        <w:t>’s</w:t>
+      </w:r>
+      <w:r>
+        <w:t xml:space="preserve"> behavior</w:t>
+      </w:r>
+      <w:r>
+        <w:t xml:space="preserve"> </w:t>
+      </w:r>
+      <w:r>
+        <w:t xml:space="preserve">is not directly tested or </w:t>
+      </w:r>
+      <w:r>
+        <w:t>causally identified</w:t>
+      </w:r>
+      <w:r>
+        <w:rPr>
+          <w:b/>
+          <w:bCs/>
+        </w:rPr>
+        <w:t xml:space="preserve"> </w:t>
+      </w:r>
+      <w:r>
+        <w:t>in the analysis.</w:t>
       </w:r>
     </w:p>
   </w:footnote>
@@ -9653,6 +9867,59 @@
       <w:szCs w:val="20"/>
     </w:rPr>
   </w:style>
+  <w:style w:type="paragraph" w:styleId="Header">
+    <w:name w:val="header"/>
+    <w:basedOn w:val="Normal"/>
+    <w:link w:val="HeaderChar"/>
+    <w:uiPriority w:val="99"/>
+    <w:unhideWhenUsed/>
+    <w:rsid w:val="00A67196"/>
+    <w:pPr>
+      <w:tabs>
+        <w:tab w:val="center" w:pos="4680"/>
+        <w:tab w:val="right" w:pos="9360"/>
+      </w:tabs>
+    </w:pPr>
+  </w:style>
+  <w:style w:type="character" w:customStyle="1" w:styleId="HeaderChar">
+    <w:name w:val="Header Char"/>
+    <w:basedOn w:val="DefaultParagraphFont"/>
+    <w:link w:val="Header"/>
+    <w:uiPriority w:val="99"/>
+    <w:rsid w:val="00A67196"/>
+  </w:style>
+  <w:style w:type="paragraph" w:styleId="Footer">
+    <w:name w:val="footer"/>
+    <w:basedOn w:val="Normal"/>
+    <w:link w:val="FooterChar"/>
+    <w:uiPriority w:val="99"/>
+    <w:unhideWhenUsed/>
+    <w:rsid w:val="00A67196"/>
+    <w:pPr>
+      <w:tabs>
+        <w:tab w:val="center" w:pos="4680"/>
+        <w:tab w:val="right" w:pos="9360"/>
+      </w:tabs>
+    </w:pPr>
+  </w:style>
+  <w:style w:type="character" w:customStyle="1" w:styleId="FooterChar">
+    <w:name w:val="Footer Char"/>
+    <w:basedOn w:val="DefaultParagraphFont"/>
+    <w:link w:val="Footer"/>
+    <w:uiPriority w:val="99"/>
+    <w:rsid w:val="00A67196"/>
+  </w:style>
+  <w:style w:type="character" w:styleId="Strong">
+    <w:name w:val="Strong"/>
+    <w:basedOn w:val="DefaultParagraphFont"/>
+    <w:uiPriority w:val="22"/>
+    <w:qFormat/>
+    <w:rsid w:val="00B47F70"/>
+    <w:rPr>
+      <w:b/>
+      <w:bCs/>
+    </w:rPr>
+  </w:style>
 </w:styles>
 </file>
 
@@ -9969,4 +10236,16 @@
     </a:ext>
   </a:extLst>
 </a:theme>
+</file>
+
+<file path=customXml/item1.xml><?xml version="1.0" encoding="utf-8"?>
+<b:Sources xmlns:b="http://schemas.openxmlformats.org/officeDocument/2006/bibliography" xmlns="http://schemas.openxmlformats.org/officeDocument/2006/bibliography" SelectedStyle="/APASixthEditionOfficeOnline.xsl" StyleName="APA" Version="6"/>
+</file>
+
+<file path=customXml/itemProps1.xml><?xml version="1.0" encoding="utf-8"?>
+<ds:datastoreItem xmlns:ds="http://schemas.openxmlformats.org/officeDocument/2006/customXml" ds:itemID="{5E6270B3-4CCD-004B-BF73-92C0EFFF9ED7}">
+  <ds:schemaRefs>
+    <ds:schemaRef ds:uri="http://schemas.openxmlformats.org/officeDocument/2006/bibliography"/>
+  </ds:schemaRefs>
+</ds:datastoreItem>
 </file>
--- a/docs/MarketStructure_Report.docx
+++ b/docs/MarketStructure_Report.docx
@@ -4627,19 +4627,8 @@
     </w:p>
     <w:p>
       <w:pPr>
-        <w:pageBreakBefore/>
-      </w:pPr>
-      <w:r>
-        <w:lastRenderedPageBreak/>
-        <w:t>Minimum</w:t>
-      </w:r>
-    </w:p>
-    <w:p>
-      <w:pPr>
         <w:pStyle w:val="Heading1"/>
         <w:spacing w:before="260" w:after="120"/>
-      </w:pPr>
-      <w:r>
         <w:rPr>
           <w:b/>
           <w:bCs/>
@@ -4647,6 +4636,74 @@
           <w:sz w:val="27"/>
           <w:szCs w:val="27"/>
         </w:rPr>
+      </w:pPr>
+    </w:p>
+    <w:p>
+      <w:pPr>
+        <w:pStyle w:val="Heading1"/>
+        <w:spacing w:before="260" w:after="120"/>
+        <w:rPr>
+          <w:b/>
+          <w:bCs/>
+          <w:color w:val="000000"/>
+          <w:sz w:val="27"/>
+          <w:szCs w:val="27"/>
+        </w:rPr>
+      </w:pPr>
+    </w:p>
+    <w:p>
+      <w:pPr>
+        <w:pStyle w:val="Heading1"/>
+        <w:spacing w:before="260" w:after="120"/>
+        <w:rPr>
+          <w:b/>
+          <w:bCs/>
+          <w:color w:val="000000"/>
+          <w:sz w:val="27"/>
+          <w:szCs w:val="27"/>
+        </w:rPr>
+      </w:pPr>
+    </w:p>
+    <w:p>
+      <w:pPr>
+        <w:pStyle w:val="Heading1"/>
+        <w:spacing w:before="260" w:after="120"/>
+        <w:rPr>
+          <w:b/>
+          <w:bCs/>
+          <w:color w:val="000000"/>
+          <w:sz w:val="27"/>
+          <w:szCs w:val="27"/>
+        </w:rPr>
+      </w:pPr>
+    </w:p>
+    <w:p>
+      <w:pPr>
+        <w:pStyle w:val="Heading1"/>
+        <w:spacing w:before="260" w:after="120"/>
+        <w:rPr>
+          <w:b/>
+          <w:bCs/>
+          <w:color w:val="000000"/>
+          <w:sz w:val="27"/>
+          <w:szCs w:val="27"/>
+        </w:rPr>
+      </w:pPr>
+    </w:p>
+    <w:p>
+      <w:pPr>
+        <w:pStyle w:val="Heading1"/>
+        <w:spacing w:before="260" w:after="120"/>
+      </w:pPr>
+      <w:r>
+        <w:rPr>
+          <w:b/>
+          <w:bCs/>
+          <w:color w:val="000000"/>
+          <w:sz w:val="27"/>
+          <w:szCs w:val="27"/>
+        </w:rPr>
+        <w:lastRenderedPageBreak/>
         <w:t>Appendix A. Implementation choices</w:t>
       </w:r>
     </w:p>
@@ -6147,7 +6204,6 @@
         <w:rPr>
           <w:noProof/>
         </w:rPr>
-        <w:lastRenderedPageBreak/>
         <w:drawing>
           <wp:inline distT="0" distB="0" distL="0" distR="0" wp14:anchorId="7032E6DE" wp14:editId="6BCFD4B9">
             <wp:extent cx="895350" cy="266700"/>
@@ -6210,6 +6266,7 @@
         <w:rPr>
           <w:noProof/>
         </w:rPr>
+        <w:lastRenderedPageBreak/>
         <w:drawing>
           <wp:inline distT="0" distB="0" distL="0" distR="0" wp14:anchorId="1F20A3A3" wp14:editId="42326361">
             <wp:extent cx="1457325" cy="266700"/>
@@ -9080,10 +9137,7 @@
         <w:t>Interpretive statement</w:t>
       </w:r>
       <w:r>
-        <w:t xml:space="preserve">. </w:t>
-      </w:r>
-      <w:r>
-        <w:t>The proposed explanation of the o</w:t>
+        <w:t>. The proposed explanation of the o</w:t>
       </w:r>
       <w:r>
         <w:t>ptimizer</w:t>
@@ -10243,7 +10297,7 @@
 </file>
 
 <file path=customXml/itemProps1.xml><?xml version="1.0" encoding="utf-8"?>
-<ds:datastoreItem xmlns:ds="http://schemas.openxmlformats.org/officeDocument/2006/customXml" ds:itemID="{5E6270B3-4CCD-004B-BF73-92C0EFFF9ED7}">
+<ds:datastoreItem xmlns:ds="http://schemas.openxmlformats.org/officeDocument/2006/customXml" ds:itemID="{972E2CE1-5556-024C-A048-F2BB78953324}">
   <ds:schemaRefs>
     <ds:schemaRef ds:uri="http://schemas.openxmlformats.org/officeDocument/2006/bibliography"/>
   </ds:schemaRefs>

--- a/docs/MarketStructure_Report.docx
+++ b/docs/MarketStructure_Report.docx
@@ -433,7 +433,21 @@
           <w:b/>
           <w:bCs/>
         </w:rPr>
-        <w:t>Entropy-based ENB (Meucci, 2010):</w:t>
+        <w:t>Entropy-based ENB (Meucci, 20</w:t>
+      </w:r>
+      <w:r>
+        <w:rPr>
+          <w:b/>
+          <w:bCs/>
+        </w:rPr>
+        <w:t>09</w:t>
+      </w:r>
+      <w:r>
+        <w:rPr>
+          <w:b/>
+          <w:bCs/>
+        </w:rPr>
+        <w:t>):</w:t>
       </w:r>
     </w:p>
     <w:p>
@@ -1183,12 +1197,6 @@
         <w:gridCol w:w="900"/>
       </w:tblGrid>
       <w:tr>
-        <w:tblPrEx>
-          <w:tblCellMar>
-            <w:top w:w="0" w:type="dxa"/>
-            <w:bottom w:w="0" w:type="dxa"/>
-          </w:tblCellMar>
-        </w:tblPrEx>
         <w:trPr>
           <w:tblHeader/>
         </w:trPr>
@@ -1390,12 +1398,6 @@
         </w:tc>
       </w:tr>
       <w:tr>
-        <w:tblPrEx>
-          <w:tblCellMar>
-            <w:top w:w="0" w:type="dxa"/>
-            <w:bottom w:w="0" w:type="dxa"/>
-          </w:tblCellMar>
-        </w:tblPrEx>
         <w:tc>
           <w:tcPr>
             <w:tcW w:w="2400" w:type="dxa"/>
@@ -1547,12 +1549,6 @@
         </w:tc>
       </w:tr>
       <w:tr>
-        <w:tblPrEx>
-          <w:tblCellMar>
-            <w:top w:w="0" w:type="dxa"/>
-            <w:bottom w:w="0" w:type="dxa"/>
-          </w:tblCellMar>
-        </w:tblPrEx>
         <w:tc>
           <w:tcPr>
             <w:tcW w:w="2400" w:type="dxa"/>
@@ -1709,12 +1705,6 @@
         </w:tc>
       </w:tr>
       <w:tr>
-        <w:tblPrEx>
-          <w:tblCellMar>
-            <w:top w:w="0" w:type="dxa"/>
-            <w:bottom w:w="0" w:type="dxa"/>
-          </w:tblCellMar>
-        </w:tblPrEx>
         <w:tc>
           <w:tcPr>
             <w:tcW w:w="2400" w:type="dxa"/>
@@ -1866,12 +1856,6 @@
         </w:tc>
       </w:tr>
       <w:tr>
-        <w:tblPrEx>
-          <w:tblCellMar>
-            <w:top w:w="0" w:type="dxa"/>
-            <w:bottom w:w="0" w:type="dxa"/>
-          </w:tblCellMar>
-        </w:tblPrEx>
         <w:tc>
           <w:tcPr>
             <w:tcW w:w="2400" w:type="dxa"/>
@@ -2028,12 +2012,6 @@
         </w:tc>
       </w:tr>
       <w:tr>
-        <w:tblPrEx>
-          <w:tblCellMar>
-            <w:top w:w="0" w:type="dxa"/>
-            <w:bottom w:w="0" w:type="dxa"/>
-          </w:tblCellMar>
-        </w:tblPrEx>
         <w:tc>
           <w:tcPr>
             <w:tcW w:w="2400" w:type="dxa"/>
@@ -2379,12 +2357,6 @@
         <w:gridCol w:w="1450"/>
       </w:tblGrid>
       <w:tr>
-        <w:tblPrEx>
-          <w:tblCellMar>
-            <w:top w:w="0" w:type="dxa"/>
-            <w:bottom w:w="0" w:type="dxa"/>
-          </w:tblCellMar>
-        </w:tblPrEx>
         <w:trPr>
           <w:tblHeader/>
         </w:trPr>
@@ -2588,12 +2560,6 @@
         </w:tc>
       </w:tr>
       <w:tr>
-        <w:tblPrEx>
-          <w:tblCellMar>
-            <w:top w:w="0" w:type="dxa"/>
-            <w:bottom w:w="0" w:type="dxa"/>
-          </w:tblCellMar>
-        </w:tblPrEx>
         <w:tc>
           <w:tcPr>
             <w:tcW w:w="2500" w:type="dxa"/>
@@ -2775,12 +2741,6 @@
         </w:tc>
       </w:tr>
       <w:tr>
-        <w:tblPrEx>
-          <w:tblCellMar>
-            <w:top w:w="0" w:type="dxa"/>
-            <w:bottom w:w="0" w:type="dxa"/>
-          </w:tblCellMar>
-        </w:tblPrEx>
         <w:tc>
           <w:tcPr>
             <w:tcW w:w="2500" w:type="dxa"/>
@@ -2968,12 +2928,6 @@
         </w:tc>
       </w:tr>
       <w:tr>
-        <w:tblPrEx>
-          <w:tblCellMar>
-            <w:top w:w="0" w:type="dxa"/>
-            <w:bottom w:w="0" w:type="dxa"/>
-          </w:tblCellMar>
-        </w:tblPrEx>
         <w:tc>
           <w:tcPr>
             <w:tcW w:w="2500" w:type="dxa"/>
@@ -3155,12 +3109,6 @@
         </w:tc>
       </w:tr>
       <w:tr>
-        <w:tblPrEx>
-          <w:tblCellMar>
-            <w:top w:w="0" w:type="dxa"/>
-            <w:bottom w:w="0" w:type="dxa"/>
-          </w:tblCellMar>
-        </w:tblPrEx>
         <w:tc>
           <w:tcPr>
             <w:tcW w:w="2500" w:type="dxa"/>
@@ -3348,12 +3296,6 @@
         </w:tc>
       </w:tr>
       <w:tr>
-        <w:tblPrEx>
-          <w:tblCellMar>
-            <w:top w:w="0" w:type="dxa"/>
-            <w:bottom w:w="0" w:type="dxa"/>
-          </w:tblCellMar>
-        </w:tblPrEx>
         <w:tc>
           <w:tcPr>
             <w:tcW w:w="2500" w:type="dxa"/>
@@ -3583,12 +3525,6 @@
         <w:gridCol w:w="1550"/>
       </w:tblGrid>
       <w:tr>
-        <w:tblPrEx>
-          <w:tblCellMar>
-            <w:top w:w="0" w:type="dxa"/>
-            <w:bottom w:w="0" w:type="dxa"/>
-          </w:tblCellMar>
-        </w:tblPrEx>
         <w:trPr>
           <w:tblHeader/>
         </w:trPr>
@@ -3727,12 +3663,6 @@
         </w:tc>
       </w:tr>
       <w:tr>
-        <w:tblPrEx>
-          <w:tblCellMar>
-            <w:top w:w="0" w:type="dxa"/>
-            <w:bottom w:w="0" w:type="dxa"/>
-          </w:tblCellMar>
-        </w:tblPrEx>
         <w:tc>
           <w:tcPr>
             <w:tcW w:w="2500" w:type="dxa"/>
@@ -3854,12 +3784,6 @@
         </w:tc>
       </w:tr>
       <w:tr>
-        <w:tblPrEx>
-          <w:tblCellMar>
-            <w:top w:w="0" w:type="dxa"/>
-            <w:bottom w:w="0" w:type="dxa"/>
-          </w:tblCellMar>
-        </w:tblPrEx>
         <w:tc>
           <w:tcPr>
             <w:tcW w:w="2500" w:type="dxa"/>
@@ -3985,12 +3909,6 @@
         </w:tc>
       </w:tr>
       <w:tr>
-        <w:tblPrEx>
-          <w:tblCellMar>
-            <w:top w:w="0" w:type="dxa"/>
-            <w:bottom w:w="0" w:type="dxa"/>
-          </w:tblCellMar>
-        </w:tblPrEx>
         <w:tc>
           <w:tcPr>
             <w:tcW w:w="2500" w:type="dxa"/>
@@ -4112,12 +4030,6 @@
         </w:tc>
       </w:tr>
       <w:tr>
-        <w:tblPrEx>
-          <w:tblCellMar>
-            <w:top w:w="0" w:type="dxa"/>
-            <w:bottom w:w="0" w:type="dxa"/>
-          </w:tblCellMar>
-        </w:tblPrEx>
         <w:tc>
           <w:tcPr>
             <w:tcW w:w="2500" w:type="dxa"/>
@@ -4243,12 +4155,6 @@
         </w:tc>
       </w:tr>
       <w:tr>
-        <w:tblPrEx>
-          <w:tblCellMar>
-            <w:top w:w="0" w:type="dxa"/>
-            <w:bottom w:w="0" w:type="dxa"/>
-          </w:tblCellMar>
-        </w:tblPrEx>
         <w:tc>
           <w:tcPr>
             <w:tcW w:w="2500" w:type="dxa"/>
@@ -4449,7 +4355,7 @@
           <w:sz w:val="18"/>
           <w:szCs w:val="18"/>
         </w:rPr>
-        <w:t>Figure 5. Entropy-ENB indexed to 100 at each episode's key date, at matched trading-day checkpoints (−21, −5, 0, 5, 21, 63). Full continuous event studies for each episode are in Appendix E.</w:t>
+        <w:t>Figure 5. Event-study comparison of entropy-ENB across three crises, indexed to 100 at each episode's key date. Minimum variance (left) and maximum diversification (right); the other three portfolios are omitted here for scale and shown individually in Appendix E.</w:t>
       </w:r>
     </w:p>
     <w:p>
@@ -4487,7 +4393,7 @@
         <w:t xml:space="preserve">. The break, when it came, was sudden and severe: entropy-ENB for minimum variance and maximum diversification fell 74% and 55% respectively in the six weeks around Lehman's 15 September bankruptcy (Table 3), and unlike the other two episodes, neither portfolio had recovered even half its pre-crisis level three months later (Figure 5). The absorption ratio kept climbing for nearly three months after Lehman, and the minimum-variance optimizer's holdings followed the same delayed pattern, bottoming at just 13 names in </w:t>
       </w:r>
       <w:r>
-        <w:t>early</w:t>
+        <w:t>late</w:t>
       </w:r>
       <w:r>
         <w:t xml:space="preserve"> December. The GFC's damage was not only the deepest of the three episodes, but the only one that hadn't started healing by the end of its own acute window.</w:t>
@@ -4521,10 +4427,7 @@
         <w:t xml:space="preserve">. The analogy breaks down on depth and recovery, however. The collapse was GFC-deep (entropy-ENB fell 70% and 71% for minimum variance and maximum diversification, Table 3) rather than tariff-shallow, and </w:t>
       </w:r>
       <w:r>
-        <w:t>m</w:t>
-      </w:r>
-      <w:r>
-        <w:t xml:space="preserve">inimum variance's rebound overshot dramatically, climbing to 5.7x </w:t>
+        <w:t xml:space="preserve">minimum variance's rebound overshot dramatically, climbing to 5.7x </w:t>
       </w:r>
       <w:r>
         <w:t xml:space="preserve">the declaration date </w:t>
@@ -4730,12 +4633,6 @@
         <w:gridCol w:w="2700"/>
       </w:tblGrid>
       <w:tr>
-        <w:tblPrEx>
-          <w:tblCellMar>
-            <w:top w:w="0" w:type="dxa"/>
-            <w:bottom w:w="0" w:type="dxa"/>
-          </w:tblCellMar>
-        </w:tblPrEx>
         <w:trPr>
           <w:tblHeader/>
         </w:trPr>
@@ -4840,12 +4737,6 @@
         </w:tc>
       </w:tr>
       <w:tr>
-        <w:tblPrEx>
-          <w:tblCellMar>
-            <w:top w:w="0" w:type="dxa"/>
-            <w:bottom w:w="0" w:type="dxa"/>
-          </w:tblCellMar>
-        </w:tblPrEx>
         <w:tc>
           <w:tcPr>
             <w:tcW w:w="1800" w:type="dxa"/>
@@ -4937,12 +4828,6 @@
         </w:tc>
       </w:tr>
       <w:tr>
-        <w:tblPrEx>
-          <w:tblCellMar>
-            <w:top w:w="0" w:type="dxa"/>
-            <w:bottom w:w="0" w:type="dxa"/>
-          </w:tblCellMar>
-        </w:tblPrEx>
         <w:tc>
           <w:tcPr>
             <w:tcW w:w="1800" w:type="dxa"/>
@@ -5046,12 +4931,6 @@
         </w:tc>
       </w:tr>
       <w:tr>
-        <w:tblPrEx>
-          <w:tblCellMar>
-            <w:top w:w="0" w:type="dxa"/>
-            <w:bottom w:w="0" w:type="dxa"/>
-          </w:tblCellMar>
-        </w:tblPrEx>
         <w:tc>
           <w:tcPr>
             <w:tcW w:w="1800" w:type="dxa"/>
@@ -5143,12 +5022,6 @@
         </w:tc>
       </w:tr>
       <w:tr>
-        <w:tblPrEx>
-          <w:tblCellMar>
-            <w:top w:w="0" w:type="dxa"/>
-            <w:bottom w:w="0" w:type="dxa"/>
-          </w:tblCellMar>
-        </w:tblPrEx>
         <w:tc>
           <w:tcPr>
             <w:tcW w:w="1800" w:type="dxa"/>
@@ -5275,12 +5148,6 @@
         </w:tc>
       </w:tr>
       <w:tr>
-        <w:tblPrEx>
-          <w:tblCellMar>
-            <w:top w:w="0" w:type="dxa"/>
-            <w:bottom w:w="0" w:type="dxa"/>
-          </w:tblCellMar>
-        </w:tblPrEx>
         <w:tc>
           <w:tcPr>
             <w:tcW w:w="1800" w:type="dxa"/>
@@ -5372,12 +5239,6 @@
         </w:tc>
       </w:tr>
       <w:tr>
-        <w:tblPrEx>
-          <w:tblCellMar>
-            <w:top w:w="0" w:type="dxa"/>
-            <w:bottom w:w="0" w:type="dxa"/>
-          </w:tblCellMar>
-        </w:tblPrEx>
         <w:tc>
           <w:tcPr>
             <w:tcW w:w="1800" w:type="dxa"/>
@@ -6889,12 +6750,6 @@
         <w:gridCol w:w="1500"/>
       </w:tblGrid>
       <w:tr>
-        <w:tblPrEx>
-          <w:tblCellMar>
-            <w:top w:w="0" w:type="dxa"/>
-            <w:bottom w:w="0" w:type="dxa"/>
-          </w:tblCellMar>
-        </w:tblPrEx>
         <w:trPr>
           <w:tblHeader/>
         </w:trPr>
@@ -7065,12 +6920,6 @@
         </w:tc>
       </w:tr>
       <w:tr>
-        <w:tblPrEx>
-          <w:tblCellMar>
-            <w:top w:w="0" w:type="dxa"/>
-            <w:bottom w:w="0" w:type="dxa"/>
-          </w:tblCellMar>
-        </w:tblPrEx>
         <w:tc>
           <w:tcPr>
             <w:tcW w:w="1550" w:type="dxa"/>
@@ -7231,12 +7080,6 @@
         </w:tc>
       </w:tr>
       <w:tr>
-        <w:tblPrEx>
-          <w:tblCellMar>
-            <w:top w:w="0" w:type="dxa"/>
-            <w:bottom w:w="0" w:type="dxa"/>
-          </w:tblCellMar>
-        </w:tblPrEx>
         <w:tc>
           <w:tcPr>
             <w:tcW w:w="1550" w:type="dxa"/>
@@ -7402,12 +7245,6 @@
         </w:tc>
       </w:tr>
       <w:tr>
-        <w:tblPrEx>
-          <w:tblCellMar>
-            <w:top w:w="0" w:type="dxa"/>
-            <w:bottom w:w="0" w:type="dxa"/>
-          </w:tblCellMar>
-        </w:tblPrEx>
         <w:tc>
           <w:tcPr>
             <w:tcW w:w="1550" w:type="dxa"/>
@@ -7577,12 +7414,6 @@
         </w:tc>
       </w:tr>
       <w:tr>
-        <w:tblPrEx>
-          <w:tblCellMar>
-            <w:top w:w="0" w:type="dxa"/>
-            <w:bottom w:w="0" w:type="dxa"/>
-          </w:tblCellMar>
-        </w:tblPrEx>
         <w:tc>
           <w:tcPr>
             <w:tcW w:w="1550" w:type="dxa"/>
@@ -7764,12 +7595,6 @@
         </w:tc>
       </w:tr>
       <w:tr>
-        <w:tblPrEx>
-          <w:tblCellMar>
-            <w:top w:w="0" w:type="dxa"/>
-            <w:bottom w:w="0" w:type="dxa"/>
-          </w:tblCellMar>
-        </w:tblPrEx>
         <w:tc>
           <w:tcPr>
             <w:tcW w:w="1550" w:type="dxa"/>
@@ -8926,6 +8751,15 @@
       <w:proofErr w:type="spellEnd"/>
       <w:r>
         <w:t>, O., &amp; Wolf, M. (2004). Honey, I Shrunk the Sample Covariance Matrix. Journal of Portfolio Management, 30(4), 110–119.</w:t>
+      </w:r>
+    </w:p>
+    <w:p>
+      <w:pPr>
+        <w:spacing w:after="100" w:line="276" w:lineRule="auto"/>
+        <w:jc w:val="both"/>
+      </w:pPr>
+      <w:r>
+        <w:t>Spinu, F. (2013). An Algorithm for Computing Risk Parity Weights. Available at SSRN: ssrn.com/abstract=2297383.</w:t>
       </w:r>
     </w:p>
     <w:sectPr>
